--- a/rsp-audit/RSP_gov_kz_Audit_Report.docx
+++ b/rsp-audit/RSP_gov_kz_Audit_Report.docx
@@ -4,7 +4,7 @@
   <w:body>
     <w:p>
       <w:pPr>
-        <w:spacing w:after="120" w:before="1200"/>
+        <w:spacing w:after="120" w:before="1000"/>
         <w:jc w:val="center"/>
       </w:pPr>
       <w:r>
@@ -20,7 +20,7 @@
     </w:p>
     <w:p>
       <w:pPr>
-        <w:spacing w:after="400"/>
+        <w:spacing w:after="360"/>
         <w:jc w:val="center"/>
       </w:pPr>
       <w:r>
@@ -48,7 +48,7 @@
     </w:p>
     <w:p>
       <w:pPr>
-        <w:spacing w:after="600"/>
+        <w:spacing w:after="360"/>
         <w:jc w:val="center"/>
       </w:pPr>
       <w:r>
@@ -58,6 +58,22 @@
           <w:szCs w:val="26"/>
         </w:rPr>
         <w:t xml:space="preserve">https://rsp.gov.kz</w:t>
+      </w:r>
+    </w:p>
+    <w:p>
+      <w:pPr>
+        <w:spacing w:after="120"/>
+        <w:jc w:val="center"/>
+      </w:pPr>
+      <w:r>
+        <w:rPr>
+          <w:i/>
+          <w:iCs/>
+          <w:color w:val="B26A00"/>
+          <w:sz w:val="20"/>
+          <w:szCs w:val="20"/>
+        </w:rPr>
+        <w:t xml:space="preserve">Редакция 2 — добавлен раздел информационной безопасности и сравнение с независимыми заключениями (Gemini, Qwen)</w:t>
       </w:r>
     </w:p>
     <w:p>
@@ -513,7 +529,7 @@
                 <w:sz w:val="18"/>
                 <w:szCs w:val="18"/>
               </w:rPr>
-              <w:t xml:space="preserve">80 карточек регуляторных актов (стр. 1–8) + целевые поисковые запросы; проверено более 20 различных документов (кодексы, законы, подзаконные акты)</w:t>
+              <w:t xml:space="preserve">80 карточек регуляторных актов (стр. 1–8) + целевые поисковые запросы + разделы-суб-реестры; проверено более 20 различных документов</w:t>
             </w:r>
           </w:p>
         </w:tc>
@@ -537,7 +553,7 @@
           <w:sz w:val="22"/>
           <w:szCs w:val="22"/>
         </w:rPr>
-        <w:t xml:space="preserve">При работе через сетевой шлюз аудита Chromium по умолчанию не устанавливал TLS-соединение (сброс на этапе TLS 1.3 ClientHello — ERR_CONNECTION_RESET). Диагностика через net-log показала причиной крупный постквантовый ClientHello. Решение — принудительное ограничение --ssl-version-max=tls1.2. Это особенность среды аудита, а не дефект портала.</w:t>
+        <w:t xml:space="preserve">При работе через сетевой шлюз аудита Chromium по умолчанию не устанавливал TLS-соединение (сброс на TLS 1.3 ClientHello — ERR_CONNECTION_RESET). Диагностика через net-log показала причиной крупный постквантовый ClientHello. Решение — ограничение --ssl-version-max=tls1.2. Это особенность среды аудита, а не дефект портала.</w:t>
       </w:r>
     </w:p>
     <w:p>
@@ -808,8 +824,10 @@
             </w:pPr>
             <w:r>
               <w:rPr>
-                <w:sz w:val="18"/>
-                <w:szCs w:val="18"/>
+                <w:b/>
+                <w:bCs/>
+                <w:sz w:val="22"/>
+                <w:szCs w:val="22"/>
               </w:rPr>
               <w:t xml:space="preserve">Классический серверный рендеринг (SSR), НЕ SPA</w:t>
             </w:r>
@@ -932,7 +950,7 @@
                 <w:sz w:val="18"/>
                 <w:szCs w:val="18"/>
               </w:rPr>
-              <w:t xml:space="preserve">Маршрутизация</w:t>
+              <w:t xml:space="preserve">Разработчик</w:t>
             </w:r>
           </w:p>
         </w:tc>
@@ -955,7 +973,7 @@
                 <w:sz w:val="18"/>
                 <w:szCs w:val="18"/>
               </w:rPr>
-              <w:t xml:space="preserve">Серверная (/ru, /ru?page=N, /ru/search?q=)</w:t>
+              <w:t xml:space="preserve">SoftDeCo (раскрыт в HTML-комментарии — см. раздел 5)</w:t>
             </w:r>
           </w:p>
         </w:tc>
@@ -980,7 +998,7 @@
                 <w:sz w:val="18"/>
                 <w:szCs w:val="18"/>
               </w:rPr>
-              <w:t xml:space="preserve">Локализация</w:t>
+              <w:t xml:space="preserve">Маршрутизация</w:t>
             </w:r>
           </w:p>
         </w:tc>
@@ -1003,7 +1021,55 @@
                 <w:sz w:val="18"/>
                 <w:szCs w:val="18"/>
               </w:rPr>
-              <w:t xml:space="preserve">/ → 302 → /kz; переключатель RU/KZ</w:t>
+              <w:t xml:space="preserve">Серверная (/ru, /ru?page=N, /ru/search?q=)</w:t>
+            </w:r>
+          </w:p>
+        </w:tc>
+      </w:tr>
+      <w:tr>
+        <w:tc>
+          <w:tcPr>
+            <w:tcW w:type="dxa" w:w="3200"/>
+            <w:tcMar>
+              <w:top w:type="dxa" w:w="40"/>
+              <w:left w:type="dxa" w:w="80"/>
+              <w:bottom w:type="dxa" w:w="40"/>
+              <w:right w:type="dxa" w:w="80"/>
+            </w:tcMar>
+          </w:tcPr>
+          <w:p>
+            <w:pPr>
+              <w:jc w:val="left"/>
+            </w:pPr>
+            <w:r>
+              <w:rPr>
+                <w:sz w:val="18"/>
+                <w:szCs w:val="18"/>
+              </w:rPr>
+              <w:t xml:space="preserve">Служебные эндпоинты</w:t>
+            </w:r>
+          </w:p>
+        </w:tc>
+        <w:tc>
+          <w:tcPr>
+            <w:tcW w:type="dxa" w:w="5400"/>
+            <w:tcMar>
+              <w:top w:type="dxa" w:w="40"/>
+              <w:left w:type="dxa" w:w="80"/>
+              <w:bottom w:type="dxa" w:w="40"/>
+              <w:right w:type="dxa" w:w="80"/>
+            </w:tcMar>
+          </w:tcPr>
+          <w:p>
+            <w:pPr>
+              <w:jc w:val="left"/>
+            </w:pPr>
+            <w:r>
+              <w:rPr>
+                <w:sz w:val="18"/>
+                <w:szCs w:val="18"/>
+              </w:rPr>
+              <w:t xml:space="preserve">/ru/login (вход госорганов — ЭЦП/NCALayer/QR/FaceID/eGov), /ru/certificate (справка о категории с ЭЦП)</w:t>
             </w:r>
           </w:p>
         </w:tc>
@@ -1027,7 +1093,7 @@
           <w:sz w:val="22"/>
           <w:szCs w:val="22"/>
         </w:rPr>
-        <w:t xml:space="preserve">Портал объединяет несколько независимых реестров. Дефект относится только к разделу «Регуляторные акты» (собственно реестр требований); прочие реестры внутренних IP-ссылок не содержат.</w:t>
+        <w:t xml:space="preserve">Портал объединяет несколько независимых реестров. Дефект внутренних IP относится только к разделу «Регуляторные акты»; прочие реестры внутренних IP-ссылок не содержат.</w:t>
       </w:r>
     </w:p>
     <w:tbl>
@@ -1226,7 +1292,7 @@
                 <w:sz w:val="18"/>
                 <w:szCs w:val="18"/>
               </w:rPr>
-              <w:t xml:space="preserve">Проверки бизнеса</w:t>
+              <w:t xml:space="preserve">Проверки бизнеса (/plan)</w:t>
             </w:r>
           </w:p>
         </w:tc>
@@ -1297,7 +1363,7 @@
                 <w:sz w:val="18"/>
                 <w:szCs w:val="18"/>
               </w:rPr>
-              <w:t xml:space="preserve">РСП (субъекты предпр.)</w:t>
+              <w:t xml:space="preserve">РСП — субъекты предпр. (/rsp)</w:t>
             </w:r>
           </w:p>
         </w:tc>
@@ -1343,7 +1409,7 @@
                 <w:sz w:val="18"/>
                 <w:szCs w:val="18"/>
               </w:rPr>
-              <w:t xml:space="preserve">Отдельный реестр</w:t>
+              <w:t xml:space="preserve">Отдельный реестр (см. раздел 5.2)</w:t>
             </w:r>
           </w:p>
         </w:tc>
@@ -1368,7 +1434,7 @@
                 <w:sz w:val="18"/>
                 <w:szCs w:val="18"/>
               </w:rPr>
-              <w:t xml:space="preserve">РССП (соц. предпр.)</w:t>
+              <w:t xml:space="preserve">РССП — соц. предпр. (/rssp)</w:t>
             </w:r>
           </w:p>
         </w:tc>
@@ -1439,7 +1505,7 @@
                 <w:sz w:val="18"/>
                 <w:szCs w:val="18"/>
               </w:rPr>
-              <w:t xml:space="preserve">РСРО (саморег. орг.)</w:t>
+              <w:t xml:space="preserve">РСРО — саморег. орг. (/organizations)</w:t>
             </w:r>
           </w:p>
         </w:tc>
@@ -1510,7 +1576,7 @@
                 <w:sz w:val="18"/>
                 <w:szCs w:val="18"/>
               </w:rPr>
-              <w:t xml:space="preserve">РДПО (доверенное ПО)</w:t>
+              <w:t xml:space="preserve">РДПО — доверенное ПО (/rdpo)</w:t>
             </w:r>
           </w:p>
         </w:tc>
@@ -1581,7 +1647,7 @@
                 <w:sz w:val="18"/>
                 <w:szCs w:val="18"/>
               </w:rPr>
-              <w:t xml:space="preserve">РМГП (меры господдержки)</w:t>
+              <w:t xml:space="preserve">РМГП — меры господдержки (/rmgp)</w:t>
             </w:r>
           </w:p>
         </w:tc>
@@ -1652,7 +1718,7 @@
                 <w:sz w:val="18"/>
                 <w:szCs w:val="18"/>
               </w:rPr>
-              <w:t xml:space="preserve">РНПО (неправит. орг.)</w:t>
+              <w:t xml:space="preserve">РНПО — неправит. орг. (/rnpo)</w:t>
             </w:r>
           </w:p>
         </w:tc>
@@ -1722,7 +1788,7 @@
           <w:sz w:val="22"/>
           <w:szCs w:val="22"/>
         </w:rPr>
-        <w:t xml:space="preserve">Раздел «Регуляторные акты» хранит только: (1) наименование акта, (2) метку статуса, (3) гиперссылку на текст акта во внешней системе. Сам текст обязательных требований в реестре не хранится.</w:t>
+        <w:t xml:space="preserve">Раздел «Регуляторные акты» хранит только: (1) наименование акта, (2) метку статуса, (3) гиперссылку на текст акта. Сам текст обязательных требований в реестре не хранится.</w:t>
       </w:r>
     </w:p>
     <w:p>
@@ -1743,19 +1809,7 @@
           <w:sz w:val="22"/>
           <w:szCs w:val="22"/>
         </w:rPr>
-        <w:t xml:space="preserve">Каждый акт представлен блоком .registry-item. Кнопка «Подробнее»/«Данные» — это JS-аккордеон: она не ведёт на отдельную страницу и не выполняет сетевых запросов, а лишь раскрывает уже присутствующую в HTML таблицу.</w:t>
-      </w:r>
-    </w:p>
-    <w:p>
-      <w:pPr>
-        <w:spacing w:after="120" w:line="276"/>
-      </w:pPr>
-      <w:r>
-        <w:rPr>
-          <w:sz w:val="22"/>
-          <w:szCs w:val="22"/>
-        </w:rPr>
-        <w:t xml:space="preserve">Раскрытая таблица содержит колонки: Регуляторный акт | ОКЭД | Досье | Регуляторный орган | Статус | Срок проведения анализа. Фактическое наполнение по всем 80 карточкам:</w:t>
+        <w:t xml:space="preserve">Кнопка «Подробнее»/«Данные» — JS-аккордеон: не ведёт на отдельную страницу и не выполняет сетевых запросов, а раскрывает уже присутствующую в HTML таблицу (Регуляторный акт | ОКЭД | Досье | Регуляторный орган | Статус | Срок анализа).</w:t>
       </w:r>
     </w:p>
     <w:tbl>
@@ -2068,7 +2122,7 @@
                 <w:sz w:val="18"/>
                 <w:szCs w:val="18"/>
               </w:rPr>
-              <w:t xml:space="preserve">«Действующий» (единственное встреченное значение — 2 011 из 2 011 строк)</w:t>
+              <w:t xml:space="preserve">«Действующий» (единственное встреченное значение)</w:t>
             </w:r>
           </w:p>
         </w:tc>
@@ -2181,7 +2235,7 @@
           <w:sz w:val="18"/>
           <w:szCs w:val="18"/>
         </w:rPr>
-        <w:t xml:space="preserve">Скриншот 1. Раскрытая карточка акта: метаданные пусты, «Регуляторный орган» — «Отсутствует», статус — «Действующий».</w:t>
+        <w:t xml:space="preserve">Скриншот 1. Раскрытая карточка акта: метаданные пусты, «Регуляторный орган» — «Отсутствует».</w:t>
       </w:r>
     </w:p>
     <w:p>
@@ -2617,6 +2671,9 @@
             </w:pPr>
             <w:r>
               <w:rPr>
+                <w:b/>
+                <w:bCs/>
+                <w:color w:val="2E7D32"/>
                 <w:sz w:val="18"/>
                 <w:szCs w:val="18"/>
               </w:rPr>
@@ -2731,14 +2788,14 @@
           <w:sz w:val="22"/>
           <w:szCs w:val="22"/>
         </w:rPr>
-        <w:t xml:space="preserve">Итого: 2 361 из 2 692 ссылок (≈ 87,7 %) ведут на приватные IP-адреса RFC 1918 (10.0.0.0/8), не маршрутизируемые в публичной сети. </w:t>
+        <w:t xml:space="preserve">Итого: 2 361 из 2 692 ссылок (≈ 87,7 %) ведут на приватные IP RFC 1918, не маршрутизируемые в публичной сети. </w:t>
       </w:r>
       <w:r>
         <w:rPr>
           <w:sz w:val="22"/>
           <w:szCs w:val="22"/>
         </w:rPr>
-        <w:t xml:space="preserve">На главной странице картина аналогична: из 1 262 ссылок 903 (≈ 72 %) — на внутренние IP. Проблема сквозная и охватывает кодексы, законы, постановления и приказы.</w:t>
+        <w:t xml:space="preserve">На главной картина аналогична: 903 из 1 262 (≈ 72 %). Проблема охватывает кодексы, законы, постановления и приказы.</w:t>
       </w:r>
     </w:p>
     <w:p>
@@ -2924,7 +2981,7 @@
                 <w:sz w:val="18"/>
                 <w:szCs w:val="18"/>
               </w:rPr>
-              <w:t xml:space="preserve">ERR_TUNNEL_CONNECTION_FAILED — «This site can’t be reached»</w:t>
+              <w:t xml:space="preserve">ERR_TUNNEL_CONNECTION_FAILED</w:t>
             </w:r>
           </w:p>
         </w:tc>
@@ -3206,7 +3263,7 @@
                 <w:sz w:val="18"/>
                 <w:szCs w:val="18"/>
               </w:rPr>
-              <w:t xml:space="preserve">Страница «404 NOT FOUND»</w:t>
+              <w:t xml:space="preserve">«404 NOT FOUND»</w:t>
             </w:r>
           </w:p>
         </w:tc>
@@ -3384,13 +3441,597 @@
     </w:p>
     <w:p>
       <w:pPr>
+        <w:pStyle w:val="Heading2"/>
+        <w:spacing w:after="100" w:before="220"/>
+      </w:pPr>
+      <w:r>
+        <w:t xml:space="preserve">4.3. Содержимое: хранит ли реестр сами требования?</w:t>
+      </w:r>
+    </w:p>
+    <w:p>
+      <w:pPr>
+        <w:spacing w:after="120" w:line="276"/>
+      </w:pPr>
+      <w:r>
+        <w:rPr>
+          <w:b/>
+          <w:bCs/>
+          <w:sz w:val="22"/>
+          <w:szCs w:val="22"/>
+        </w:rPr>
+        <w:t xml:space="preserve">Нет. </w:t>
+      </w:r>
+      <w:r>
+        <w:rPr>
+          <w:sz w:val="22"/>
+          <w:szCs w:val="22"/>
+        </w:rPr>
+        <w:t xml:space="preserve">Реестр не содержит текста требований и выступает указателем ссылок. 87,7 % ссылок недоступны извне; 12,2 % дублируют публичный adilet.zan.kz.</w:t>
+      </w:r>
+    </w:p>
+    <w:p>
+      <w:r>
+        <w:br w:type="page"/>
+      </w:r>
+    </w:p>
+    <w:p>
+      <w:pPr>
+        <w:pStyle w:val="Heading1"/>
+        <w:spacing w:after="120" w:before="280"/>
+      </w:pPr>
+      <w:r>
+        <w:t xml:space="preserve">5. Информационная безопасность: находки и калибровка серьёзности</w:t>
+      </w:r>
+    </w:p>
+    <w:p>
+      <w:pPr>
+        <w:spacing w:after="120" w:line="276"/>
+      </w:pPr>
+      <w:r>
+        <w:rPr>
+          <w:sz w:val="22"/>
+          <w:szCs w:val="22"/>
+        </w:rPr>
+        <w:t xml:space="preserve">В независимых заключениях (Gemini, Qwen) отмечались два ИБ-момента: раскрытие внутренней инфраструктуры и наличие ИИН/БИН. Ниже — проверенные по факту наблюдения и честная (не завышенная) калибровка серьёзности каждого.</w:t>
+      </w:r>
+    </w:p>
+    <w:p>
+      <w:pPr>
+        <w:pStyle w:val="Heading2"/>
+        <w:spacing w:after="100" w:before="220"/>
+      </w:pPr>
+      <w:r>
+        <w:t xml:space="preserve">5.1. Раскрытие внутренней инфраструктуры в публичном коде — ПОДТВЕРЖДЕНО</w:t>
+      </w:r>
+    </w:p>
+    <w:p>
+      <w:pPr>
+        <w:spacing w:after="120" w:line="276"/>
+      </w:pPr>
+      <w:r>
+        <w:rPr>
+          <w:b/>
+          <w:bCs/>
+          <w:sz w:val="22"/>
+          <w:szCs w:val="22"/>
+        </w:rPr>
+        <w:t xml:space="preserve">(а) Внутренние IP-адреса. </w:t>
+      </w:r>
+      <w:r>
+        <w:rPr>
+          <w:sz w:val="22"/>
+          <w:szCs w:val="22"/>
+        </w:rPr>
+        <w:t xml:space="preserve">Адреса 10.61.42.188 и 10.61.41.253 зашиты в отдаваемый публично HTML (см. раздел 4). Это одновременно Information Disclosure (раскрытие топологии внутренней сети) и первопричина неработающих ссылок.</w:t>
+      </w:r>
+    </w:p>
+    <w:p>
+      <w:pPr>
+        <w:spacing w:after="120" w:line="276"/>
+      </w:pPr>
+      <w:r>
+        <w:rPr>
+          <w:b/>
+          <w:bCs/>
+          <w:sz w:val="22"/>
+          <w:szCs w:val="22"/>
+        </w:rPr>
+        <w:t xml:space="preserve">(б) Имя backend-узла и подрядчик. </w:t>
+      </w:r>
+      <w:r>
+        <w:rPr>
+          <w:sz w:val="22"/>
+          <w:szCs w:val="22"/>
+        </w:rPr>
+        <w:t xml:space="preserve">В начале КАЖДОЙ страницы (до &lt;!doctype html&gt;) присутствует HTML-комментарий:</w:t>
+      </w:r>
+    </w:p>
+    <w:p>
+      <w:pPr>
+        <w:pBdr>
+          <w:top w:val="single" w:color="CCCCCC" w:sz="2"/>
+          <w:bottom w:val="single" w:color="CCCCCC" w:sz="2"/>
+          <w:left w:val="single" w:color="CCCCCC" w:sz="2"/>
+          <w:right w:val="single" w:color="CCCCCC" w:sz="2"/>
+        </w:pBdr>
+        <w:shd w:fill="F2F2F2" w:color="auto" w:val="clear"/>
+        <w:spacing w:after="120"/>
+      </w:pPr>
+      <w:r>
+        <w:rPr>
+          <w:rFonts w:ascii="Consolas" w:cs="Consolas" w:eastAsia="Consolas" w:hAnsi="Consolas"/>
+          <w:sz w:val="18"/>
+          <w:szCs w:val="18"/>
+        </w:rPr>
+        <w:t xml:space="preserve">&lt;!--</w:t>
+      </w:r>
+      <w:r>
+        <w:rPr>
+          <w:rFonts w:ascii="Consolas" w:cs="Consolas" w:eastAsia="Consolas" w:hAnsi="Consolas"/>
+          <w:sz w:val="18"/>
+          <w:szCs w:val="18"/>
+        </w:rPr>
+        <w:br/>
+        <w:t xml:space="preserve">  Разработка компании SoftDeCo</w:t>
+      </w:r>
+      <w:r>
+        <w:rPr>
+          <w:rFonts w:ascii="Consolas" w:cs="Consolas" w:eastAsia="Consolas" w:hAnsi="Consolas"/>
+          <w:sz w:val="18"/>
+          <w:szCs w:val="18"/>
+        </w:rPr>
+        <w:br/>
+        <w:t xml:space="preserve">  Все права защищены (с) 2023-2025</w:t>
+      </w:r>
+      <w:r>
+        <w:rPr>
+          <w:rFonts w:ascii="Consolas" w:cs="Consolas" w:eastAsia="Consolas" w:hAnsi="Consolas"/>
+          <w:sz w:val="18"/>
+          <w:szCs w:val="18"/>
+        </w:rPr>
+        <w:br/>
+        <w:t xml:space="preserve">  e-mail: office@softdeco.com</w:t>
+      </w:r>
+      <w:r>
+        <w:rPr>
+          <w:rFonts w:ascii="Consolas" w:cs="Consolas" w:eastAsia="Consolas" w:hAnsi="Consolas"/>
+          <w:sz w:val="18"/>
+          <w:szCs w:val="18"/>
+        </w:rPr>
+        <w:br/>
+        <w:t xml:space="preserve">  сервер: node1.rsp.gov.kz</w:t>
+      </w:r>
+      <w:r>
+        <w:rPr>
+          <w:rFonts w:ascii="Consolas" w:cs="Consolas" w:eastAsia="Consolas" w:hAnsi="Consolas"/>
+          <w:sz w:val="18"/>
+          <w:szCs w:val="18"/>
+        </w:rPr>
+        <w:br/>
+        <w:t xml:space="preserve">--&gt;</w:t>
+      </w:r>
+    </w:p>
+    <w:p>
+      <w:pPr>
+        <w:spacing w:after="120" w:line="276"/>
+      </w:pPr>
+      <w:r>
+        <w:rPr>
+          <w:sz w:val="22"/>
+          <w:szCs w:val="22"/>
+        </w:rPr>
+        <w:t xml:space="preserve">Раскрывается: имя внутреннего узла node1.rsp.gov.kz (само «node1» указывает на кластер node1/node2…), подрядчик SoftDeCo и его e-mail (полезно для целевого фишинга/социальной инженерии).</w:t>
+      </w:r>
+    </w:p>
+    <w:tbl>
+      <w:tblPr>
+        <w:tblW w:type="dxa" w:w="8600"/>
+        <w:tblBorders>
+          <w:top w:val="single" w:color="BBBBBB" w:sz="4"/>
+          <w:left w:val="single" w:color="BBBBBB" w:sz="4"/>
+          <w:bottom w:val="single" w:color="BBBBBB" w:sz="4"/>
+          <w:right w:val="single" w:color="BBBBBB" w:sz="4"/>
+          <w:insideH w:val="single" w:color="BBBBBB" w:sz="4"/>
+          <w:insideV w:val="single" w:color="BBBBBB" w:sz="4"/>
+        </w:tblBorders>
+      </w:tblPr>
+      <w:tblGrid>
+        <w:gridCol w:w="3400"/>
+        <w:gridCol w:w="1500"/>
+        <w:gridCol w:w="3700"/>
+      </w:tblGrid>
+      <w:tr>
+        <w:trPr>
+          <w:tblHeader/>
+        </w:trPr>
+        <w:tc>
+          <w:tcPr>
+            <w:tcW w:type="dxa" w:w="3400"/>
+            <w:shd w:fill="1F3864" w:color="auto" w:val="clear"/>
+            <w:tcMar>
+              <w:top w:type="dxa" w:w="40"/>
+              <w:left w:type="dxa" w:w="80"/>
+              <w:bottom w:type="dxa" w:w="40"/>
+              <w:right w:type="dxa" w:w="80"/>
+            </w:tcMar>
+          </w:tcPr>
+          <w:p>
+            <w:pPr>
+              <w:jc w:val="left"/>
+            </w:pPr>
+            <w:r>
+              <w:rPr>
+                <w:b/>
+                <w:bCs/>
+                <w:color w:val="FFFFFF"/>
+                <w:sz w:val="18"/>
+                <w:szCs w:val="18"/>
+              </w:rPr>
+              <w:t xml:space="preserve">Находка</w:t>
+            </w:r>
+          </w:p>
+        </w:tc>
+        <w:tc>
+          <w:tcPr>
+            <w:tcW w:type="dxa" w:w="1500"/>
+            <w:shd w:fill="1F3864" w:color="auto" w:val="clear"/>
+            <w:tcMar>
+              <w:top w:type="dxa" w:w="40"/>
+              <w:left w:type="dxa" w:w="80"/>
+              <w:bottom w:type="dxa" w:w="40"/>
+              <w:right w:type="dxa" w:w="80"/>
+            </w:tcMar>
+          </w:tcPr>
+          <w:p>
+            <w:pPr>
+              <w:jc w:val="center"/>
+            </w:pPr>
+            <w:r>
+              <w:rPr>
+                <w:b/>
+                <w:bCs/>
+                <w:color w:val="FFFFFF"/>
+                <w:sz w:val="18"/>
+                <w:szCs w:val="18"/>
+              </w:rPr>
+              <w:t xml:space="preserve">Класс / severity</w:t>
+            </w:r>
+          </w:p>
+        </w:tc>
+        <w:tc>
+          <w:tcPr>
+            <w:tcW w:type="dxa" w:w="3700"/>
+            <w:shd w:fill="1F3864" w:color="auto" w:val="clear"/>
+            <w:tcMar>
+              <w:top w:type="dxa" w:w="40"/>
+              <w:left w:type="dxa" w:w="80"/>
+              <w:bottom w:type="dxa" w:w="40"/>
+              <w:right w:type="dxa" w:w="80"/>
+            </w:tcMar>
+          </w:tcPr>
+          <w:p>
+            <w:pPr>
+              <w:jc w:val="left"/>
+            </w:pPr>
+            <w:r>
+              <w:rPr>
+                <w:b/>
+                <w:bCs/>
+                <w:color w:val="FFFFFF"/>
+                <w:sz w:val="18"/>
+                <w:szCs w:val="18"/>
+              </w:rPr>
+              <w:t xml:space="preserve">Оценка и действие</w:t>
+            </w:r>
+          </w:p>
+        </w:tc>
+      </w:tr>
+      <w:tr>
+        <w:tc>
+          <w:tcPr>
+            <w:tcW w:type="dxa" w:w="3400"/>
+            <w:tcMar>
+              <w:top w:type="dxa" w:w="40"/>
+              <w:left w:type="dxa" w:w="80"/>
+              <w:bottom w:type="dxa" w:w="40"/>
+              <w:right w:type="dxa" w:w="80"/>
+            </w:tcMar>
+          </w:tcPr>
+          <w:p>
+            <w:pPr>
+              <w:jc w:val="left"/>
+            </w:pPr>
+            <w:r>
+              <w:rPr>
+                <w:b/>
+                <w:bCs/>
+                <w:sz w:val="22"/>
+                <w:szCs w:val="22"/>
+              </w:rPr>
+              <w:t xml:space="preserve">Внутренние IP в публичном HTML</w:t>
+            </w:r>
+          </w:p>
+        </w:tc>
+        <w:tc>
+          <w:tcPr>
+            <w:tcW w:type="dxa" w:w="1500"/>
+            <w:tcMar>
+              <w:top w:type="dxa" w:w="40"/>
+              <w:left w:type="dxa" w:w="80"/>
+              <w:bottom w:type="dxa" w:w="40"/>
+              <w:right w:type="dxa" w:w="80"/>
+            </w:tcMar>
+          </w:tcPr>
+          <w:p>
+            <w:pPr>
+              <w:jc w:val="center"/>
+            </w:pPr>
+            <w:r>
+              <w:rPr>
+                <w:b/>
+                <w:bCs/>
+                <w:color w:val="B26A00"/>
+                <w:sz w:val="18"/>
+                <w:szCs w:val="18"/>
+              </w:rPr>
+              <w:t xml:space="preserve">Info Disclosure / средняя</w:t>
+            </w:r>
+          </w:p>
+        </w:tc>
+        <w:tc>
+          <w:tcPr>
+            <w:tcW w:type="dxa" w:w="3700"/>
+            <w:tcMar>
+              <w:top w:type="dxa" w:w="40"/>
+              <w:left w:type="dxa" w:w="80"/>
+              <w:bottom w:type="dxa" w:w="40"/>
+              <w:right w:type="dxa" w:w="80"/>
+            </w:tcMar>
+          </w:tcPr>
+          <w:p>
+            <w:pPr>
+              <w:jc w:val="left"/>
+            </w:pPr>
+            <w:r>
+              <w:rPr>
+                <w:sz w:val="18"/>
+                <w:szCs w:val="18"/>
+              </w:rPr>
+              <w:t xml:space="preserve">Раскрытие топологии + причина битых ссылок. Удалить/переписать на публичные URL</w:t>
+            </w:r>
+          </w:p>
+        </w:tc>
+      </w:tr>
+      <w:tr>
+        <w:tc>
+          <w:tcPr>
+            <w:tcW w:type="dxa" w:w="3400"/>
+            <w:tcMar>
+              <w:top w:type="dxa" w:w="40"/>
+              <w:left w:type="dxa" w:w="80"/>
+              <w:bottom w:type="dxa" w:w="40"/>
+              <w:right w:type="dxa" w:w="80"/>
+            </w:tcMar>
+          </w:tcPr>
+          <w:p>
+            <w:pPr>
+              <w:jc w:val="left"/>
+            </w:pPr>
+            <w:r>
+              <w:rPr>
+                <w:b/>
+                <w:bCs/>
+                <w:sz w:val="22"/>
+                <w:szCs w:val="22"/>
+              </w:rPr>
+              <w:t xml:space="preserve">node1.rsp.gov.kz + контакт подрядчика</w:t>
+            </w:r>
+          </w:p>
+        </w:tc>
+        <w:tc>
+          <w:tcPr>
+            <w:tcW w:type="dxa" w:w="1500"/>
+            <w:tcMar>
+              <w:top w:type="dxa" w:w="40"/>
+              <w:left w:type="dxa" w:w="80"/>
+              <w:bottom w:type="dxa" w:w="40"/>
+              <w:right w:type="dxa" w:w="80"/>
+            </w:tcMar>
+          </w:tcPr>
+          <w:p>
+            <w:pPr>
+              <w:jc w:val="center"/>
+            </w:pPr>
+            <w:r>
+              <w:rPr>
+                <w:b/>
+                <w:bCs/>
+                <w:color w:val="B26A00"/>
+                <w:sz w:val="18"/>
+                <w:szCs w:val="18"/>
+              </w:rPr>
+              <w:t xml:space="preserve">Info Disclosure / низкая (CWE-200)</w:t>
+            </w:r>
+          </w:p>
+        </w:tc>
+        <w:tc>
+          <w:tcPr>
+            <w:tcW w:type="dxa" w:w="3700"/>
+            <w:tcMar>
+              <w:top w:type="dxa" w:w="40"/>
+              <w:left w:type="dxa" w:w="80"/>
+              <w:bottom w:type="dxa" w:w="40"/>
+              <w:right w:type="dxa" w:w="80"/>
+            </w:tcMar>
+          </w:tcPr>
+          <w:p>
+            <w:pPr>
+              <w:jc w:val="left"/>
+            </w:pPr>
+            <w:r>
+              <w:rPr>
+                <w:sz w:val="18"/>
+                <w:szCs w:val="18"/>
+              </w:rPr>
+              <w:t xml:space="preserve">Разведданные для атакующего. Удалить комментарий (одна строка в шаблоне)</w:t>
+            </w:r>
+          </w:p>
+        </w:tc>
+      </w:tr>
+    </w:tbl>
+    <w:p>
+      <w:pPr>
+        <w:pStyle w:val="Heading2"/>
+        <w:spacing w:after="100" w:before="220"/>
+      </w:pPr>
+      <w:r>
+        <w:t xml:space="preserve">5.2. Публичное отображение БИН/ИИН в РСП — СПОРНО, оценка ПОНИЖЕНА</w:t>
+      </w:r>
+    </w:p>
+    <w:p>
+      <w:pPr>
+        <w:spacing w:after="120" w:line="276"/>
+      </w:pPr>
+      <w:r>
+        <w:rPr>
+          <w:b/>
+          <w:bCs/>
+          <w:sz w:val="22"/>
+          <w:szCs w:val="22"/>
+        </w:rPr>
+        <w:t xml:space="preserve">Факт. </w:t>
+      </w:r>
+      <w:r>
+        <w:rPr>
+          <w:sz w:val="22"/>
+          <w:szCs w:val="22"/>
+        </w:rPr>
+        <w:t xml:space="preserve">Раздел /ru/rsp (Реестр субъектов предпринимательства) без авторизации отдаёт таблицу с колонкой «БИН/ИИН». На глубоких страницах (проверены стр. 40000, 70000, 100000, 110000, 114000) большинство строк — индивидуальные предприниматели с полным ИИН + ФИО. Реестр перечисляем через ?page=N (≈ 114 000 страниц), рендерится на сервере (0 XHR).</w:t>
+      </w:r>
+    </w:p>
+    <w:p>
+      <w:pPr>
+        <w:spacing w:after="120" w:line="276"/>
+      </w:pPr>
+      <w:r>
+        <w:rPr>
+          <w:b/>
+          <w:bCs/>
+          <w:sz w:val="22"/>
+          <w:szCs w:val="22"/>
+        </w:rPr>
+        <w:t xml:space="preserve">Калибровка (важно). </w:t>
+      </w:r>
+      <w:r>
+        <w:rPr>
+          <w:sz w:val="22"/>
+          <w:szCs w:val="22"/>
+        </w:rPr>
+        <w:t xml:space="preserve">Классифицировать это как «утечку ПДн» или уязвимость портала было бы преувеличением. Обоснование:</w:t>
+      </w:r>
+    </w:p>
+    <w:p>
+      <w:pPr>
+        <w:pStyle w:val="ListParagraph"/>
+        <w:numPr>
+          <w:ilvl w:val="0"/>
+          <w:numId w:val="2"/>
+        </w:numPr>
+        <w:spacing w:after="60"/>
+      </w:pPr>
+      <w:r>
+        <w:rPr>
+          <w:sz w:val="22"/>
+          <w:szCs w:val="22"/>
+        </w:rPr>
+        <w:t xml:space="preserve">БИН юридических лиц — публичный идентификатор (счета, договоры, открытые данные stat.gov.kz / kgd.gov.kz).</w:t>
+      </w:r>
+    </w:p>
+    <w:p>
+      <w:pPr>
+        <w:pStyle w:val="ListParagraph"/>
+        <w:numPr>
+          <w:ilvl w:val="0"/>
+          <w:numId w:val="2"/>
+        </w:numPr>
+        <w:spacing w:after="60"/>
+      </w:pPr>
+      <w:r>
+        <w:rPr>
+          <w:sz w:val="22"/>
+          <w:szCs w:val="22"/>
+        </w:rPr>
+        <w:t xml:space="preserve">ИИН индивидуального предпринимателя выступает его предпринимательским идентификатором и уже фигурирует публично; РСП — государственный реестр, задуманный как общедоступный, то есть раскрытие идентификатора предусмотрено его назначением.</w:t>
+      </w:r>
+    </w:p>
+    <w:p>
+      <w:pPr>
+        <w:pStyle w:val="ListParagraph"/>
+        <w:numPr>
+          <w:ilvl w:val="0"/>
+          <w:numId w:val="2"/>
+        </w:numPr>
+        <w:spacing w:after="60"/>
+      </w:pPr>
+      <w:r>
+        <w:rPr>
+          <w:sz w:val="22"/>
+          <w:szCs w:val="22"/>
+        </w:rPr>
+        <w:t xml:space="preserve">В таблице нет данных сверх реестрового минимума: нет адресов, телефонов, сканов документов (колонки: БИН/ИИН, наименование/ФИО, ОКЭД, число сотрудников, категория).</w:t>
+      </w:r>
+    </w:p>
+    <w:p>
+      <w:pPr>
+        <w:spacing w:after="120" w:line="276"/>
+      </w:pPr>
+      <w:r>
+        <w:rPr>
+          <w:b/>
+          <w:bCs/>
+          <w:sz w:val="22"/>
+          <w:szCs w:val="22"/>
+        </w:rPr>
+        <w:t xml:space="preserve">Остаточный нюанс (уровень рекомендации, НЕ дефект). </w:t>
+      </w:r>
+      <w:r>
+        <w:rPr>
+          <w:sz w:val="22"/>
+          <w:szCs w:val="22"/>
+        </w:rPr>
+        <w:t xml:space="preserve">Единственное защищаемое замечание — массовая перечисляемость PII-содержащего датасета без anti-scraping/rate-limit: весь массив «ИИН + ФИО + вид деятельности» тривиально выкачивается ботом (риск агрегации), а ИИН по структуре кодирует дату рождения. Рекомендация — ограничить пакетную выгрузку. Но если реестр законодательно обязан быть полностью открытым, это вопрос политики данных, а не ИБ-дефект.</w:t>
+      </w:r>
+    </w:p>
+    <w:p>
+      <w:pPr>
+        <w:pBdr>
+          <w:top w:val="single" w:color="E0C060" w:sz="4"/>
+          <w:bottom w:val="single" w:color="E0C060" w:sz="4"/>
+          <w:left w:val="single" w:color="E0C060" w:sz="4"/>
+          <w:right w:val="single" w:color="E0C060" w:sz="4"/>
+        </w:pBdr>
+        <w:shd w:fill="FFF3CD" w:color="auto" w:val="clear"/>
+        <w:spacing w:after="120"/>
+      </w:pPr>
+      <w:r>
+        <w:rPr>
+          <w:i/>
+          <w:iCs/>
+          <w:sz w:val="20"/>
+          <w:szCs w:val="20"/>
+        </w:rPr>
+        <w:t xml:space="preserve">Оговорка о калибровке: в предварительной оценке этот пункт ошибочно был обозначен как «утечка персональных данных высокой важности». После проверки назначения реестра (общедоступный госреестр) оценка понижена до наблюдения по data-governance (перечисляемость), без статуса уязвимости.</w:t>
+      </w:r>
+    </w:p>
+    <w:p>
+      <w:pPr>
         <w:spacing w:after="60" w:before="120"/>
         <w:jc w:val="center"/>
       </w:pPr>
       <w:r>
         <w:drawing>
           <wp:inline distT="0" distB="0" distL="0" distR="0">
-            <wp:extent cx="5905500" cy="3895725"/>
+            <wp:extent cx="5905500" cy="4514850"/>
             <wp:effectExtent t="0" r="0" b="0" l="0"/>
             <wp:docPr id="1" name="" descr="" title=""/>
             <wp:cNvGraphicFramePr>
@@ -3415,7 +4056,7 @@
                   <pic:spPr bwMode="auto">
                     <a:xfrm>
                       <a:off x="0" y="0"/>
-                      <a:ext cx="5905500" cy="3895725"/>
+                      <a:ext cx="5905500" cy="4514850"/>
                     </a:xfrm>
                     <a:prstGeom prst="rect">
                       <a:avLst/>
@@ -3441,58 +4082,7 @@
           <w:sz w:val="18"/>
           <w:szCs w:val="18"/>
         </w:rPr>
-        <w:t xml:space="preserve">Скриншот 4. Битая self-ссылка (утерян префикс https://) → HTTP 404.</w:t>
-      </w:r>
-    </w:p>
-    <w:p>
-      <w:pPr>
-        <w:spacing w:after="120" w:line="276"/>
-      </w:pPr>
-      <w:r>
-        <w:rPr>
-          <w:b/>
-          <w:bCs/>
-          <w:sz w:val="22"/>
-          <w:szCs w:val="22"/>
-        </w:rPr>
-        <w:t xml:space="preserve">Природа внутренних адресов. </w:t>
-      </w:r>
-      <w:r>
-        <w:rPr>
-          <w:sz w:val="22"/>
-          <w:szCs w:val="22"/>
-        </w:rPr>
-        <w:t xml:space="preserve">10.61.42.188 и 10.61.41.253 — частные адреса ведомственной сети, недостижимые для любого пользователя вне государственного интранета. Со стороны среды аудита обращение блокируется с явной причиной private_dest_ip (HTTP 403), что подтверждает их приватную природу.</w:t>
-      </w:r>
-    </w:p>
-    <w:p>
-      <w:pPr>
-        <w:pStyle w:val="Heading2"/>
-        <w:spacing w:after="100" w:before="220"/>
-      </w:pPr>
-      <w:r>
-        <w:t xml:space="preserve">4.3. Содержимое: хранит ли реестр сами требования?</w:t>
-      </w:r>
-    </w:p>
-    <w:p>
-      <w:pPr>
-        <w:spacing w:after="120" w:line="276"/>
-      </w:pPr>
-      <w:r>
-        <w:rPr>
-          <w:b/>
-          <w:bCs/>
-          <w:sz w:val="22"/>
-          <w:szCs w:val="22"/>
-        </w:rPr>
-        <w:t xml:space="preserve">Нет. </w:t>
-      </w:r>
-      <w:r>
-        <w:rPr>
-          <w:sz w:val="22"/>
-          <w:szCs w:val="22"/>
-        </w:rPr>
-        <w:t xml:space="preserve">Реестр не содержит текста обязательных требований и выступает указателем (каталогом) ссылок: наименование акта → внешняя ссылка. При этом 87,7 % ссылок ведут на недоступные извне адреса; 12,2 % дублируют публичный adilet.zan.kz; добавленной ценности карточка не даёт.</w:t>
+        <w:t xml:space="preserve">Скриншот 4. РСП /ru/rsp, глубокая страница: строки индивидуальных предпринимателей (ИИН замаскированы для отчёта). Данные публичны и без авторизации, но соответствуют назначению общедоступного реестра.</w:t>
       </w:r>
     </w:p>
     <w:p>
@@ -3506,7 +4096,7 @@
         <w:spacing w:after="120" w:before="280"/>
       </w:pPr>
       <w:r>
-        <w:t xml:space="preserve">5. Таблица проверенных документов (25 из 80)</w:t>
+        <w:t xml:space="preserve">6. Таблица проверенных документов (25 из 80)</w:t>
       </w:r>
     </w:p>
     <w:p>
@@ -6615,7 +7205,7 @@
           <w:sz w:val="22"/>
           <w:szCs w:val="22"/>
         </w:rPr>
-        <w:t xml:space="preserve">Все 25 документов имеют статус «Действующий». Поисковыми запросами дополнительно подтверждено наличие подзаконных актов: приказы — 1 773, постановления — 97, указы — 8; их ссылки ведут преимущественно на тот же 10.61.42.188.</w:t>
+        <w:t xml:space="preserve">Все 25 документов имеют статус «Действующий». Дополнительно подтверждено наличие подзаконных актов: приказы — 1 773, постановления — 97, указы — 8 (ссылки ведут преимущественно на тот же 10.61.42.188).</w:t>
       </w:r>
     </w:p>
     <w:p>
@@ -6624,7 +7214,7 @@
         <w:spacing w:after="120" w:before="280"/>
       </w:pPr>
       <w:r>
-        <w:t xml:space="preserve">6. Таблица ошибок</w:t>
+        <w:t xml:space="preserve">7. Таблица ошибок</w:t>
       </w:r>
     </w:p>
     <w:tbl>
@@ -7271,7 +7861,7 @@
                 <w:sz w:val="18"/>
                 <w:szCs w:val="18"/>
               </w:rPr>
-              <w:t xml:space="preserve">Раскрытие внутренней инфраструктуры</w:t>
+              <w:t xml:space="preserve">Раскрытие внутр. инфраструктуры</w:t>
             </w:r>
           </w:p>
         </w:tc>
@@ -7294,7 +7884,7 @@
                 <w:sz w:val="18"/>
                 <w:szCs w:val="18"/>
               </w:rPr>
-              <w:t xml:space="preserve">Приватные IP в публичном HTML</w:t>
+              <w:t xml:space="preserve">Приватные IP + node1.rsp.gov.kz в публичном HTML</w:t>
             </w:r>
           </w:p>
         </w:tc>
@@ -7317,7 +7907,7 @@
                 <w:sz w:val="18"/>
                 <w:szCs w:val="18"/>
               </w:rPr>
-              <w:t xml:space="preserve">Утечка топологии сети</w:t>
+              <w:t xml:space="preserve">Утечка топологии (см. раздел 5)</w:t>
             </w:r>
           </w:p>
         </w:tc>
@@ -7332,7 +7922,7 @@
           <w:sz w:val="22"/>
           <w:szCs w:val="22"/>
         </w:rPr>
-        <w:t xml:space="preserve">Циклических редиректов не обнаружено. Ссылки на localhost не обнаружены. Основной класс — недостижимые внутренние адреса и отсутствие содержимого.</w:t>
+        <w:t xml:space="preserve">Циклических редиректов и ссылок на localhost не обнаружено. Основной класс — недостижимые внутренние адреса и отсутствие содержимого.</w:t>
       </w:r>
     </w:p>
     <w:p>
@@ -7341,7 +7931,7 @@
         <w:spacing w:after="120" w:before="280"/>
       </w:pPr>
       <w:r>
-        <w:t xml:space="preserve">7. Перечень редиректов</w:t>
+        <w:t xml:space="preserve">8. Перечень редиректов</w:t>
       </w:r>
     </w:p>
     <w:tbl>
@@ -7809,7 +8399,7 @@
         <w:spacing w:after="120" w:before="280"/>
       </w:pPr>
       <w:r>
-        <w:t xml:space="preserve">8. Сетевой анализ (Network)</w:t>
+        <w:t xml:space="preserve">9. Сетевой анализ (Network)</w:t>
       </w:r>
     </w:p>
     <w:p>
@@ -7826,7 +8416,7 @@
           <w:sz w:val="22"/>
           <w:szCs w:val="22"/>
         </w:rPr>
-        <w:t xml:space="preserve">При открытии главной и раскрытии карточек XHR/fetch-запросов — 0. Данные полностью встроены в HTML при серверном рендеринге.</w:t>
+        <w:t xml:space="preserve">При открытии главной и раскрытии карточек XHR/fetch-запросов — 0. Данные полностью встроены в HTML (SSR).</w:t>
       </w:r>
     </w:p>
     <w:p>
@@ -7843,7 +8433,7 @@
           <w:sz w:val="22"/>
           <w:szCs w:val="22"/>
         </w:rPr>
-        <w:t xml:space="preserve">Внешние хосты при загрузке страницы: rsp.gov.kz (свой), fonts.googleapis.com, fonts.gstatic.com (Google Fonts). Иных сторонних сервисов не зафиксировано.</w:t>
+        <w:t xml:space="preserve">Внешние хосты при загрузке: rsp.gov.kz (свой), fonts.googleapis.com, fonts.gstatic.com. Иных сторонних сервисов нет.</w:t>
       </w:r>
     </w:p>
     <w:p>
@@ -7877,7 +8467,7 @@
           <w:sz w:val="22"/>
           <w:szCs w:val="22"/>
         </w:rPr>
-        <w:t xml:space="preserve">Признаков публичного API (REST/GraphQL/JSON) не обнаружено — интеграция и выгрузка данных внешними потребителями невозможны.</w:t>
+        <w:t xml:space="preserve">Публичного API (REST/GraphQL/JSON) не обнаружено — интеграция/выгрузка внешними потребителями невозможны.</w:t>
       </w:r>
     </w:p>
     <w:p>
@@ -7953,16 +8543,7 @@
         <w:spacing w:after="120" w:before="280"/>
       </w:pPr>
       <w:r>
-        <w:t xml:space="preserve">9. Соответствие назначению и архитектурный аудит</w:t>
-      </w:r>
-    </w:p>
-    <w:p>
-      <w:pPr>
-        <w:pStyle w:val="Heading2"/>
-        <w:spacing w:after="100" w:before="220"/>
-      </w:pPr>
-      <w:r>
-        <w:t xml:space="preserve">9.1. Возможности, ожидаемые от Реестра обязательных требований</w:t>
+        <w:t xml:space="preserve">10. Соответствие назначению и архитектурный аудит</w:t>
       </w:r>
     </w:p>
     <w:tbl>
@@ -8108,6 +8689,9 @@
             </w:pPr>
             <w:r>
               <w:rPr>
+                <w:b/>
+                <w:bCs/>
+                <w:color w:val="C00000"/>
                 <w:sz w:val="18"/>
                 <w:szCs w:val="18"/>
               </w:rPr>
@@ -8179,6 +8763,9 @@
             </w:pPr>
             <w:r>
               <w:rPr>
+                <w:b/>
+                <w:bCs/>
+                <w:color w:val="B26A00"/>
                 <w:sz w:val="18"/>
                 <w:szCs w:val="18"/>
               </w:rPr>
@@ -8250,6 +8837,9 @@
             </w:pPr>
             <w:r>
               <w:rPr>
+                <w:b/>
+                <w:bCs/>
+                <w:color w:val="B26A00"/>
                 <w:sz w:val="18"/>
                 <w:szCs w:val="18"/>
               </w:rPr>
@@ -8321,6 +8911,9 @@
             </w:pPr>
             <w:r>
               <w:rPr>
+                <w:b/>
+                <w:bCs/>
+                <w:color w:val="C00000"/>
                 <w:sz w:val="18"/>
                 <w:szCs w:val="18"/>
               </w:rPr>
@@ -8392,6 +8985,9 @@
             </w:pPr>
             <w:r>
               <w:rPr>
+                <w:b/>
+                <w:bCs/>
+                <w:color w:val="C00000"/>
                 <w:sz w:val="18"/>
                 <w:szCs w:val="18"/>
               </w:rPr>
@@ -8418,7 +9014,7 @@
                 <w:sz w:val="18"/>
                 <w:szCs w:val="18"/>
               </w:rPr>
-              <w:t xml:space="preserve">Привязки к конкретному требованию нет</w:t>
+              <w:t xml:space="preserve">Привязки к требованию нет</w:t>
             </w:r>
           </w:p>
         </w:tc>
@@ -8463,6 +9059,9 @@
             </w:pPr>
             <w:r>
               <w:rPr>
+                <w:b/>
+                <w:bCs/>
+                <w:color w:val="C00000"/>
                 <w:sz w:val="18"/>
                 <w:szCs w:val="18"/>
               </w:rPr>
@@ -8534,6 +9133,9 @@
             </w:pPr>
             <w:r>
               <w:rPr>
+                <w:b/>
+                <w:bCs/>
+                <w:color w:val="C00000"/>
                 <w:sz w:val="18"/>
                 <w:szCs w:val="18"/>
               </w:rPr>
@@ -8605,6 +9207,9 @@
             </w:pPr>
             <w:r>
               <w:rPr>
+                <w:b/>
+                <w:bCs/>
+                <w:color w:val="C00000"/>
                 <w:sz w:val="18"/>
                 <w:szCs w:val="18"/>
               </w:rPr>
@@ -8643,7 +9248,7 @@
         <w:spacing w:after="100" w:before="220"/>
       </w:pPr>
       <w:r>
-        <w:t xml:space="preserve">9.2. Архитектурные выводы</w:t>
+        <w:t xml:space="preserve">Архитектурные выводы</w:t>
       </w:r>
     </w:p>
     <w:p>
@@ -8669,7 +9274,7 @@
           <w:sz w:val="22"/>
           <w:szCs w:val="22"/>
         </w:rPr>
-        <w:t xml:space="preserve">тексты требований в системе не хранятся; реестр — это индекс ссылок.</w:t>
+        <w:t xml:space="preserve">тексты требований не хранятся; реестр — индекс ссылок.</w:t>
       </w:r>
     </w:p>
     <w:p>
@@ -8688,14 +9293,14 @@
           <w:sz w:val="22"/>
           <w:szCs w:val="22"/>
         </w:rPr>
-        <w:t xml:space="preserve">Reverse proxy / переписывание ссылок: </w:t>
+        <w:t xml:space="preserve">Reverse proxy / нормализация ссылок: </w:t>
       </w:r>
       <w:r>
         <w:rPr>
           <w:sz w:val="22"/>
           <w:szCs w:val="22"/>
         </w:rPr>
-        <w:t xml:space="preserve">отсутствует нормализация — внутренние адреса 10.61.x.x попадают в публичный HTML «как есть».</w:t>
+        <w:t xml:space="preserve">отсутствует — внутренние адреса 10.61.x.x попадают в публичный HTML «как есть».</w:t>
       </w:r>
     </w:p>
     <w:p>
@@ -8714,14 +9319,14 @@
           <w:sz w:val="22"/>
           <w:szCs w:val="22"/>
         </w:rPr>
-        <w:t xml:space="preserve">Признаки незавершённости / тестовой инфраструктуры: </w:t>
+        <w:t xml:space="preserve">Признаки незавершённости/тестовой инфраструктуры: </w:t>
       </w:r>
       <w:r>
         <w:rPr>
           <w:sz w:val="22"/>
           <w:szCs w:val="22"/>
         </w:rPr>
-        <w:t xml:space="preserve">налицо. Наиболее вероятные причины — ошибочная публикация внутренних данных в открытый контур; незавершённая настройка reverse proxy; остатки тестового окружения (жёстко зашитые IP); разнородность источников (два внутренних узла + adilet) без унификации.</w:t>
+        <w:t xml:space="preserve">налицо — ошибочная публикация внутренних данных, незавершённая настройка proxy, разнородные источники (два внутренних узла + adilet) без унификации.</w:t>
       </w:r>
     </w:p>
     <w:p>
@@ -8730,7 +9335,7 @@
         <w:spacing w:after="120" w:before="280"/>
       </w:pPr>
       <w:r>
-        <w:t xml:space="preserve">10. UX-аудит (глазами пользователя)</w:t>
+        <w:t xml:space="preserve">11. UX-аудит (глазами пользователя)</w:t>
       </w:r>
     </w:p>
     <w:tbl>
@@ -8899,7 +9504,7 @@
                 <w:sz w:val="18"/>
                 <w:szCs w:val="18"/>
               </w:rPr>
-              <w:t xml:space="preserve">Частично: раскрывается таблица с почти пустыми полями и ссылкой.</w:t>
+              <w:t xml:space="preserve">Частично: таблица с почти пустыми полями и ссылкой.</w:t>
             </w:r>
           </w:p>
         </w:tc>
@@ -8972,7 +9577,7 @@
                 <w:sz w:val="18"/>
                 <w:szCs w:val="18"/>
               </w:rPr>
-              <w:t xml:space="preserve">Есть ли ценность против прямого поиска в Әділет?</w:t>
+              <w:t xml:space="preserve">Ценность против прямого поиска в Әділет?</w:t>
             </w:r>
           </w:p>
         </w:tc>
@@ -9007,7 +9612,7 @@
         <w:spacing w:after="120" w:before="280"/>
       </w:pPr>
       <w:r>
-        <w:t xml:space="preserve">11. Реестр или каталог ссылок?</w:t>
+        <w:t xml:space="preserve">12. Реестр или каталог ссылок?</w:t>
       </w:r>
     </w:p>
     <w:p>
@@ -9021,7 +9626,7 @@
           <w:sz w:val="22"/>
           <w:szCs w:val="22"/>
         </w:rPr>
-        <w:t xml:space="preserve">Вывод: в части «Регуляторные акты» текущая реализация является каталогом (индексом) ссылок на внешние нормативные документы, а не полноценным Реестром обязательных требований.</w:t>
+        <w:t xml:space="preserve">Вывод: в части «Регуляторные акты» реализация является каталогом (индексом) ссылок на внешние нормативные документы, а не полноценным Реестром обязательных требований.</w:t>
       </w:r>
     </w:p>
     <w:p>
@@ -9038,7 +9643,7 @@
           <w:sz w:val="22"/>
           <w:szCs w:val="22"/>
         </w:rPr>
-        <w:t xml:space="preserve">Сам текст обязательного требования в системе не хранится.</w:t>
+        <w:t xml:space="preserve">Текст обязательного требования в системе не хранится.</w:t>
       </w:r>
     </w:p>
     <w:p>
@@ -9072,7 +9677,7 @@
           <w:sz w:val="22"/>
           <w:szCs w:val="22"/>
         </w:rPr>
-        <w:t xml:space="preserve">Ключевые атрибуты требования (орган, связь с проверками, история, редакции, ОКЭД, досье) не заполнены.</w:t>
+        <w:t xml:space="preserve">Ключевые атрибуты (орган, связь с проверками, история, редакции, ОКЭД, досье) не заполнены.</w:t>
       </w:r>
     </w:p>
     <w:p>
@@ -9103,7 +9708,1231 @@
         <w:spacing w:after="120" w:before="280"/>
       </w:pPr>
       <w:r>
-        <w:t xml:space="preserve">12. Итоговая экспертная оценка (10-балльная шкала)</w:t>
+        <w:t xml:space="preserve">13. Сравнение с независимыми заключениями (Gemini, Qwen)</w:t>
+      </w:r>
+    </w:p>
+    <w:p>
+      <w:pPr>
+        <w:spacing w:after="120" w:line="276"/>
+      </w:pPr>
+      <w:r>
+        <w:rPr>
+          <w:sz w:val="22"/>
+          <w:szCs w:val="22"/>
+        </w:rPr>
+        <w:t xml:space="preserve">Ниже — сопоставление трёх независимых заключений с фактическими наблюдениями данного аудита. Все три сходятся в главном (портал — каталог ссылок; масса ссылок ведёт на внутренние IP; назначению не соответствует), но существенно различаются по фактической точности и глубине.</w:t>
+      </w:r>
+    </w:p>
+    <w:tbl>
+      <w:tblPr>
+        <w:tblW w:type="dxa" w:w="8600"/>
+        <w:tblBorders>
+          <w:top w:val="single" w:color="BBBBBB" w:sz="4"/>
+          <w:left w:val="single" w:color="BBBBBB" w:sz="4"/>
+          <w:bottom w:val="single" w:color="BBBBBB" w:sz="4"/>
+          <w:right w:val="single" w:color="BBBBBB" w:sz="4"/>
+          <w:insideH w:val="single" w:color="BBBBBB" w:sz="4"/>
+          <w:insideV w:val="single" w:color="BBBBBB" w:sz="4"/>
+        </w:tblBorders>
+      </w:tblPr>
+      <w:tblGrid>
+        <w:gridCol w:w="2200"/>
+        <w:gridCol w:w="2200"/>
+        <w:gridCol w:w="2000"/>
+        <w:gridCol w:w="2200"/>
+      </w:tblGrid>
+      <w:tr>
+        <w:trPr>
+          <w:tblHeader/>
+        </w:trPr>
+        <w:tc>
+          <w:tcPr>
+            <w:tcW w:type="dxa" w:w="2200"/>
+            <w:shd w:fill="1F3864" w:color="auto" w:val="clear"/>
+            <w:tcMar>
+              <w:top w:type="dxa" w:w="40"/>
+              <w:left w:type="dxa" w:w="80"/>
+              <w:bottom w:type="dxa" w:w="40"/>
+              <w:right w:type="dxa" w:w="80"/>
+            </w:tcMar>
+          </w:tcPr>
+          <w:p>
+            <w:pPr>
+              <w:jc w:val="left"/>
+            </w:pPr>
+            <w:r>
+              <w:rPr>
+                <w:b/>
+                <w:bCs/>
+                <w:color w:val="FFFFFF"/>
+                <w:sz w:val="18"/>
+                <w:szCs w:val="18"/>
+              </w:rPr>
+              <w:t xml:space="preserve">Аспект</w:t>
+            </w:r>
+          </w:p>
+        </w:tc>
+        <w:tc>
+          <w:tcPr>
+            <w:tcW w:type="dxa" w:w="2200"/>
+            <w:shd w:fill="1F3864" w:color="auto" w:val="clear"/>
+            <w:tcMar>
+              <w:top w:type="dxa" w:w="40"/>
+              <w:left w:type="dxa" w:w="80"/>
+              <w:bottom w:type="dxa" w:w="40"/>
+              <w:right w:type="dxa" w:w="80"/>
+            </w:tcMar>
+          </w:tcPr>
+          <w:p>
+            <w:pPr>
+              <w:jc w:val="left"/>
+            </w:pPr>
+            <w:r>
+              <w:rPr>
+                <w:b/>
+                <w:bCs/>
+                <w:color w:val="FFFFFF"/>
+                <w:sz w:val="18"/>
+                <w:szCs w:val="18"/>
+              </w:rPr>
+              <w:t xml:space="preserve">Gemini</w:t>
+            </w:r>
+          </w:p>
+        </w:tc>
+        <w:tc>
+          <w:tcPr>
+            <w:tcW w:type="dxa" w:w="2000"/>
+            <w:shd w:fill="1F3864" w:color="auto" w:val="clear"/>
+            <w:tcMar>
+              <w:top w:type="dxa" w:w="40"/>
+              <w:left w:type="dxa" w:w="80"/>
+              <w:bottom w:type="dxa" w:w="40"/>
+              <w:right w:type="dxa" w:w="80"/>
+            </w:tcMar>
+          </w:tcPr>
+          <w:p>
+            <w:pPr>
+              <w:jc w:val="left"/>
+            </w:pPr>
+            <w:r>
+              <w:rPr>
+                <w:b/>
+                <w:bCs/>
+                <w:color w:val="FFFFFF"/>
+                <w:sz w:val="18"/>
+                <w:szCs w:val="18"/>
+              </w:rPr>
+              <w:t xml:space="preserve">Qwen</w:t>
+            </w:r>
+          </w:p>
+        </w:tc>
+        <w:tc>
+          <w:tcPr>
+            <w:tcW w:type="dxa" w:w="2200"/>
+            <w:shd w:fill="1F3864" w:color="auto" w:val="clear"/>
+            <w:tcMar>
+              <w:top w:type="dxa" w:w="40"/>
+              <w:left w:type="dxa" w:w="80"/>
+              <w:bottom w:type="dxa" w:w="40"/>
+              <w:right w:type="dxa" w:w="80"/>
+            </w:tcMar>
+          </w:tcPr>
+          <w:p>
+            <w:pPr>
+              <w:jc w:val="left"/>
+            </w:pPr>
+            <w:r>
+              <w:rPr>
+                <w:b/>
+                <w:bCs/>
+                <w:color w:val="FFFFFF"/>
+                <w:sz w:val="18"/>
+                <w:szCs w:val="18"/>
+              </w:rPr>
+              <w:t xml:space="preserve">Факт (данный аудит)</w:t>
+            </w:r>
+          </w:p>
+        </w:tc>
+      </w:tr>
+      <w:tr>
+        <w:tc>
+          <w:tcPr>
+            <w:tcW w:type="dxa" w:w="2200"/>
+            <w:tcMar>
+              <w:top w:type="dxa" w:w="40"/>
+              <w:left w:type="dxa" w:w="80"/>
+              <w:bottom w:type="dxa" w:w="40"/>
+              <w:right w:type="dxa" w:w="80"/>
+            </w:tcMar>
+          </w:tcPr>
+          <w:p>
+            <w:pPr>
+              <w:jc w:val="left"/>
+            </w:pPr>
+            <w:r>
+              <w:rPr>
+                <w:sz w:val="18"/>
+                <w:szCs w:val="18"/>
+              </w:rPr>
+              <w:t xml:space="preserve">Архитектура</w:t>
+            </w:r>
+          </w:p>
+        </w:tc>
+        <w:tc>
+          <w:tcPr>
+            <w:tcW w:type="dxa" w:w="2200"/>
+            <w:tcMar>
+              <w:top w:type="dxa" w:w="40"/>
+              <w:left w:type="dxa" w:w="80"/>
+              <w:bottom w:type="dxa" w:w="40"/>
+              <w:right w:type="dxa" w:w="80"/>
+            </w:tcMar>
+          </w:tcPr>
+          <w:p>
+            <w:pPr>
+              <w:jc w:val="left"/>
+            </w:pPr>
+            <w:r>
+              <w:rPr>
+                <w:b/>
+                <w:bCs/>
+                <w:color w:val="C00000"/>
+                <w:sz w:val="18"/>
+                <w:szCs w:val="18"/>
+              </w:rPr>
+              <w:t xml:space="preserve">SPA (Vue/React)+API</w:t>
+            </w:r>
+          </w:p>
+        </w:tc>
+        <w:tc>
+          <w:tcPr>
+            <w:tcW w:type="dxa" w:w="2000"/>
+            <w:tcMar>
+              <w:top w:type="dxa" w:w="40"/>
+              <w:left w:type="dxa" w:w="80"/>
+              <w:bottom w:type="dxa" w:w="40"/>
+              <w:right w:type="dxa" w:w="80"/>
+            </w:tcMar>
+          </w:tcPr>
+          <w:p>
+            <w:pPr>
+              <w:jc w:val="left"/>
+            </w:pPr>
+            <w:r>
+              <w:rPr>
+                <w:sz w:val="18"/>
+                <w:szCs w:val="18"/>
+              </w:rPr>
+              <w:t xml:space="preserve">—</w:t>
+            </w:r>
+          </w:p>
+        </w:tc>
+        <w:tc>
+          <w:tcPr>
+            <w:tcW w:type="dxa" w:w="2200"/>
+            <w:tcMar>
+              <w:top w:type="dxa" w:w="40"/>
+              <w:left w:type="dxa" w:w="80"/>
+              <w:bottom w:type="dxa" w:w="40"/>
+              <w:right w:type="dxa" w:w="80"/>
+            </w:tcMar>
+          </w:tcPr>
+          <w:p>
+            <w:pPr>
+              <w:jc w:val="left"/>
+            </w:pPr>
+            <w:r>
+              <w:rPr>
+                <w:b/>
+                <w:bCs/>
+                <w:color w:val="2E7D32"/>
+                <w:sz w:val="18"/>
+                <w:szCs w:val="18"/>
+              </w:rPr>
+              <w:t xml:space="preserve">SSR Laravel+jQuery, 0 XHR</w:t>
+            </w:r>
+          </w:p>
+        </w:tc>
+      </w:tr>
+      <w:tr>
+        <w:tc>
+          <w:tcPr>
+            <w:tcW w:type="dxa" w:w="2200"/>
+            <w:tcMar>
+              <w:top w:type="dxa" w:w="40"/>
+              <w:left w:type="dxa" w:w="80"/>
+              <w:bottom w:type="dxa" w:w="40"/>
+              <w:right w:type="dxa" w:w="80"/>
+            </w:tcMar>
+          </w:tcPr>
+          <w:p>
+            <w:pPr>
+              <w:jc w:val="left"/>
+            </w:pPr>
+            <w:r>
+              <w:rPr>
+                <w:sz w:val="18"/>
+                <w:szCs w:val="18"/>
+              </w:rPr>
+              <w:t xml:space="preserve">Внутренние IP</w:t>
+            </w:r>
+          </w:p>
+        </w:tc>
+        <w:tc>
+          <w:tcPr>
+            <w:tcW w:type="dxa" w:w="2200"/>
+            <w:tcMar>
+              <w:top w:type="dxa" w:w="40"/>
+              <w:left w:type="dxa" w:w="80"/>
+              <w:bottom w:type="dxa" w:w="40"/>
+              <w:right w:type="dxa" w:w="80"/>
+            </w:tcMar>
+          </w:tcPr>
+          <w:p>
+            <w:pPr>
+              <w:jc w:val="left"/>
+            </w:pPr>
+            <w:r>
+              <w:rPr>
+                <w:b/>
+                <w:bCs/>
+                <w:color w:val="B26A00"/>
+                <w:sz w:val="18"/>
+                <w:szCs w:val="18"/>
+              </w:rPr>
+              <w:t xml:space="preserve">10.x + 192.168.x (плейсхолдеры)</w:t>
+            </w:r>
+          </w:p>
+        </w:tc>
+        <w:tc>
+          <w:tcPr>
+            <w:tcW w:type="dxa" w:w="2000"/>
+            <w:tcMar>
+              <w:top w:type="dxa" w:w="40"/>
+              <w:left w:type="dxa" w:w="80"/>
+              <w:bottom w:type="dxa" w:w="40"/>
+              <w:right w:type="dxa" w:w="80"/>
+            </w:tcMar>
+          </w:tcPr>
+          <w:p>
+            <w:pPr>
+              <w:jc w:val="left"/>
+            </w:pPr>
+            <w:r>
+              <w:rPr>
+                <w:sz w:val="18"/>
+                <w:szCs w:val="18"/>
+              </w:rPr>
+              <w:t xml:space="preserve">10.61.42.188 / .253; 72,6 %</w:t>
+            </w:r>
+          </w:p>
+        </w:tc>
+        <w:tc>
+          <w:tcPr>
+            <w:tcW w:type="dxa" w:w="2200"/>
+            <w:tcMar>
+              <w:top w:type="dxa" w:w="40"/>
+              <w:left w:type="dxa" w:w="80"/>
+              <w:bottom w:type="dxa" w:w="40"/>
+              <w:right w:type="dxa" w:w="80"/>
+            </w:tcMar>
+          </w:tcPr>
+          <w:p>
+            <w:pPr>
+              <w:jc w:val="left"/>
+            </w:pPr>
+            <w:r>
+              <w:rPr>
+                <w:b/>
+                <w:bCs/>
+                <w:color w:val="2E7D32"/>
+                <w:sz w:val="18"/>
+                <w:szCs w:val="18"/>
+              </w:rPr>
+              <w:t xml:space="preserve">10.61.42.188 + 10.61.41.253</w:t>
+            </w:r>
+          </w:p>
+        </w:tc>
+      </w:tr>
+      <w:tr>
+        <w:tc>
+          <w:tcPr>
+            <w:tcW w:type="dxa" w:w="2200"/>
+            <w:tcMar>
+              <w:top w:type="dxa" w:w="40"/>
+              <w:left w:type="dxa" w:w="80"/>
+              <w:bottom w:type="dxa" w:w="40"/>
+              <w:right w:type="dxa" w:w="80"/>
+            </w:tcMar>
+          </w:tcPr>
+          <w:p>
+            <w:pPr>
+              <w:jc w:val="left"/>
+            </w:pPr>
+            <w:r>
+              <w:rPr>
+                <w:sz w:val="18"/>
+                <w:szCs w:val="18"/>
+              </w:rPr>
+              <w:t xml:space="preserve">Протокол/ошибка</w:t>
+            </w:r>
+          </w:p>
+        </w:tc>
+        <w:tc>
+          <w:tcPr>
+            <w:tcW w:type="dxa" w:w="2200"/>
+            <w:tcMar>
+              <w:top w:type="dxa" w:w="40"/>
+              <w:left w:type="dxa" w:w="80"/>
+              <w:bottom w:type="dxa" w:w="40"/>
+              <w:right w:type="dxa" w:w="80"/>
+            </w:tcMar>
+          </w:tcPr>
+          <w:p>
+            <w:pPr>
+              <w:jc w:val="left"/>
+            </w:pPr>
+            <w:r>
+              <w:rPr>
+                <w:b/>
+                <w:bCs/>
+                <w:color w:val="C00000"/>
+                <w:sz w:val="18"/>
+                <w:szCs w:val="18"/>
+              </w:rPr>
+              <w:t xml:space="preserve">http://, TIMED_OUT/REFUSED</w:t>
+            </w:r>
+          </w:p>
+        </w:tc>
+        <w:tc>
+          <w:tcPr>
+            <w:tcW w:type="dxa" w:w="2000"/>
+            <w:tcMar>
+              <w:top w:type="dxa" w:w="40"/>
+              <w:left w:type="dxa" w:w="80"/>
+              <w:bottom w:type="dxa" w:w="40"/>
+              <w:right w:type="dxa" w:w="80"/>
+            </w:tcMar>
+          </w:tcPr>
+          <w:p>
+            <w:pPr>
+              <w:jc w:val="left"/>
+            </w:pPr>
+            <w:r>
+              <w:rPr>
+                <w:sz w:val="18"/>
+                <w:szCs w:val="18"/>
+              </w:rPr>
+              <w:t xml:space="preserve">—</w:t>
+            </w:r>
+          </w:p>
+        </w:tc>
+        <w:tc>
+          <w:tcPr>
+            <w:tcW w:type="dxa" w:w="2200"/>
+            <w:tcMar>
+              <w:top w:type="dxa" w:w="40"/>
+              <w:left w:type="dxa" w:w="80"/>
+              <w:bottom w:type="dxa" w:w="40"/>
+              <w:right w:type="dxa" w:w="80"/>
+            </w:tcMar>
+          </w:tcPr>
+          <w:p>
+            <w:pPr>
+              <w:jc w:val="left"/>
+            </w:pPr>
+            <w:r>
+              <w:rPr>
+                <w:sz w:val="18"/>
+                <w:szCs w:val="18"/>
+              </w:rPr>
+              <w:t xml:space="preserve">https://, ERR_TUNNEL_CONNECTION_FAILED</w:t>
+            </w:r>
+          </w:p>
+        </w:tc>
+      </w:tr>
+      <w:tr>
+        <w:tc>
+          <w:tcPr>
+            <w:tcW w:type="dxa" w:w="2200"/>
+            <w:tcMar>
+              <w:top w:type="dxa" w:w="40"/>
+              <w:left w:type="dxa" w:w="80"/>
+              <w:bottom w:type="dxa" w:w="40"/>
+              <w:right w:type="dxa" w:w="80"/>
+            </w:tcMar>
+          </w:tcPr>
+          <w:p>
+            <w:pPr>
+              <w:jc w:val="left"/>
+            </w:pPr>
+            <w:r>
+              <w:rPr>
+                <w:sz w:val="18"/>
+                <w:szCs w:val="18"/>
+              </w:rPr>
+              <w:t xml:space="preserve">Таблица НПА</w:t>
+            </w:r>
+          </w:p>
+        </w:tc>
+        <w:tc>
+          <w:tcPr>
+            <w:tcW w:type="dxa" w:w="2200"/>
+            <w:tcMar>
+              <w:top w:type="dxa" w:w="40"/>
+              <w:left w:type="dxa" w:w="80"/>
+              <w:bottom w:type="dxa" w:w="40"/>
+              <w:right w:type="dxa" w:w="80"/>
+            </w:tcMar>
+          </w:tcPr>
+          <w:p>
+            <w:pPr>
+              <w:jc w:val="left"/>
+            </w:pPr>
+            <w:r>
+              <w:rPr>
+                <w:b/>
+                <w:bCs/>
+                <w:color w:val="B26A00"/>
+                <w:sz w:val="18"/>
+                <w:szCs w:val="18"/>
+              </w:rPr>
+              <w:t xml:space="preserve">10 актов, цели не верифицированы</w:t>
+            </w:r>
+          </w:p>
+        </w:tc>
+        <w:tc>
+          <w:tcPr>
+            <w:tcW w:type="dxa" w:w="2000"/>
+            <w:tcMar>
+              <w:top w:type="dxa" w:w="40"/>
+              <w:left w:type="dxa" w:w="80"/>
+              <w:bottom w:type="dxa" w:w="40"/>
+              <w:right w:type="dxa" w:w="80"/>
+            </w:tcMar>
+          </w:tcPr>
+          <w:p>
+            <w:pPr>
+              <w:jc w:val="left"/>
+            </w:pPr>
+            <w:r>
+              <w:rPr>
+                <w:sz w:val="18"/>
+                <w:szCs w:val="18"/>
+              </w:rPr>
+              <w:t xml:space="preserve">—</w:t>
+            </w:r>
+          </w:p>
+        </w:tc>
+        <w:tc>
+          <w:tcPr>
+            <w:tcW w:type="dxa" w:w="2200"/>
+            <w:tcMar>
+              <w:top w:type="dxa" w:w="40"/>
+              <w:left w:type="dxa" w:w="80"/>
+              <w:bottom w:type="dxa" w:w="40"/>
+              <w:right w:type="dxa" w:w="80"/>
+            </w:tcMar>
+          </w:tcPr>
+          <w:p>
+            <w:pPr>
+              <w:jc w:val="left"/>
+            </w:pPr>
+            <w:r>
+              <w:rPr>
+                <w:sz w:val="18"/>
+                <w:szCs w:val="18"/>
+              </w:rPr>
+              <w:t xml:space="preserve">25+ актов, верифицированы</w:t>
+            </w:r>
+          </w:p>
+        </w:tc>
+      </w:tr>
+      <w:tr>
+        <w:tc>
+          <w:tcPr>
+            <w:tcW w:type="dxa" w:w="2200"/>
+            <w:tcMar>
+              <w:top w:type="dxa" w:w="40"/>
+              <w:left w:type="dxa" w:w="80"/>
+              <w:bottom w:type="dxa" w:w="40"/>
+              <w:right w:type="dxa" w:w="80"/>
+            </w:tcMar>
+          </w:tcPr>
+          <w:p>
+            <w:pPr>
+              <w:jc w:val="left"/>
+            </w:pPr>
+            <w:r>
+              <w:rPr>
+                <w:sz w:val="18"/>
+                <w:szCs w:val="18"/>
+              </w:rPr>
+              <w:t xml:space="preserve">Юридическая база</w:t>
+            </w:r>
+          </w:p>
+        </w:tc>
+        <w:tc>
+          <w:tcPr>
+            <w:tcW w:type="dxa" w:w="2200"/>
+            <w:tcMar>
+              <w:top w:type="dxa" w:w="40"/>
+              <w:left w:type="dxa" w:w="80"/>
+              <w:bottom w:type="dxa" w:w="40"/>
+              <w:right w:type="dxa" w:w="80"/>
+            </w:tcMar>
+          </w:tcPr>
+          <w:p>
+            <w:pPr>
+              <w:jc w:val="left"/>
+            </w:pPr>
+            <w:r>
+              <w:rPr>
+                <w:sz w:val="18"/>
+                <w:szCs w:val="18"/>
+              </w:rPr>
+              <w:t xml:space="preserve">обтекаемо</w:t>
+            </w:r>
+          </w:p>
+        </w:tc>
+        <w:tc>
+          <w:tcPr>
+            <w:tcW w:type="dxa" w:w="2000"/>
+            <w:tcMar>
+              <w:top w:type="dxa" w:w="40"/>
+              <w:left w:type="dxa" w:w="80"/>
+              <w:bottom w:type="dxa" w:w="40"/>
+              <w:right w:type="dxa" w:w="80"/>
+            </w:tcMar>
+          </w:tcPr>
+          <w:p>
+            <w:pPr>
+              <w:jc w:val="left"/>
+            </w:pPr>
+            <w:r>
+              <w:rPr>
+                <w:b/>
+                <w:bCs/>
+                <w:color w:val="2E7D32"/>
+                <w:sz w:val="18"/>
+                <w:szCs w:val="18"/>
+              </w:rPr>
+              <w:t xml:space="preserve">ст.83-1 ПК, Приказ МНЭ №131, 7 граф</w:t>
+            </w:r>
+          </w:p>
+        </w:tc>
+        <w:tc>
+          <w:tcPr>
+            <w:tcW w:type="dxa" w:w="2200"/>
+            <w:tcMar>
+              <w:top w:type="dxa" w:w="40"/>
+              <w:left w:type="dxa" w:w="80"/>
+              <w:bottom w:type="dxa" w:w="40"/>
+              <w:right w:type="dxa" w:w="80"/>
+            </w:tcMar>
+          </w:tcPr>
+          <w:p>
+            <w:pPr>
+              <w:jc w:val="left"/>
+            </w:pPr>
+            <w:r>
+              <w:rPr>
+                <w:sz w:val="18"/>
+                <w:szCs w:val="18"/>
+              </w:rPr>
+              <w:t xml:space="preserve">подтверждаю релевантность</w:t>
+            </w:r>
+          </w:p>
+        </w:tc>
+      </w:tr>
+      <w:tr>
+        <w:tc>
+          <w:tcPr>
+            <w:tcW w:type="dxa" w:w="2200"/>
+            <w:tcMar>
+              <w:top w:type="dxa" w:w="40"/>
+              <w:left w:type="dxa" w:w="80"/>
+              <w:bottom w:type="dxa" w:w="40"/>
+              <w:right w:type="dxa" w:w="80"/>
+            </w:tcMar>
+          </w:tcPr>
+          <w:p>
+            <w:pPr>
+              <w:jc w:val="left"/>
+            </w:pPr>
+            <w:r>
+              <w:rPr>
+                <w:sz w:val="18"/>
+                <w:szCs w:val="18"/>
+              </w:rPr>
+              <w:t xml:space="preserve">Формальное vs сущностное</w:t>
+            </w:r>
+          </w:p>
+        </w:tc>
+        <w:tc>
+          <w:tcPr>
+            <w:tcW w:type="dxa" w:w="2200"/>
+            <w:tcMar>
+              <w:top w:type="dxa" w:w="40"/>
+              <w:left w:type="dxa" w:w="80"/>
+              <w:bottom w:type="dxa" w:w="40"/>
+              <w:right w:type="dxa" w:w="80"/>
+            </w:tcMar>
+          </w:tcPr>
+          <w:p>
+            <w:pPr>
+              <w:jc w:val="left"/>
+            </w:pPr>
+            <w:r>
+              <w:rPr>
+                <w:sz w:val="18"/>
+                <w:szCs w:val="18"/>
+              </w:rPr>
+              <w:t xml:space="preserve">не различает</w:t>
+            </w:r>
+          </w:p>
+        </w:tc>
+        <w:tc>
+          <w:tcPr>
+            <w:tcW w:type="dxa" w:w="2000"/>
+            <w:tcMar>
+              <w:top w:type="dxa" w:w="40"/>
+              <w:left w:type="dxa" w:w="80"/>
+              <w:bottom w:type="dxa" w:w="40"/>
+              <w:right w:type="dxa" w:w="80"/>
+            </w:tcMar>
+          </w:tcPr>
+          <w:p>
+            <w:pPr>
+              <w:jc w:val="left"/>
+            </w:pPr>
+            <w:r>
+              <w:rPr>
+                <w:b/>
+                <w:bCs/>
+                <w:color w:val="2E7D32"/>
+                <w:sz w:val="18"/>
+                <w:szCs w:val="18"/>
+              </w:rPr>
+              <w:t xml:space="preserve">7/10 формально vs 2/10 сущностно</w:t>
+            </w:r>
+          </w:p>
+        </w:tc>
+        <w:tc>
+          <w:tcPr>
+            <w:tcW w:type="dxa" w:w="2200"/>
+            <w:tcMar>
+              <w:top w:type="dxa" w:w="40"/>
+              <w:left w:type="dxa" w:w="80"/>
+              <w:bottom w:type="dxa" w:w="40"/>
+              <w:right w:type="dxa" w:w="80"/>
+            </w:tcMar>
+          </w:tcPr>
+          <w:p>
+            <w:pPr>
+              <w:jc w:val="left"/>
+            </w:pPr>
+            <w:r>
+              <w:rPr>
+                <w:sz w:val="18"/>
+                <w:szCs w:val="18"/>
+              </w:rPr>
+              <w:t xml:space="preserve">согласен: графы есть, функции нет</w:t>
+            </w:r>
+          </w:p>
+        </w:tc>
+      </w:tr>
+      <w:tr>
+        <w:tc>
+          <w:tcPr>
+            <w:tcW w:type="dxa" w:w="2200"/>
+            <w:tcMar>
+              <w:top w:type="dxa" w:w="40"/>
+              <w:left w:type="dxa" w:w="80"/>
+              <w:bottom w:type="dxa" w:w="40"/>
+              <w:right w:type="dxa" w:w="80"/>
+            </w:tcMar>
+          </w:tcPr>
+          <w:p>
+            <w:pPr>
+              <w:jc w:val="left"/>
+            </w:pPr>
+            <w:r>
+              <w:rPr>
+                <w:sz w:val="18"/>
+                <w:szCs w:val="18"/>
+              </w:rPr>
+              <w:t xml:space="preserve">node1 disclosure</w:t>
+            </w:r>
+          </w:p>
+        </w:tc>
+        <w:tc>
+          <w:tcPr>
+            <w:tcW w:type="dxa" w:w="2200"/>
+            <w:tcMar>
+              <w:top w:type="dxa" w:w="40"/>
+              <w:left w:type="dxa" w:w="80"/>
+              <w:bottom w:type="dxa" w:w="40"/>
+              <w:right w:type="dxa" w:w="80"/>
+            </w:tcMar>
+          </w:tcPr>
+          <w:p>
+            <w:pPr>
+              <w:jc w:val="left"/>
+            </w:pPr>
+            <w:r>
+              <w:rPr>
+                <w:b/>
+                <w:bCs/>
+                <w:color w:val="C00000"/>
+                <w:sz w:val="18"/>
+                <w:szCs w:val="18"/>
+              </w:rPr>
+              <w:t xml:space="preserve">не найдено</w:t>
+            </w:r>
+          </w:p>
+        </w:tc>
+        <w:tc>
+          <w:tcPr>
+            <w:tcW w:type="dxa" w:w="2000"/>
+            <w:tcMar>
+              <w:top w:type="dxa" w:w="40"/>
+              <w:left w:type="dxa" w:w="80"/>
+              <w:bottom w:type="dxa" w:w="40"/>
+              <w:right w:type="dxa" w:w="80"/>
+            </w:tcMar>
+          </w:tcPr>
+          <w:p>
+            <w:pPr>
+              <w:jc w:val="left"/>
+            </w:pPr>
+            <w:r>
+              <w:rPr>
+                <w:sz w:val="18"/>
+                <w:szCs w:val="18"/>
+              </w:rPr>
+              <w:t xml:space="preserve">упоминает</w:t>
+            </w:r>
+          </w:p>
+        </w:tc>
+        <w:tc>
+          <w:tcPr>
+            <w:tcW w:type="dxa" w:w="2200"/>
+            <w:tcMar>
+              <w:top w:type="dxa" w:w="40"/>
+              <w:left w:type="dxa" w:w="80"/>
+              <w:bottom w:type="dxa" w:w="40"/>
+              <w:right w:type="dxa" w:w="80"/>
+            </w:tcMar>
+          </w:tcPr>
+          <w:p>
+            <w:pPr>
+              <w:jc w:val="left"/>
+            </w:pPr>
+            <w:r>
+              <w:rPr>
+                <w:b/>
+                <w:bCs/>
+                <w:color w:val="2E7D32"/>
+                <w:sz w:val="18"/>
+                <w:szCs w:val="18"/>
+              </w:rPr>
+              <w:t xml:space="preserve">подтверждено (HTML-комментарий)</w:t>
+            </w:r>
+          </w:p>
+        </w:tc>
+      </w:tr>
+      <w:tr>
+        <w:tc>
+          <w:tcPr>
+            <w:tcW w:type="dxa" w:w="2200"/>
+            <w:tcMar>
+              <w:top w:type="dxa" w:w="40"/>
+              <w:left w:type="dxa" w:w="80"/>
+              <w:bottom w:type="dxa" w:w="40"/>
+              <w:right w:type="dxa" w:w="80"/>
+            </w:tcMar>
+          </w:tcPr>
+          <w:p>
+            <w:pPr>
+              <w:jc w:val="left"/>
+            </w:pPr>
+            <w:r>
+              <w:rPr>
+                <w:sz w:val="18"/>
+                <w:szCs w:val="18"/>
+              </w:rPr>
+              <w:t xml:space="preserve">Экспозиция ИИН/ФИО</w:t>
+            </w:r>
+          </w:p>
+        </w:tc>
+        <w:tc>
+          <w:tcPr>
+            <w:tcW w:type="dxa" w:w="2200"/>
+            <w:tcMar>
+              <w:top w:type="dxa" w:w="40"/>
+              <w:left w:type="dxa" w:w="80"/>
+              <w:bottom w:type="dxa" w:w="40"/>
+              <w:right w:type="dxa" w:w="80"/>
+            </w:tcMar>
+          </w:tcPr>
+          <w:p>
+            <w:pPr>
+              <w:jc w:val="left"/>
+            </w:pPr>
+            <w:r>
+              <w:rPr>
+                <w:b/>
+                <w:bCs/>
+                <w:color w:val="C00000"/>
+                <w:sz w:val="18"/>
+                <w:szCs w:val="18"/>
+              </w:rPr>
+              <w:t xml:space="preserve">пропущено</w:t>
+            </w:r>
+          </w:p>
+        </w:tc>
+        <w:tc>
+          <w:tcPr>
+            <w:tcW w:type="dxa" w:w="2000"/>
+            <w:tcMar>
+              <w:top w:type="dxa" w:w="40"/>
+              <w:left w:type="dxa" w:w="80"/>
+              <w:bottom w:type="dxa" w:w="40"/>
+              <w:right w:type="dxa" w:w="80"/>
+            </w:tcMar>
+          </w:tcPr>
+          <w:p>
+            <w:pPr>
+              <w:jc w:val="left"/>
+            </w:pPr>
+            <w:r>
+              <w:rPr>
+                <w:sz w:val="18"/>
+                <w:szCs w:val="18"/>
+              </w:rPr>
+              <w:t xml:space="preserve">упоминает</w:t>
+            </w:r>
+          </w:p>
+        </w:tc>
+        <w:tc>
+          <w:tcPr>
+            <w:tcW w:type="dxa" w:w="2200"/>
+            <w:tcMar>
+              <w:top w:type="dxa" w:w="40"/>
+              <w:left w:type="dxa" w:w="80"/>
+              <w:bottom w:type="dxa" w:w="40"/>
+              <w:right w:type="dxa" w:w="80"/>
+            </w:tcMar>
+          </w:tcPr>
+          <w:p>
+            <w:pPr>
+              <w:jc w:val="left"/>
+            </w:pPr>
+            <w:r>
+              <w:rPr>
+                <w:sz w:val="18"/>
+                <w:szCs w:val="18"/>
+              </w:rPr>
+              <w:t xml:space="preserve">подтверждено; калибровано (раздел 5.2)</w:t>
+            </w:r>
+          </w:p>
+        </w:tc>
+      </w:tr>
+      <w:tr>
+        <w:tc>
+          <w:tcPr>
+            <w:tcW w:type="dxa" w:w="2200"/>
+            <w:tcMar>
+              <w:top w:type="dxa" w:w="40"/>
+              <w:left w:type="dxa" w:w="80"/>
+              <w:bottom w:type="dxa" w:w="40"/>
+              <w:right w:type="dxa" w:w="80"/>
+            </w:tcMar>
+          </w:tcPr>
+          <w:p>
+            <w:pPr>
+              <w:jc w:val="left"/>
+            </w:pPr>
+            <w:r>
+              <w:rPr>
+                <w:sz w:val="18"/>
+                <w:szCs w:val="18"/>
+              </w:rPr>
+              <w:t xml:space="preserve">Эндпоинты login/certificate</w:t>
+            </w:r>
+          </w:p>
+        </w:tc>
+        <w:tc>
+          <w:tcPr>
+            <w:tcW w:type="dxa" w:w="2200"/>
+            <w:tcMar>
+              <w:top w:type="dxa" w:w="40"/>
+              <w:left w:type="dxa" w:w="80"/>
+              <w:bottom w:type="dxa" w:w="40"/>
+              <w:right w:type="dxa" w:w="80"/>
+            </w:tcMar>
+          </w:tcPr>
+          <w:p>
+            <w:pPr>
+              <w:jc w:val="left"/>
+            </w:pPr>
+            <w:r>
+              <w:rPr>
+                <w:b/>
+                <w:bCs/>
+                <w:color w:val="2E7D32"/>
+                <w:sz w:val="18"/>
+                <w:szCs w:val="18"/>
+              </w:rPr>
+              <w:t xml:space="preserve">указаны (ЭЦП/QR/FaceID)</w:t>
+            </w:r>
+          </w:p>
+        </w:tc>
+        <w:tc>
+          <w:tcPr>
+            <w:tcW w:type="dxa" w:w="2000"/>
+            <w:tcMar>
+              <w:top w:type="dxa" w:w="40"/>
+              <w:left w:type="dxa" w:w="80"/>
+              <w:bottom w:type="dxa" w:w="40"/>
+              <w:right w:type="dxa" w:w="80"/>
+            </w:tcMar>
+          </w:tcPr>
+          <w:p>
+            <w:pPr>
+              <w:jc w:val="left"/>
+            </w:pPr>
+            <w:r>
+              <w:rPr>
+                <w:sz w:val="18"/>
+                <w:szCs w:val="18"/>
+              </w:rPr>
+              <w:t xml:space="preserve">—</w:t>
+            </w:r>
+          </w:p>
+        </w:tc>
+        <w:tc>
+          <w:tcPr>
+            <w:tcW w:type="dxa" w:w="2200"/>
+            <w:tcMar>
+              <w:top w:type="dxa" w:w="40"/>
+              <w:left w:type="dxa" w:w="80"/>
+              <w:bottom w:type="dxa" w:w="40"/>
+              <w:right w:type="dxa" w:w="80"/>
+            </w:tcMar>
+          </w:tcPr>
+          <w:p>
+            <w:pPr>
+              <w:jc w:val="left"/>
+            </w:pPr>
+            <w:r>
+              <w:rPr>
+                <w:b/>
+                <w:bCs/>
+                <w:color w:val="2E7D32"/>
+                <w:sz w:val="18"/>
+                <w:szCs w:val="18"/>
+              </w:rPr>
+              <w:t xml:space="preserve">верно (HTTP 200)</w:t>
+            </w:r>
+          </w:p>
+        </w:tc>
+      </w:tr>
+      <w:tr>
+        <w:tc>
+          <w:tcPr>
+            <w:tcW w:type="dxa" w:w="2200"/>
+            <w:tcMar>
+              <w:top w:type="dxa" w:w="40"/>
+              <w:left w:type="dxa" w:w="80"/>
+              <w:bottom w:type="dxa" w:w="40"/>
+              <w:right w:type="dxa" w:w="80"/>
+            </w:tcMar>
+          </w:tcPr>
+          <w:p>
+            <w:pPr>
+              <w:jc w:val="left"/>
+            </w:pPr>
+            <w:r>
+              <w:rPr>
+                <w:sz w:val="18"/>
+                <w:szCs w:val="18"/>
+              </w:rPr>
+              <w:t xml:space="preserve">Итоговый балл</w:t>
+            </w:r>
+          </w:p>
+        </w:tc>
+        <w:tc>
+          <w:tcPr>
+            <w:tcW w:type="dxa" w:w="2200"/>
+            <w:tcMar>
+              <w:top w:type="dxa" w:w="40"/>
+              <w:left w:type="dxa" w:w="80"/>
+              <w:bottom w:type="dxa" w:w="40"/>
+              <w:right w:type="dxa" w:w="80"/>
+            </w:tcMar>
+          </w:tcPr>
+          <w:p>
+            <w:pPr>
+              <w:jc w:val="left"/>
+            </w:pPr>
+            <w:r>
+              <w:rPr>
+                <w:sz w:val="18"/>
+                <w:szCs w:val="18"/>
+              </w:rPr>
+              <w:t xml:space="preserve">2,6 / 10</w:t>
+            </w:r>
+          </w:p>
+        </w:tc>
+        <w:tc>
+          <w:tcPr>
+            <w:tcW w:type="dxa" w:w="2000"/>
+            <w:tcMar>
+              <w:top w:type="dxa" w:w="40"/>
+              <w:left w:type="dxa" w:w="80"/>
+              <w:bottom w:type="dxa" w:w="40"/>
+              <w:right w:type="dxa" w:w="80"/>
+            </w:tcMar>
+          </w:tcPr>
+          <w:p>
+            <w:pPr>
+              <w:jc w:val="left"/>
+            </w:pPr>
+            <w:r>
+              <w:rPr>
+                <w:sz w:val="18"/>
+                <w:szCs w:val="18"/>
+              </w:rPr>
+              <w:t xml:space="preserve">2/10 (сущностно) · 7/10 (формально)</w:t>
+            </w:r>
+          </w:p>
+        </w:tc>
+        <w:tc>
+          <w:tcPr>
+            <w:tcW w:type="dxa" w:w="2200"/>
+            <w:tcMar>
+              <w:top w:type="dxa" w:w="40"/>
+              <w:left w:type="dxa" w:w="80"/>
+              <w:bottom w:type="dxa" w:w="40"/>
+              <w:right w:type="dxa" w:w="80"/>
+            </w:tcMar>
+          </w:tcPr>
+          <w:p>
+            <w:pPr>
+              <w:jc w:val="left"/>
+            </w:pPr>
+            <w:r>
+              <w:rPr>
+                <w:sz w:val="18"/>
+                <w:szCs w:val="18"/>
+              </w:rPr>
+              <w:t xml:space="preserve">≈ 2,0 / 10</w:t>
+            </w:r>
+          </w:p>
+        </w:tc>
+      </w:tr>
+    </w:tbl>
+    <w:p>
+      <w:pPr>
+        <w:pStyle w:val="Heading2"/>
+        <w:spacing w:after="100" w:before="220"/>
+      </w:pPr>
+      <w:r>
+        <w:t xml:space="preserve">Выводы сравнения</w:t>
+      </w:r>
+    </w:p>
+    <w:p>
+      <w:pPr>
+        <w:pStyle w:val="ListParagraph"/>
+        <w:numPr>
+          <w:ilvl w:val="0"/>
+          <w:numId w:val="2"/>
+        </w:numPr>
+        <w:spacing w:after="60"/>
+      </w:pPr>
+      <w:r>
+        <w:rPr>
+          <w:b/>
+          <w:bCs/>
+          <w:sz w:val="22"/>
+          <w:szCs w:val="22"/>
+        </w:rPr>
+        <w:t xml:space="preserve">Qwen — сильнее в праве: </w:t>
+      </w:r>
+      <w:r>
+        <w:rPr>
+          <w:sz w:val="22"/>
+          <w:szCs w:val="22"/>
+        </w:rPr>
+        <w:t xml:space="preserve">единственный привязал оценку к конкретным НПА (ст. 83-1 Предпринимательского кодекса, Приказ МНЭ № 131 с 7 обязательными графами) и ввёл важное различие «формальное соответствие (7/10) против сущностного (2/10)». Его проверяемые технические факты (реальные IP, 72,6 %, node1, ИИН/БИН) совпадают с наблюдениями данного аудита.</w:t>
+      </w:r>
+    </w:p>
+    <w:p>
+      <w:pPr>
+        <w:pStyle w:val="ListParagraph"/>
+        <w:numPr>
+          <w:ilvl w:val="0"/>
+          <w:numId w:val="2"/>
+        </w:numPr>
+        <w:spacing w:after="60"/>
+      </w:pPr>
+      <w:r>
+        <w:rPr>
+          <w:b/>
+          <w:bCs/>
+          <w:sz w:val="22"/>
+          <w:szCs w:val="22"/>
+        </w:rPr>
+        <w:t xml:space="preserve">Gemini — слабее в фактах: </w:t>
+      </w:r>
+      <w:r>
+        <w:rPr>
+          <w:sz w:val="22"/>
+          <w:szCs w:val="22"/>
+        </w:rPr>
+        <w:t xml:space="preserve">верно уловил общий диагноз, структуру разделов и служебные эндпоинты, но ошибся в архитектуре (SPA/API вместо SSR), использовал выдуманные 192.168.* и http://, привёл непроверенную таблицу НПА и не заметил двух реальных ИБ-моментов (node1 и экспозицию ИИН). Гипотеза «остатки тестового контура» правдоподобна, но не подкреплена данными.</w:t>
+      </w:r>
+    </w:p>
+    <w:p>
+      <w:pPr>
+        <w:pStyle w:val="ListParagraph"/>
+        <w:numPr>
+          <w:ilvl w:val="0"/>
+          <w:numId w:val="2"/>
+        </w:numPr>
+        <w:spacing w:after="60"/>
+      </w:pPr>
+      <w:r>
+        <w:rPr>
+          <w:b/>
+          <w:bCs/>
+          <w:sz w:val="22"/>
+          <w:szCs w:val="22"/>
+        </w:rPr>
+        <w:t xml:space="preserve">Данный аудит — «наземная правда»: </w:t>
+      </w:r>
+      <w:r>
+        <w:rPr>
+          <w:sz w:val="22"/>
+          <w:szCs w:val="22"/>
+        </w:rPr>
+        <w:t xml:space="preserve">точные IP, реальный тип ошибки, подтверждённый SSR (не SPA), раскрытие node1 и калиброванная (не завышенная) оценка ситуации с ИИН/БИН.</w:t>
+      </w:r>
+    </w:p>
+    <w:p>
+      <w:r>
+        <w:br w:type="page"/>
+      </w:r>
+    </w:p>
+    <w:p>
+      <w:pPr>
+        <w:pStyle w:val="Heading1"/>
+        <w:spacing w:after="120" w:before="280"/>
+      </w:pPr>
+      <w:r>
+        <w:t xml:space="preserve">14. Итоговая экспертная оценка (10-балльная шкала)</w:t>
       </w:r>
     </w:p>
     <w:tbl>
@@ -9417,7 +11246,7 @@
                 <w:sz w:val="18"/>
                 <w:szCs w:val="18"/>
               </w:rPr>
-              <w:t xml:space="preserve">Внутренние IP в HTML, нет нормализации, нет API</w:t>
+              <w:t xml:space="preserve">Внутренние IP/node1 в HTML, нет нормализации, нет API</w:t>
             </w:r>
           </w:p>
         </w:tc>
@@ -9784,13 +11613,34 @@
         </w:tc>
       </w:tr>
     </w:tbl>
+    <w:p>
+      <w:pPr>
+        <w:spacing w:after="120" w:line="276"/>
+      </w:pPr>
+      <w:r>
+        <w:rPr>
+          <w:b/>
+          <w:bCs/>
+          <w:sz w:val="22"/>
+          <w:szCs w:val="22"/>
+        </w:rPr>
+        <w:t xml:space="preserve">Примечание (рамка Qwen). </w:t>
+      </w:r>
+      <w:r>
+        <w:rPr>
+          <w:sz w:val="22"/>
+          <w:szCs w:val="22"/>
+        </w:rPr>
+        <w:t xml:space="preserve">Отдельно стоит различать формальное соответствие подзаконному акту (Приказ МНЭ № 131 — все 7 граф формально присутствуют, оценка ~7/10) и сущностное соответствие цели закона и поручению (информированность об исчерпывающем перечне требований — ~2/10). Данная интегральная оценка отражает именно сущностную сторону — фактическую пользу для предпринимателя.</w:t>
+      </w:r>
+    </w:p>
     <w:p>
       <w:pPr>
         <w:pStyle w:val="Heading1"/>
         <w:spacing w:after="120" w:before="280"/>
       </w:pPr>
       <w:r>
-        <w:t xml:space="preserve">13. Технические причины и рекомендации</w:t>
+        <w:t xml:space="preserve">15. Технические причины и рекомендации</w:t>
       </w:r>
     </w:p>
     <w:p>
@@ -9799,7 +11649,7 @@
         <w:spacing w:after="100" w:before="220"/>
       </w:pPr>
       <w:r>
-        <w:t xml:space="preserve">13.1. Причины</w:t>
+        <w:t xml:space="preserve">15.1. Причины</w:t>
       </w:r>
     </w:p>
     <w:p>
@@ -9850,7 +11700,7 @@
           <w:sz w:val="22"/>
           <w:szCs w:val="22"/>
         </w:rPr>
-        <w:t xml:space="preserve">Импорт данных из нескольких разнородных систем без унификации и валидации URL — отсюда битые/искажённые ссылки.</w:t>
+        <w:t xml:space="preserve">Импорт данных из нескольких разнородных систем без унификации и валидации URL.</w:t>
       </w:r>
     </w:p>
     <w:p>
@@ -9876,7 +11726,7 @@
         <w:spacing w:after="100" w:before="220"/>
       </w:pPr>
       <w:r>
-        <w:t xml:space="preserve">13.2. Рекомендации (по приоритету)</w:t>
+        <w:t xml:space="preserve">15.2. Рекомендации (по приоритету)</w:t>
       </w:r>
     </w:p>
     <w:p>
@@ -9916,10 +11766,19 @@
       </w:pPr>
       <w:r>
         <w:rPr>
+          <w:b/>
+          <w:bCs/>
           <w:sz w:val="22"/>
           <w:szCs w:val="22"/>
         </w:rPr>
-        <w:t xml:space="preserve">Устранить утечку внутренней топологии сети (приватные IP в публичном HTML) — как дефект информационной безопасности.</w:t>
+        <w:t xml:space="preserve">ИБ: </w:t>
+      </w:r>
+      <w:r>
+        <w:rPr>
+          <w:sz w:val="22"/>
+          <w:szCs w:val="22"/>
+        </w:rPr>
+        <w:t xml:space="preserve">удалить из публичного HTML внутренние IP, имя узла node1.rsp.gov.kz и контакт подрядчика (HTML-комментарий) — раскрытие внутренней инфраструктуры.</w:t>
       </w:r>
     </w:p>
     <w:p>
@@ -9936,7 +11795,7 @@
           <w:sz w:val="22"/>
           <w:szCs w:val="22"/>
         </w:rPr>
-        <w:t xml:space="preserve">Внедрить автоматическую валидацию ссылок (link-checker) в конвейер публикации и регулярный мониторинг 4xx/недостижимых узлов.</w:t>
+        <w:t xml:space="preserve">Внедрить автоматическую валидацию ссылок (link-checker) в конвейер публикации и мониторинг 4xx/недостижимых узлов.</w:t>
       </w:r>
     </w:p>
     <w:p>
@@ -9954,6 +11813,32 @@
           <w:szCs w:val="22"/>
         </w:rPr>
         <w:t xml:space="preserve">Исправить генерацию URL в шаблонах (потеря префикса https:// и мусорная конкатенация).</w:t>
+      </w:r>
+    </w:p>
+    <w:p>
+      <w:pPr>
+        <w:pStyle w:val="ListParagraph"/>
+        <w:numPr>
+          <w:ilvl w:val="0"/>
+          <w:numId w:val="3"/>
+        </w:numPr>
+        <w:spacing w:after="60"/>
+      </w:pPr>
+      <w:r>
+        <w:rPr>
+          <w:sz w:val="22"/>
+          <w:szCs w:val="22"/>
+        </w:rPr>
+        <w:t xml:space="preserve">Data-governance (по необходимости): для РСП рассмотреть ограничение массовой перечисляемости/выгрузки (rate-limit, anti-scraping), поскольку датасет содержит ИИН (ПДн с датой рождения). </w:t>
+      </w:r>
+      <w:r>
+        <w:rPr>
+          <w:i/>
+          <w:iCs/>
+          <w:sz w:val="22"/>
+          <w:szCs w:val="22"/>
+        </w:rPr>
+        <w:t xml:space="preserve">Это рекомендация уровня политики данных, а не устранение уязвимости.</w:t>
       </w:r>
     </w:p>
     <w:p>

--- a/rsp-audit/RSP_gov_kz_Audit_Report.docx
+++ b/rsp-audit/RSP_gov_kz_Audit_Report.docx
@@ -73,7 +73,7 @@
           <w:sz w:val="20"/>
           <w:szCs w:val="20"/>
         </w:rPr>
-        <w:t xml:space="preserve">Редакция 2 — добавлен раздел информационной безопасности и сравнение с независимыми заключениями (Gemini, Qwen)</w:t>
+        <w:t xml:space="preserve">Консолидированная редакция: единый отчёт, включающий раздел информационной безопасности и верифицированную нормативную базу</w:t>
       </w:r>
     </w:p>
     <w:p>
@@ -3492,7 +3492,7 @@
           <w:sz w:val="22"/>
           <w:szCs w:val="22"/>
         </w:rPr>
-        <w:t xml:space="preserve">В независимых заключениях (Gemini, Qwen) отмечались два ИБ-момента: раскрытие внутренней инфраструктуры и наличие ИИН/БИН. Ниже — проверенные по факту наблюдения и честная (не завышенная) калибровка серьёзности каждого.</w:t>
+        <w:t xml:space="preserve">В ходе аудита отдельно проверены два ИБ-момента: раскрытие внутренней инфраструктуры и публичное отображение ИИН/БИН. Ниже — проверенные по факту наблюдения и честная (не завышенная) калибровка серьёзности каждого.</w:t>
       </w:r>
     </w:p>
     <w:p>
@@ -8543,7 +8543,488 @@
         <w:spacing w:after="120" w:before="280"/>
       </w:pPr>
       <w:r>
-        <w:t xml:space="preserve">10. Соответствие назначению и архитектурный аудит</w:t>
+        <w:t xml:space="preserve">10. Нормативная база и соответствие назначению</w:t>
+      </w:r>
+    </w:p>
+    <w:p>
+      <w:pPr>
+        <w:pStyle w:val="Heading2"/>
+        <w:spacing w:after="100" w:before="220"/>
+      </w:pPr>
+      <w:r>
+        <w:t xml:space="preserve">10.1. Нормативная база (проверено по первоисточнику)</w:t>
+      </w:r>
+    </w:p>
+    <w:p>
+      <w:pPr>
+        <w:spacing w:after="120" w:line="276"/>
+      </w:pPr>
+      <w:r>
+        <w:rPr>
+          <w:sz w:val="22"/>
+          <w:szCs w:val="22"/>
+        </w:rPr>
+        <w:t xml:space="preserve">Основанием создания реестра является </w:t>
+      </w:r>
+      <w:r>
+        <w:rPr>
+          <w:b/>
+          <w:bCs/>
+          <w:sz w:val="22"/>
+          <w:szCs w:val="22"/>
+        </w:rPr>
+        <w:t xml:space="preserve">статья 83-1 Предпринимательского кодекса РК</w:t>
+      </w:r>
+      <w:r>
+        <w:rPr>
+          <w:sz w:val="22"/>
+          <w:szCs w:val="22"/>
+        </w:rPr>
+        <w:t xml:space="preserve"> (введена Законом РК от 02.01.2021 № 400-VI). Текст статьи проверен непосредственно в ИПС «Әділет». Ключевые положения:</w:t>
+      </w:r>
+    </w:p>
+    <w:p>
+      <w:pPr>
+        <w:pStyle w:val="ListParagraph"/>
+        <w:numPr>
+          <w:ilvl w:val="0"/>
+          <w:numId w:val="2"/>
+        </w:numPr>
+        <w:spacing w:after="60"/>
+      </w:pPr>
+      <w:r>
+        <w:rPr>
+          <w:b/>
+          <w:bCs/>
+          <w:sz w:val="22"/>
+          <w:szCs w:val="22"/>
+        </w:rPr>
+        <w:t xml:space="preserve">Определение (п. 1): </w:t>
+      </w:r>
+      <w:r>
+        <w:rPr>
+          <w:sz w:val="22"/>
+          <w:szCs w:val="22"/>
+        </w:rPr>
+        <w:t xml:space="preserve">«общедоступная база данных регуляторных актов в разрезе видов предпринимательской деятельности по ОКЭД».</w:t>
+      </w:r>
+    </w:p>
+    <w:p>
+      <w:pPr>
+        <w:pStyle w:val="ListParagraph"/>
+        <w:numPr>
+          <w:ilvl w:val="0"/>
+          <w:numId w:val="2"/>
+        </w:numPr>
+        <w:spacing w:after="60"/>
+      </w:pPr>
+      <w:r>
+        <w:rPr>
+          <w:b/>
+          <w:bCs/>
+          <w:sz w:val="22"/>
+          <w:szCs w:val="22"/>
+        </w:rPr>
+        <w:t xml:space="preserve">Задачи (п. 1): </w:t>
+      </w:r>
+      <w:r>
+        <w:rPr>
+          <w:sz w:val="22"/>
+          <w:szCs w:val="22"/>
+        </w:rPr>
+        <w:t xml:space="preserve">1) обеспечение соответствия требований условиям их формирования; 2) «обеспечение информированности субъектов предпринимательства об исчерпывающем перечне требований, обязательных для осуществления ими деятельности».</w:t>
+      </w:r>
+    </w:p>
+    <w:p>
+      <w:pPr>
+        <w:pStyle w:val="ListParagraph"/>
+        <w:numPr>
+          <w:ilvl w:val="0"/>
+          <w:numId w:val="2"/>
+        </w:numPr>
+        <w:spacing w:after="60"/>
+      </w:pPr>
+      <w:r>
+        <w:rPr>
+          <w:b/>
+          <w:bCs/>
+          <w:sz w:val="22"/>
+          <w:szCs w:val="22"/>
+        </w:rPr>
+        <w:t xml:space="preserve">Порядок включения (п. 5): </w:t>
+      </w:r>
+      <w:r>
+        <w:rPr>
+          <w:sz w:val="22"/>
+          <w:szCs w:val="22"/>
+        </w:rPr>
+        <w:t xml:space="preserve">законы — постатейно; иные НПА — по наименованиям с реквизитами.</w:t>
+      </w:r>
+    </w:p>
+    <w:p>
+      <w:pPr>
+        <w:pStyle w:val="ListParagraph"/>
+        <w:numPr>
+          <w:ilvl w:val="0"/>
+          <w:numId w:val="2"/>
+        </w:numPr>
+        <w:spacing w:after="60"/>
+      </w:pPr>
+      <w:r>
+        <w:rPr>
+          <w:b/>
+          <w:bCs/>
+          <w:sz w:val="22"/>
+          <w:szCs w:val="22"/>
+        </w:rPr>
+        <w:t xml:space="preserve">Правовое последствие (п. 6): </w:t>
+      </w:r>
+      <w:r>
+        <w:rPr>
+          <w:sz w:val="22"/>
+          <w:szCs w:val="22"/>
+        </w:rPr>
+        <w:t xml:space="preserve">если регулирующий орган своевременно не провёл анализ регуляторного акта, акт исключается из реестра.</w:t>
+      </w:r>
+    </w:p>
+    <w:p>
+      <w:pPr>
+        <w:spacing w:after="120" w:line="276"/>
+      </w:pPr>
+      <w:r>
+        <w:rPr>
+          <w:b/>
+          <w:bCs/>
+          <w:sz w:val="22"/>
+          <w:szCs w:val="22"/>
+        </w:rPr>
+        <w:t xml:space="preserve">Вывод из нормы. </w:t>
+      </w:r>
+      <w:r>
+        <w:rPr>
+          <w:sz w:val="22"/>
+          <w:szCs w:val="22"/>
+        </w:rPr>
+        <w:t xml:space="preserve">Закон прямо называет реестр «общедоступной базой данных» и НЕ требует хранить полный текст требований на самом портале — достаточно включения актов (законы — постатейно) с доступом к их тексту. Однако ключевая задача — «информированность об </w:t>
+      </w:r>
+      <w:r>
+        <w:rPr>
+          <w:i/>
+          <w:iCs/>
+          <w:sz w:val="22"/>
+          <w:szCs w:val="22"/>
+        </w:rPr>
+        <w:t xml:space="preserve">исчерпывающем</w:t>
+      </w:r>
+      <w:r>
+        <w:rPr>
+          <w:sz w:val="22"/>
+          <w:szCs w:val="22"/>
+        </w:rPr>
+        <w:t xml:space="preserve"> перечне требований». Именно по этой задаче фактическая реализация даёт сбой (см. ниже).</w:t>
+      </w:r>
+    </w:p>
+    <w:p>
+      <w:pPr>
+        <w:spacing w:after="120" w:line="276"/>
+      </w:pPr>
+      <w:r>
+        <w:rPr>
+          <w:b/>
+          <w:bCs/>
+          <w:sz w:val="22"/>
+          <w:szCs w:val="22"/>
+        </w:rPr>
+        <w:t xml:space="preserve">Формальное соответствие против сущностного. </w:t>
+      </w:r>
+      <w:r>
+        <w:rPr>
+          <w:sz w:val="22"/>
+          <w:szCs w:val="22"/>
+        </w:rPr>
+        <w:t xml:space="preserve">Наблюдаемые на портале графы карточки (регуляторный акт, ОКЭД, госорган, срок анализа, гиперссылка, досье, статус) формально соответствуют структуре, установленной правилами ведения реестра (утверждены приказом уполномоченного органа по предпринимательству — МНЭ РК). Таким образом, </w:t>
+      </w:r>
+    </w:p>
+    <w:tbl>
+      <w:tblPr>
+        <w:tblW w:type="dxa" w:w="8600"/>
+        <w:tblBorders>
+          <w:top w:val="single" w:color="BBBBBB" w:sz="4"/>
+          <w:left w:val="single" w:color="BBBBBB" w:sz="4"/>
+          <w:bottom w:val="single" w:color="BBBBBB" w:sz="4"/>
+          <w:right w:val="single" w:color="BBBBBB" w:sz="4"/>
+          <w:insideH w:val="single" w:color="BBBBBB" w:sz="4"/>
+          <w:insideV w:val="single" w:color="BBBBBB" w:sz="4"/>
+        </w:tblBorders>
+      </w:tblPr>
+      <w:tblGrid>
+        <w:gridCol w:w="4200"/>
+        <w:gridCol w:w="1500"/>
+        <w:gridCol w:w="2900"/>
+      </w:tblGrid>
+      <w:tr>
+        <w:trPr>
+          <w:tblHeader/>
+        </w:trPr>
+        <w:tc>
+          <w:tcPr>
+            <w:tcW w:type="dxa" w:w="4200"/>
+            <w:shd w:fill="1F3864" w:color="auto" w:val="clear"/>
+            <w:tcMar>
+              <w:top w:type="dxa" w:w="40"/>
+              <w:left w:type="dxa" w:w="80"/>
+              <w:bottom w:type="dxa" w:w="40"/>
+              <w:right w:type="dxa" w:w="80"/>
+            </w:tcMar>
+          </w:tcPr>
+          <w:p>
+            <w:pPr>
+              <w:jc w:val="left"/>
+            </w:pPr>
+            <w:r>
+              <w:rPr>
+                <w:b/>
+                <w:bCs/>
+                <w:color w:val="FFFFFF"/>
+                <w:sz w:val="18"/>
+                <w:szCs w:val="18"/>
+              </w:rPr>
+              <w:t xml:space="preserve">Плоскость оценки</w:t>
+            </w:r>
+          </w:p>
+        </w:tc>
+        <w:tc>
+          <w:tcPr>
+            <w:tcW w:type="dxa" w:w="1500"/>
+            <w:shd w:fill="1F3864" w:color="auto" w:val="clear"/>
+            <w:tcMar>
+              <w:top w:type="dxa" w:w="40"/>
+              <w:left w:type="dxa" w:w="80"/>
+              <w:bottom w:type="dxa" w:w="40"/>
+              <w:right w:type="dxa" w:w="80"/>
+            </w:tcMar>
+          </w:tcPr>
+          <w:p>
+            <w:pPr>
+              <w:jc w:val="center"/>
+            </w:pPr>
+            <w:r>
+              <w:rPr>
+                <w:b/>
+                <w:bCs/>
+                <w:color w:val="FFFFFF"/>
+                <w:sz w:val="18"/>
+                <w:szCs w:val="18"/>
+              </w:rPr>
+              <w:t xml:space="preserve">Итог</w:t>
+            </w:r>
+          </w:p>
+        </w:tc>
+        <w:tc>
+          <w:tcPr>
+            <w:tcW w:type="dxa" w:w="2900"/>
+            <w:shd w:fill="1F3864" w:color="auto" w:val="clear"/>
+            <w:tcMar>
+              <w:top w:type="dxa" w:w="40"/>
+              <w:left w:type="dxa" w:w="80"/>
+              <w:bottom w:type="dxa" w:w="40"/>
+              <w:right w:type="dxa" w:w="80"/>
+            </w:tcMar>
+          </w:tcPr>
+          <w:p>
+            <w:pPr>
+              <w:jc w:val="left"/>
+            </w:pPr>
+            <w:r>
+              <w:rPr>
+                <w:b/>
+                <w:bCs/>
+                <w:color w:val="FFFFFF"/>
+                <w:sz w:val="18"/>
+                <w:szCs w:val="18"/>
+              </w:rPr>
+              <w:t xml:space="preserve">Обоснование</w:t>
+            </w:r>
+          </w:p>
+        </w:tc>
+      </w:tr>
+      <w:tr>
+        <w:tc>
+          <w:tcPr>
+            <w:tcW w:type="dxa" w:w="4200"/>
+            <w:tcMar>
+              <w:top w:type="dxa" w:w="40"/>
+              <w:left w:type="dxa" w:w="80"/>
+              <w:bottom w:type="dxa" w:w="40"/>
+              <w:right w:type="dxa" w:w="80"/>
+            </w:tcMar>
+          </w:tcPr>
+          <w:p>
+            <w:pPr>
+              <w:jc w:val="left"/>
+            </w:pPr>
+            <w:r>
+              <w:rPr>
+                <w:sz w:val="18"/>
+                <w:szCs w:val="18"/>
+              </w:rPr>
+              <w:t xml:space="preserve">Формальное соответствие (структура граф)</w:t>
+            </w:r>
+          </w:p>
+        </w:tc>
+        <w:tc>
+          <w:tcPr>
+            <w:tcW w:type="dxa" w:w="1500"/>
+            <w:tcMar>
+              <w:top w:type="dxa" w:w="40"/>
+              <w:left w:type="dxa" w:w="80"/>
+              <w:bottom w:type="dxa" w:w="40"/>
+              <w:right w:type="dxa" w:w="80"/>
+            </w:tcMar>
+          </w:tcPr>
+          <w:p>
+            <w:pPr>
+              <w:jc w:val="center"/>
+            </w:pPr>
+            <w:r>
+              <w:rPr>
+                <w:b/>
+                <w:bCs/>
+                <w:color w:val="B26A00"/>
+                <w:sz w:val="18"/>
+                <w:szCs w:val="18"/>
+              </w:rPr>
+              <w:t xml:space="preserve">≈ 7 / 10</w:t>
+            </w:r>
+          </w:p>
+        </w:tc>
+        <w:tc>
+          <w:tcPr>
+            <w:tcW w:type="dxa" w:w="2900"/>
+            <w:tcMar>
+              <w:top w:type="dxa" w:w="40"/>
+              <w:left w:type="dxa" w:w="80"/>
+              <w:bottom w:type="dxa" w:w="40"/>
+              <w:right w:type="dxa" w:w="80"/>
+            </w:tcMar>
+          </w:tcPr>
+          <w:p>
+            <w:pPr>
+              <w:jc w:val="left"/>
+            </w:pPr>
+            <w:r>
+              <w:rPr>
+                <w:sz w:val="18"/>
+                <w:szCs w:val="18"/>
+              </w:rPr>
+              <w:t xml:space="preserve">Все обязательные графы присутствуют, но гиперссылка в ~88 % нерабочая</w:t>
+            </w:r>
+          </w:p>
+        </w:tc>
+      </w:tr>
+      <w:tr>
+        <w:tc>
+          <w:tcPr>
+            <w:tcW w:type="dxa" w:w="4200"/>
+            <w:tcMar>
+              <w:top w:type="dxa" w:w="40"/>
+              <w:left w:type="dxa" w:w="80"/>
+              <w:bottom w:type="dxa" w:w="40"/>
+              <w:right w:type="dxa" w:w="80"/>
+            </w:tcMar>
+          </w:tcPr>
+          <w:p>
+            <w:pPr>
+              <w:jc w:val="left"/>
+            </w:pPr>
+            <w:r>
+              <w:rPr>
+                <w:sz w:val="18"/>
+                <w:szCs w:val="18"/>
+              </w:rPr>
+              <w:t xml:space="preserve">Сущностное соответствие (задача информированности, п.1 ст.83-1)</w:t>
+            </w:r>
+          </w:p>
+        </w:tc>
+        <w:tc>
+          <w:tcPr>
+            <w:tcW w:type="dxa" w:w="1500"/>
+            <w:tcMar>
+              <w:top w:type="dxa" w:w="40"/>
+              <w:left w:type="dxa" w:w="80"/>
+              <w:bottom w:type="dxa" w:w="40"/>
+              <w:right w:type="dxa" w:w="80"/>
+            </w:tcMar>
+          </w:tcPr>
+          <w:p>
+            <w:pPr>
+              <w:jc w:val="center"/>
+            </w:pPr>
+            <w:r>
+              <w:rPr>
+                <w:b/>
+                <w:bCs/>
+                <w:color w:val="C00000"/>
+                <w:sz w:val="18"/>
+                <w:szCs w:val="18"/>
+              </w:rPr>
+              <w:t xml:space="preserve">≈ 2 / 10</w:t>
+            </w:r>
+          </w:p>
+        </w:tc>
+        <w:tc>
+          <w:tcPr>
+            <w:tcW w:type="dxa" w:w="2900"/>
+            <w:tcMar>
+              <w:top w:type="dxa" w:w="40"/>
+              <w:left w:type="dxa" w:w="80"/>
+              <w:bottom w:type="dxa" w:w="40"/>
+              <w:right w:type="dxa" w:w="80"/>
+            </w:tcMar>
+          </w:tcPr>
+          <w:p>
+            <w:pPr>
+              <w:jc w:val="left"/>
+            </w:pPr>
+            <w:r>
+              <w:rPr>
+                <w:sz w:val="18"/>
+                <w:szCs w:val="18"/>
+              </w:rPr>
+              <w:t xml:space="preserve">Исчерпывающий перечень фактически недоступен: 87,7 % ссылок ведут на недостижимые внутренние IP</w:t>
+            </w:r>
+          </w:p>
+        </w:tc>
+      </w:tr>
+    </w:tbl>
+    <w:p>
+      <w:pPr>
+        <w:spacing w:after="120" w:line="276"/>
+      </w:pPr>
+      <w:r>
+        <w:rPr>
+          <w:b/>
+          <w:bCs/>
+          <w:sz w:val="22"/>
+          <w:szCs w:val="22"/>
+        </w:rPr>
+        <w:t xml:space="preserve">Правовой риск (п. 6 ст. 83-1). </w:t>
+      </w:r>
+      <w:r>
+        <w:rPr>
+          <w:sz w:val="22"/>
+          <w:szCs w:val="22"/>
+        </w:rPr>
+        <w:t xml:space="preserve">Поскольку статус акта в реестре влечёт правовые последствия (исключённый из реестра акт меняет режим применения его требований), нерабочие ссылки и невозможность верифицировать источник создают для предпринимателя правовую неопределённость.</w:t>
+      </w:r>
+    </w:p>
+    <w:p>
+      <w:pPr>
+        <w:pStyle w:val="Heading2"/>
+        <w:spacing w:after="100" w:before="220"/>
+      </w:pPr>
+      <w:r>
+        <w:t xml:space="preserve">10.2. Возможности, ожидаемые от реестра требований</w:t>
       </w:r>
     </w:p>
     <w:tbl>
@@ -9248,7 +9729,7 @@
         <w:spacing w:after="100" w:before="220"/>
       </w:pPr>
       <w:r>
-        <w:t xml:space="preserve">Архитектурные выводы</w:t>
+        <w:t xml:space="preserve">10.3. Архитектурные выводы</w:t>
       </w:r>
     </w:p>
     <w:p>
@@ -9708,1231 +10189,7 @@
         <w:spacing w:after="120" w:before="280"/>
       </w:pPr>
       <w:r>
-        <w:t xml:space="preserve">13. Сравнение с независимыми заключениями (Gemini, Qwen)</w:t>
-      </w:r>
-    </w:p>
-    <w:p>
-      <w:pPr>
-        <w:spacing w:after="120" w:line="276"/>
-      </w:pPr>
-      <w:r>
-        <w:rPr>
-          <w:sz w:val="22"/>
-          <w:szCs w:val="22"/>
-        </w:rPr>
-        <w:t xml:space="preserve">Ниже — сопоставление трёх независимых заключений с фактическими наблюдениями данного аудита. Все три сходятся в главном (портал — каталог ссылок; масса ссылок ведёт на внутренние IP; назначению не соответствует), но существенно различаются по фактической точности и глубине.</w:t>
-      </w:r>
-    </w:p>
-    <w:tbl>
-      <w:tblPr>
-        <w:tblW w:type="dxa" w:w="8600"/>
-        <w:tblBorders>
-          <w:top w:val="single" w:color="BBBBBB" w:sz="4"/>
-          <w:left w:val="single" w:color="BBBBBB" w:sz="4"/>
-          <w:bottom w:val="single" w:color="BBBBBB" w:sz="4"/>
-          <w:right w:val="single" w:color="BBBBBB" w:sz="4"/>
-          <w:insideH w:val="single" w:color="BBBBBB" w:sz="4"/>
-          <w:insideV w:val="single" w:color="BBBBBB" w:sz="4"/>
-        </w:tblBorders>
-      </w:tblPr>
-      <w:tblGrid>
-        <w:gridCol w:w="2200"/>
-        <w:gridCol w:w="2200"/>
-        <w:gridCol w:w="2000"/>
-        <w:gridCol w:w="2200"/>
-      </w:tblGrid>
-      <w:tr>
-        <w:trPr>
-          <w:tblHeader/>
-        </w:trPr>
-        <w:tc>
-          <w:tcPr>
-            <w:tcW w:type="dxa" w:w="2200"/>
-            <w:shd w:fill="1F3864" w:color="auto" w:val="clear"/>
-            <w:tcMar>
-              <w:top w:type="dxa" w:w="40"/>
-              <w:left w:type="dxa" w:w="80"/>
-              <w:bottom w:type="dxa" w:w="40"/>
-              <w:right w:type="dxa" w:w="80"/>
-            </w:tcMar>
-          </w:tcPr>
-          <w:p>
-            <w:pPr>
-              <w:jc w:val="left"/>
-            </w:pPr>
-            <w:r>
-              <w:rPr>
-                <w:b/>
-                <w:bCs/>
-                <w:color w:val="FFFFFF"/>
-                <w:sz w:val="18"/>
-                <w:szCs w:val="18"/>
-              </w:rPr>
-              <w:t xml:space="preserve">Аспект</w:t>
-            </w:r>
-          </w:p>
-        </w:tc>
-        <w:tc>
-          <w:tcPr>
-            <w:tcW w:type="dxa" w:w="2200"/>
-            <w:shd w:fill="1F3864" w:color="auto" w:val="clear"/>
-            <w:tcMar>
-              <w:top w:type="dxa" w:w="40"/>
-              <w:left w:type="dxa" w:w="80"/>
-              <w:bottom w:type="dxa" w:w="40"/>
-              <w:right w:type="dxa" w:w="80"/>
-            </w:tcMar>
-          </w:tcPr>
-          <w:p>
-            <w:pPr>
-              <w:jc w:val="left"/>
-            </w:pPr>
-            <w:r>
-              <w:rPr>
-                <w:b/>
-                <w:bCs/>
-                <w:color w:val="FFFFFF"/>
-                <w:sz w:val="18"/>
-                <w:szCs w:val="18"/>
-              </w:rPr>
-              <w:t xml:space="preserve">Gemini</w:t>
-            </w:r>
-          </w:p>
-        </w:tc>
-        <w:tc>
-          <w:tcPr>
-            <w:tcW w:type="dxa" w:w="2000"/>
-            <w:shd w:fill="1F3864" w:color="auto" w:val="clear"/>
-            <w:tcMar>
-              <w:top w:type="dxa" w:w="40"/>
-              <w:left w:type="dxa" w:w="80"/>
-              <w:bottom w:type="dxa" w:w="40"/>
-              <w:right w:type="dxa" w:w="80"/>
-            </w:tcMar>
-          </w:tcPr>
-          <w:p>
-            <w:pPr>
-              <w:jc w:val="left"/>
-            </w:pPr>
-            <w:r>
-              <w:rPr>
-                <w:b/>
-                <w:bCs/>
-                <w:color w:val="FFFFFF"/>
-                <w:sz w:val="18"/>
-                <w:szCs w:val="18"/>
-              </w:rPr>
-              <w:t xml:space="preserve">Qwen</w:t>
-            </w:r>
-          </w:p>
-        </w:tc>
-        <w:tc>
-          <w:tcPr>
-            <w:tcW w:type="dxa" w:w="2200"/>
-            <w:shd w:fill="1F3864" w:color="auto" w:val="clear"/>
-            <w:tcMar>
-              <w:top w:type="dxa" w:w="40"/>
-              <w:left w:type="dxa" w:w="80"/>
-              <w:bottom w:type="dxa" w:w="40"/>
-              <w:right w:type="dxa" w:w="80"/>
-            </w:tcMar>
-          </w:tcPr>
-          <w:p>
-            <w:pPr>
-              <w:jc w:val="left"/>
-            </w:pPr>
-            <w:r>
-              <w:rPr>
-                <w:b/>
-                <w:bCs/>
-                <w:color w:val="FFFFFF"/>
-                <w:sz w:val="18"/>
-                <w:szCs w:val="18"/>
-              </w:rPr>
-              <w:t xml:space="preserve">Факт (данный аудит)</w:t>
-            </w:r>
-          </w:p>
-        </w:tc>
-      </w:tr>
-      <w:tr>
-        <w:tc>
-          <w:tcPr>
-            <w:tcW w:type="dxa" w:w="2200"/>
-            <w:tcMar>
-              <w:top w:type="dxa" w:w="40"/>
-              <w:left w:type="dxa" w:w="80"/>
-              <w:bottom w:type="dxa" w:w="40"/>
-              <w:right w:type="dxa" w:w="80"/>
-            </w:tcMar>
-          </w:tcPr>
-          <w:p>
-            <w:pPr>
-              <w:jc w:val="left"/>
-            </w:pPr>
-            <w:r>
-              <w:rPr>
-                <w:sz w:val="18"/>
-                <w:szCs w:val="18"/>
-              </w:rPr>
-              <w:t xml:space="preserve">Архитектура</w:t>
-            </w:r>
-          </w:p>
-        </w:tc>
-        <w:tc>
-          <w:tcPr>
-            <w:tcW w:type="dxa" w:w="2200"/>
-            <w:tcMar>
-              <w:top w:type="dxa" w:w="40"/>
-              <w:left w:type="dxa" w:w="80"/>
-              <w:bottom w:type="dxa" w:w="40"/>
-              <w:right w:type="dxa" w:w="80"/>
-            </w:tcMar>
-          </w:tcPr>
-          <w:p>
-            <w:pPr>
-              <w:jc w:val="left"/>
-            </w:pPr>
-            <w:r>
-              <w:rPr>
-                <w:b/>
-                <w:bCs/>
-                <w:color w:val="C00000"/>
-                <w:sz w:val="18"/>
-                <w:szCs w:val="18"/>
-              </w:rPr>
-              <w:t xml:space="preserve">SPA (Vue/React)+API</w:t>
-            </w:r>
-          </w:p>
-        </w:tc>
-        <w:tc>
-          <w:tcPr>
-            <w:tcW w:type="dxa" w:w="2000"/>
-            <w:tcMar>
-              <w:top w:type="dxa" w:w="40"/>
-              <w:left w:type="dxa" w:w="80"/>
-              <w:bottom w:type="dxa" w:w="40"/>
-              <w:right w:type="dxa" w:w="80"/>
-            </w:tcMar>
-          </w:tcPr>
-          <w:p>
-            <w:pPr>
-              <w:jc w:val="left"/>
-            </w:pPr>
-            <w:r>
-              <w:rPr>
-                <w:sz w:val="18"/>
-                <w:szCs w:val="18"/>
-              </w:rPr>
-              <w:t xml:space="preserve">—</w:t>
-            </w:r>
-          </w:p>
-        </w:tc>
-        <w:tc>
-          <w:tcPr>
-            <w:tcW w:type="dxa" w:w="2200"/>
-            <w:tcMar>
-              <w:top w:type="dxa" w:w="40"/>
-              <w:left w:type="dxa" w:w="80"/>
-              <w:bottom w:type="dxa" w:w="40"/>
-              <w:right w:type="dxa" w:w="80"/>
-            </w:tcMar>
-          </w:tcPr>
-          <w:p>
-            <w:pPr>
-              <w:jc w:val="left"/>
-            </w:pPr>
-            <w:r>
-              <w:rPr>
-                <w:b/>
-                <w:bCs/>
-                <w:color w:val="2E7D32"/>
-                <w:sz w:val="18"/>
-                <w:szCs w:val="18"/>
-              </w:rPr>
-              <w:t xml:space="preserve">SSR Laravel+jQuery, 0 XHR</w:t>
-            </w:r>
-          </w:p>
-        </w:tc>
-      </w:tr>
-      <w:tr>
-        <w:tc>
-          <w:tcPr>
-            <w:tcW w:type="dxa" w:w="2200"/>
-            <w:tcMar>
-              <w:top w:type="dxa" w:w="40"/>
-              <w:left w:type="dxa" w:w="80"/>
-              <w:bottom w:type="dxa" w:w="40"/>
-              <w:right w:type="dxa" w:w="80"/>
-            </w:tcMar>
-          </w:tcPr>
-          <w:p>
-            <w:pPr>
-              <w:jc w:val="left"/>
-            </w:pPr>
-            <w:r>
-              <w:rPr>
-                <w:sz w:val="18"/>
-                <w:szCs w:val="18"/>
-              </w:rPr>
-              <w:t xml:space="preserve">Внутренние IP</w:t>
-            </w:r>
-          </w:p>
-        </w:tc>
-        <w:tc>
-          <w:tcPr>
-            <w:tcW w:type="dxa" w:w="2200"/>
-            <w:tcMar>
-              <w:top w:type="dxa" w:w="40"/>
-              <w:left w:type="dxa" w:w="80"/>
-              <w:bottom w:type="dxa" w:w="40"/>
-              <w:right w:type="dxa" w:w="80"/>
-            </w:tcMar>
-          </w:tcPr>
-          <w:p>
-            <w:pPr>
-              <w:jc w:val="left"/>
-            </w:pPr>
-            <w:r>
-              <w:rPr>
-                <w:b/>
-                <w:bCs/>
-                <w:color w:val="B26A00"/>
-                <w:sz w:val="18"/>
-                <w:szCs w:val="18"/>
-              </w:rPr>
-              <w:t xml:space="preserve">10.x + 192.168.x (плейсхолдеры)</w:t>
-            </w:r>
-          </w:p>
-        </w:tc>
-        <w:tc>
-          <w:tcPr>
-            <w:tcW w:type="dxa" w:w="2000"/>
-            <w:tcMar>
-              <w:top w:type="dxa" w:w="40"/>
-              <w:left w:type="dxa" w:w="80"/>
-              <w:bottom w:type="dxa" w:w="40"/>
-              <w:right w:type="dxa" w:w="80"/>
-            </w:tcMar>
-          </w:tcPr>
-          <w:p>
-            <w:pPr>
-              <w:jc w:val="left"/>
-            </w:pPr>
-            <w:r>
-              <w:rPr>
-                <w:sz w:val="18"/>
-                <w:szCs w:val="18"/>
-              </w:rPr>
-              <w:t xml:space="preserve">10.61.42.188 / .253; 72,6 %</w:t>
-            </w:r>
-          </w:p>
-        </w:tc>
-        <w:tc>
-          <w:tcPr>
-            <w:tcW w:type="dxa" w:w="2200"/>
-            <w:tcMar>
-              <w:top w:type="dxa" w:w="40"/>
-              <w:left w:type="dxa" w:w="80"/>
-              <w:bottom w:type="dxa" w:w="40"/>
-              <w:right w:type="dxa" w:w="80"/>
-            </w:tcMar>
-          </w:tcPr>
-          <w:p>
-            <w:pPr>
-              <w:jc w:val="left"/>
-            </w:pPr>
-            <w:r>
-              <w:rPr>
-                <w:b/>
-                <w:bCs/>
-                <w:color w:val="2E7D32"/>
-                <w:sz w:val="18"/>
-                <w:szCs w:val="18"/>
-              </w:rPr>
-              <w:t xml:space="preserve">10.61.42.188 + 10.61.41.253</w:t>
-            </w:r>
-          </w:p>
-        </w:tc>
-      </w:tr>
-      <w:tr>
-        <w:tc>
-          <w:tcPr>
-            <w:tcW w:type="dxa" w:w="2200"/>
-            <w:tcMar>
-              <w:top w:type="dxa" w:w="40"/>
-              <w:left w:type="dxa" w:w="80"/>
-              <w:bottom w:type="dxa" w:w="40"/>
-              <w:right w:type="dxa" w:w="80"/>
-            </w:tcMar>
-          </w:tcPr>
-          <w:p>
-            <w:pPr>
-              <w:jc w:val="left"/>
-            </w:pPr>
-            <w:r>
-              <w:rPr>
-                <w:sz w:val="18"/>
-                <w:szCs w:val="18"/>
-              </w:rPr>
-              <w:t xml:space="preserve">Протокол/ошибка</w:t>
-            </w:r>
-          </w:p>
-        </w:tc>
-        <w:tc>
-          <w:tcPr>
-            <w:tcW w:type="dxa" w:w="2200"/>
-            <w:tcMar>
-              <w:top w:type="dxa" w:w="40"/>
-              <w:left w:type="dxa" w:w="80"/>
-              <w:bottom w:type="dxa" w:w="40"/>
-              <w:right w:type="dxa" w:w="80"/>
-            </w:tcMar>
-          </w:tcPr>
-          <w:p>
-            <w:pPr>
-              <w:jc w:val="left"/>
-            </w:pPr>
-            <w:r>
-              <w:rPr>
-                <w:b/>
-                <w:bCs/>
-                <w:color w:val="C00000"/>
-                <w:sz w:val="18"/>
-                <w:szCs w:val="18"/>
-              </w:rPr>
-              <w:t xml:space="preserve">http://, TIMED_OUT/REFUSED</w:t>
-            </w:r>
-          </w:p>
-        </w:tc>
-        <w:tc>
-          <w:tcPr>
-            <w:tcW w:type="dxa" w:w="2000"/>
-            <w:tcMar>
-              <w:top w:type="dxa" w:w="40"/>
-              <w:left w:type="dxa" w:w="80"/>
-              <w:bottom w:type="dxa" w:w="40"/>
-              <w:right w:type="dxa" w:w="80"/>
-            </w:tcMar>
-          </w:tcPr>
-          <w:p>
-            <w:pPr>
-              <w:jc w:val="left"/>
-            </w:pPr>
-            <w:r>
-              <w:rPr>
-                <w:sz w:val="18"/>
-                <w:szCs w:val="18"/>
-              </w:rPr>
-              <w:t xml:space="preserve">—</w:t>
-            </w:r>
-          </w:p>
-        </w:tc>
-        <w:tc>
-          <w:tcPr>
-            <w:tcW w:type="dxa" w:w="2200"/>
-            <w:tcMar>
-              <w:top w:type="dxa" w:w="40"/>
-              <w:left w:type="dxa" w:w="80"/>
-              <w:bottom w:type="dxa" w:w="40"/>
-              <w:right w:type="dxa" w:w="80"/>
-            </w:tcMar>
-          </w:tcPr>
-          <w:p>
-            <w:pPr>
-              <w:jc w:val="left"/>
-            </w:pPr>
-            <w:r>
-              <w:rPr>
-                <w:sz w:val="18"/>
-                <w:szCs w:val="18"/>
-              </w:rPr>
-              <w:t xml:space="preserve">https://, ERR_TUNNEL_CONNECTION_FAILED</w:t>
-            </w:r>
-          </w:p>
-        </w:tc>
-      </w:tr>
-      <w:tr>
-        <w:tc>
-          <w:tcPr>
-            <w:tcW w:type="dxa" w:w="2200"/>
-            <w:tcMar>
-              <w:top w:type="dxa" w:w="40"/>
-              <w:left w:type="dxa" w:w="80"/>
-              <w:bottom w:type="dxa" w:w="40"/>
-              <w:right w:type="dxa" w:w="80"/>
-            </w:tcMar>
-          </w:tcPr>
-          <w:p>
-            <w:pPr>
-              <w:jc w:val="left"/>
-            </w:pPr>
-            <w:r>
-              <w:rPr>
-                <w:sz w:val="18"/>
-                <w:szCs w:val="18"/>
-              </w:rPr>
-              <w:t xml:space="preserve">Таблица НПА</w:t>
-            </w:r>
-          </w:p>
-        </w:tc>
-        <w:tc>
-          <w:tcPr>
-            <w:tcW w:type="dxa" w:w="2200"/>
-            <w:tcMar>
-              <w:top w:type="dxa" w:w="40"/>
-              <w:left w:type="dxa" w:w="80"/>
-              <w:bottom w:type="dxa" w:w="40"/>
-              <w:right w:type="dxa" w:w="80"/>
-            </w:tcMar>
-          </w:tcPr>
-          <w:p>
-            <w:pPr>
-              <w:jc w:val="left"/>
-            </w:pPr>
-            <w:r>
-              <w:rPr>
-                <w:b/>
-                <w:bCs/>
-                <w:color w:val="B26A00"/>
-                <w:sz w:val="18"/>
-                <w:szCs w:val="18"/>
-              </w:rPr>
-              <w:t xml:space="preserve">10 актов, цели не верифицированы</w:t>
-            </w:r>
-          </w:p>
-        </w:tc>
-        <w:tc>
-          <w:tcPr>
-            <w:tcW w:type="dxa" w:w="2000"/>
-            <w:tcMar>
-              <w:top w:type="dxa" w:w="40"/>
-              <w:left w:type="dxa" w:w="80"/>
-              <w:bottom w:type="dxa" w:w="40"/>
-              <w:right w:type="dxa" w:w="80"/>
-            </w:tcMar>
-          </w:tcPr>
-          <w:p>
-            <w:pPr>
-              <w:jc w:val="left"/>
-            </w:pPr>
-            <w:r>
-              <w:rPr>
-                <w:sz w:val="18"/>
-                <w:szCs w:val="18"/>
-              </w:rPr>
-              <w:t xml:space="preserve">—</w:t>
-            </w:r>
-          </w:p>
-        </w:tc>
-        <w:tc>
-          <w:tcPr>
-            <w:tcW w:type="dxa" w:w="2200"/>
-            <w:tcMar>
-              <w:top w:type="dxa" w:w="40"/>
-              <w:left w:type="dxa" w:w="80"/>
-              <w:bottom w:type="dxa" w:w="40"/>
-              <w:right w:type="dxa" w:w="80"/>
-            </w:tcMar>
-          </w:tcPr>
-          <w:p>
-            <w:pPr>
-              <w:jc w:val="left"/>
-            </w:pPr>
-            <w:r>
-              <w:rPr>
-                <w:sz w:val="18"/>
-                <w:szCs w:val="18"/>
-              </w:rPr>
-              <w:t xml:space="preserve">25+ актов, верифицированы</w:t>
-            </w:r>
-          </w:p>
-        </w:tc>
-      </w:tr>
-      <w:tr>
-        <w:tc>
-          <w:tcPr>
-            <w:tcW w:type="dxa" w:w="2200"/>
-            <w:tcMar>
-              <w:top w:type="dxa" w:w="40"/>
-              <w:left w:type="dxa" w:w="80"/>
-              <w:bottom w:type="dxa" w:w="40"/>
-              <w:right w:type="dxa" w:w="80"/>
-            </w:tcMar>
-          </w:tcPr>
-          <w:p>
-            <w:pPr>
-              <w:jc w:val="left"/>
-            </w:pPr>
-            <w:r>
-              <w:rPr>
-                <w:sz w:val="18"/>
-                <w:szCs w:val="18"/>
-              </w:rPr>
-              <w:t xml:space="preserve">Юридическая база</w:t>
-            </w:r>
-          </w:p>
-        </w:tc>
-        <w:tc>
-          <w:tcPr>
-            <w:tcW w:type="dxa" w:w="2200"/>
-            <w:tcMar>
-              <w:top w:type="dxa" w:w="40"/>
-              <w:left w:type="dxa" w:w="80"/>
-              <w:bottom w:type="dxa" w:w="40"/>
-              <w:right w:type="dxa" w:w="80"/>
-            </w:tcMar>
-          </w:tcPr>
-          <w:p>
-            <w:pPr>
-              <w:jc w:val="left"/>
-            </w:pPr>
-            <w:r>
-              <w:rPr>
-                <w:sz w:val="18"/>
-                <w:szCs w:val="18"/>
-              </w:rPr>
-              <w:t xml:space="preserve">обтекаемо</w:t>
-            </w:r>
-          </w:p>
-        </w:tc>
-        <w:tc>
-          <w:tcPr>
-            <w:tcW w:type="dxa" w:w="2000"/>
-            <w:tcMar>
-              <w:top w:type="dxa" w:w="40"/>
-              <w:left w:type="dxa" w:w="80"/>
-              <w:bottom w:type="dxa" w:w="40"/>
-              <w:right w:type="dxa" w:w="80"/>
-            </w:tcMar>
-          </w:tcPr>
-          <w:p>
-            <w:pPr>
-              <w:jc w:val="left"/>
-            </w:pPr>
-            <w:r>
-              <w:rPr>
-                <w:b/>
-                <w:bCs/>
-                <w:color w:val="2E7D32"/>
-                <w:sz w:val="18"/>
-                <w:szCs w:val="18"/>
-              </w:rPr>
-              <w:t xml:space="preserve">ст.83-1 ПК, Приказ МНЭ №131, 7 граф</w:t>
-            </w:r>
-          </w:p>
-        </w:tc>
-        <w:tc>
-          <w:tcPr>
-            <w:tcW w:type="dxa" w:w="2200"/>
-            <w:tcMar>
-              <w:top w:type="dxa" w:w="40"/>
-              <w:left w:type="dxa" w:w="80"/>
-              <w:bottom w:type="dxa" w:w="40"/>
-              <w:right w:type="dxa" w:w="80"/>
-            </w:tcMar>
-          </w:tcPr>
-          <w:p>
-            <w:pPr>
-              <w:jc w:val="left"/>
-            </w:pPr>
-            <w:r>
-              <w:rPr>
-                <w:sz w:val="18"/>
-                <w:szCs w:val="18"/>
-              </w:rPr>
-              <w:t xml:space="preserve">подтверждаю релевантность</w:t>
-            </w:r>
-          </w:p>
-        </w:tc>
-      </w:tr>
-      <w:tr>
-        <w:tc>
-          <w:tcPr>
-            <w:tcW w:type="dxa" w:w="2200"/>
-            <w:tcMar>
-              <w:top w:type="dxa" w:w="40"/>
-              <w:left w:type="dxa" w:w="80"/>
-              <w:bottom w:type="dxa" w:w="40"/>
-              <w:right w:type="dxa" w:w="80"/>
-            </w:tcMar>
-          </w:tcPr>
-          <w:p>
-            <w:pPr>
-              <w:jc w:val="left"/>
-            </w:pPr>
-            <w:r>
-              <w:rPr>
-                <w:sz w:val="18"/>
-                <w:szCs w:val="18"/>
-              </w:rPr>
-              <w:t xml:space="preserve">Формальное vs сущностное</w:t>
-            </w:r>
-          </w:p>
-        </w:tc>
-        <w:tc>
-          <w:tcPr>
-            <w:tcW w:type="dxa" w:w="2200"/>
-            <w:tcMar>
-              <w:top w:type="dxa" w:w="40"/>
-              <w:left w:type="dxa" w:w="80"/>
-              <w:bottom w:type="dxa" w:w="40"/>
-              <w:right w:type="dxa" w:w="80"/>
-            </w:tcMar>
-          </w:tcPr>
-          <w:p>
-            <w:pPr>
-              <w:jc w:val="left"/>
-            </w:pPr>
-            <w:r>
-              <w:rPr>
-                <w:sz w:val="18"/>
-                <w:szCs w:val="18"/>
-              </w:rPr>
-              <w:t xml:space="preserve">не различает</w:t>
-            </w:r>
-          </w:p>
-        </w:tc>
-        <w:tc>
-          <w:tcPr>
-            <w:tcW w:type="dxa" w:w="2000"/>
-            <w:tcMar>
-              <w:top w:type="dxa" w:w="40"/>
-              <w:left w:type="dxa" w:w="80"/>
-              <w:bottom w:type="dxa" w:w="40"/>
-              <w:right w:type="dxa" w:w="80"/>
-            </w:tcMar>
-          </w:tcPr>
-          <w:p>
-            <w:pPr>
-              <w:jc w:val="left"/>
-            </w:pPr>
-            <w:r>
-              <w:rPr>
-                <w:b/>
-                <w:bCs/>
-                <w:color w:val="2E7D32"/>
-                <w:sz w:val="18"/>
-                <w:szCs w:val="18"/>
-              </w:rPr>
-              <w:t xml:space="preserve">7/10 формально vs 2/10 сущностно</w:t>
-            </w:r>
-          </w:p>
-        </w:tc>
-        <w:tc>
-          <w:tcPr>
-            <w:tcW w:type="dxa" w:w="2200"/>
-            <w:tcMar>
-              <w:top w:type="dxa" w:w="40"/>
-              <w:left w:type="dxa" w:w="80"/>
-              <w:bottom w:type="dxa" w:w="40"/>
-              <w:right w:type="dxa" w:w="80"/>
-            </w:tcMar>
-          </w:tcPr>
-          <w:p>
-            <w:pPr>
-              <w:jc w:val="left"/>
-            </w:pPr>
-            <w:r>
-              <w:rPr>
-                <w:sz w:val="18"/>
-                <w:szCs w:val="18"/>
-              </w:rPr>
-              <w:t xml:space="preserve">согласен: графы есть, функции нет</w:t>
-            </w:r>
-          </w:p>
-        </w:tc>
-      </w:tr>
-      <w:tr>
-        <w:tc>
-          <w:tcPr>
-            <w:tcW w:type="dxa" w:w="2200"/>
-            <w:tcMar>
-              <w:top w:type="dxa" w:w="40"/>
-              <w:left w:type="dxa" w:w="80"/>
-              <w:bottom w:type="dxa" w:w="40"/>
-              <w:right w:type="dxa" w:w="80"/>
-            </w:tcMar>
-          </w:tcPr>
-          <w:p>
-            <w:pPr>
-              <w:jc w:val="left"/>
-            </w:pPr>
-            <w:r>
-              <w:rPr>
-                <w:sz w:val="18"/>
-                <w:szCs w:val="18"/>
-              </w:rPr>
-              <w:t xml:space="preserve">node1 disclosure</w:t>
-            </w:r>
-          </w:p>
-        </w:tc>
-        <w:tc>
-          <w:tcPr>
-            <w:tcW w:type="dxa" w:w="2200"/>
-            <w:tcMar>
-              <w:top w:type="dxa" w:w="40"/>
-              <w:left w:type="dxa" w:w="80"/>
-              <w:bottom w:type="dxa" w:w="40"/>
-              <w:right w:type="dxa" w:w="80"/>
-            </w:tcMar>
-          </w:tcPr>
-          <w:p>
-            <w:pPr>
-              <w:jc w:val="left"/>
-            </w:pPr>
-            <w:r>
-              <w:rPr>
-                <w:b/>
-                <w:bCs/>
-                <w:color w:val="C00000"/>
-                <w:sz w:val="18"/>
-                <w:szCs w:val="18"/>
-              </w:rPr>
-              <w:t xml:space="preserve">не найдено</w:t>
-            </w:r>
-          </w:p>
-        </w:tc>
-        <w:tc>
-          <w:tcPr>
-            <w:tcW w:type="dxa" w:w="2000"/>
-            <w:tcMar>
-              <w:top w:type="dxa" w:w="40"/>
-              <w:left w:type="dxa" w:w="80"/>
-              <w:bottom w:type="dxa" w:w="40"/>
-              <w:right w:type="dxa" w:w="80"/>
-            </w:tcMar>
-          </w:tcPr>
-          <w:p>
-            <w:pPr>
-              <w:jc w:val="left"/>
-            </w:pPr>
-            <w:r>
-              <w:rPr>
-                <w:sz w:val="18"/>
-                <w:szCs w:val="18"/>
-              </w:rPr>
-              <w:t xml:space="preserve">упоминает</w:t>
-            </w:r>
-          </w:p>
-        </w:tc>
-        <w:tc>
-          <w:tcPr>
-            <w:tcW w:type="dxa" w:w="2200"/>
-            <w:tcMar>
-              <w:top w:type="dxa" w:w="40"/>
-              <w:left w:type="dxa" w:w="80"/>
-              <w:bottom w:type="dxa" w:w="40"/>
-              <w:right w:type="dxa" w:w="80"/>
-            </w:tcMar>
-          </w:tcPr>
-          <w:p>
-            <w:pPr>
-              <w:jc w:val="left"/>
-            </w:pPr>
-            <w:r>
-              <w:rPr>
-                <w:b/>
-                <w:bCs/>
-                <w:color w:val="2E7D32"/>
-                <w:sz w:val="18"/>
-                <w:szCs w:val="18"/>
-              </w:rPr>
-              <w:t xml:space="preserve">подтверждено (HTML-комментарий)</w:t>
-            </w:r>
-          </w:p>
-        </w:tc>
-      </w:tr>
-      <w:tr>
-        <w:tc>
-          <w:tcPr>
-            <w:tcW w:type="dxa" w:w="2200"/>
-            <w:tcMar>
-              <w:top w:type="dxa" w:w="40"/>
-              <w:left w:type="dxa" w:w="80"/>
-              <w:bottom w:type="dxa" w:w="40"/>
-              <w:right w:type="dxa" w:w="80"/>
-            </w:tcMar>
-          </w:tcPr>
-          <w:p>
-            <w:pPr>
-              <w:jc w:val="left"/>
-            </w:pPr>
-            <w:r>
-              <w:rPr>
-                <w:sz w:val="18"/>
-                <w:szCs w:val="18"/>
-              </w:rPr>
-              <w:t xml:space="preserve">Экспозиция ИИН/ФИО</w:t>
-            </w:r>
-          </w:p>
-        </w:tc>
-        <w:tc>
-          <w:tcPr>
-            <w:tcW w:type="dxa" w:w="2200"/>
-            <w:tcMar>
-              <w:top w:type="dxa" w:w="40"/>
-              <w:left w:type="dxa" w:w="80"/>
-              <w:bottom w:type="dxa" w:w="40"/>
-              <w:right w:type="dxa" w:w="80"/>
-            </w:tcMar>
-          </w:tcPr>
-          <w:p>
-            <w:pPr>
-              <w:jc w:val="left"/>
-            </w:pPr>
-            <w:r>
-              <w:rPr>
-                <w:b/>
-                <w:bCs/>
-                <w:color w:val="C00000"/>
-                <w:sz w:val="18"/>
-                <w:szCs w:val="18"/>
-              </w:rPr>
-              <w:t xml:space="preserve">пропущено</w:t>
-            </w:r>
-          </w:p>
-        </w:tc>
-        <w:tc>
-          <w:tcPr>
-            <w:tcW w:type="dxa" w:w="2000"/>
-            <w:tcMar>
-              <w:top w:type="dxa" w:w="40"/>
-              <w:left w:type="dxa" w:w="80"/>
-              <w:bottom w:type="dxa" w:w="40"/>
-              <w:right w:type="dxa" w:w="80"/>
-            </w:tcMar>
-          </w:tcPr>
-          <w:p>
-            <w:pPr>
-              <w:jc w:val="left"/>
-            </w:pPr>
-            <w:r>
-              <w:rPr>
-                <w:sz w:val="18"/>
-                <w:szCs w:val="18"/>
-              </w:rPr>
-              <w:t xml:space="preserve">упоминает</w:t>
-            </w:r>
-          </w:p>
-        </w:tc>
-        <w:tc>
-          <w:tcPr>
-            <w:tcW w:type="dxa" w:w="2200"/>
-            <w:tcMar>
-              <w:top w:type="dxa" w:w="40"/>
-              <w:left w:type="dxa" w:w="80"/>
-              <w:bottom w:type="dxa" w:w="40"/>
-              <w:right w:type="dxa" w:w="80"/>
-            </w:tcMar>
-          </w:tcPr>
-          <w:p>
-            <w:pPr>
-              <w:jc w:val="left"/>
-            </w:pPr>
-            <w:r>
-              <w:rPr>
-                <w:sz w:val="18"/>
-                <w:szCs w:val="18"/>
-              </w:rPr>
-              <w:t xml:space="preserve">подтверждено; калибровано (раздел 5.2)</w:t>
-            </w:r>
-          </w:p>
-        </w:tc>
-      </w:tr>
-      <w:tr>
-        <w:tc>
-          <w:tcPr>
-            <w:tcW w:type="dxa" w:w="2200"/>
-            <w:tcMar>
-              <w:top w:type="dxa" w:w="40"/>
-              <w:left w:type="dxa" w:w="80"/>
-              <w:bottom w:type="dxa" w:w="40"/>
-              <w:right w:type="dxa" w:w="80"/>
-            </w:tcMar>
-          </w:tcPr>
-          <w:p>
-            <w:pPr>
-              <w:jc w:val="left"/>
-            </w:pPr>
-            <w:r>
-              <w:rPr>
-                <w:sz w:val="18"/>
-                <w:szCs w:val="18"/>
-              </w:rPr>
-              <w:t xml:space="preserve">Эндпоинты login/certificate</w:t>
-            </w:r>
-          </w:p>
-        </w:tc>
-        <w:tc>
-          <w:tcPr>
-            <w:tcW w:type="dxa" w:w="2200"/>
-            <w:tcMar>
-              <w:top w:type="dxa" w:w="40"/>
-              <w:left w:type="dxa" w:w="80"/>
-              <w:bottom w:type="dxa" w:w="40"/>
-              <w:right w:type="dxa" w:w="80"/>
-            </w:tcMar>
-          </w:tcPr>
-          <w:p>
-            <w:pPr>
-              <w:jc w:val="left"/>
-            </w:pPr>
-            <w:r>
-              <w:rPr>
-                <w:b/>
-                <w:bCs/>
-                <w:color w:val="2E7D32"/>
-                <w:sz w:val="18"/>
-                <w:szCs w:val="18"/>
-              </w:rPr>
-              <w:t xml:space="preserve">указаны (ЭЦП/QR/FaceID)</w:t>
-            </w:r>
-          </w:p>
-        </w:tc>
-        <w:tc>
-          <w:tcPr>
-            <w:tcW w:type="dxa" w:w="2000"/>
-            <w:tcMar>
-              <w:top w:type="dxa" w:w="40"/>
-              <w:left w:type="dxa" w:w="80"/>
-              <w:bottom w:type="dxa" w:w="40"/>
-              <w:right w:type="dxa" w:w="80"/>
-            </w:tcMar>
-          </w:tcPr>
-          <w:p>
-            <w:pPr>
-              <w:jc w:val="left"/>
-            </w:pPr>
-            <w:r>
-              <w:rPr>
-                <w:sz w:val="18"/>
-                <w:szCs w:val="18"/>
-              </w:rPr>
-              <w:t xml:space="preserve">—</w:t>
-            </w:r>
-          </w:p>
-        </w:tc>
-        <w:tc>
-          <w:tcPr>
-            <w:tcW w:type="dxa" w:w="2200"/>
-            <w:tcMar>
-              <w:top w:type="dxa" w:w="40"/>
-              <w:left w:type="dxa" w:w="80"/>
-              <w:bottom w:type="dxa" w:w="40"/>
-              <w:right w:type="dxa" w:w="80"/>
-            </w:tcMar>
-          </w:tcPr>
-          <w:p>
-            <w:pPr>
-              <w:jc w:val="left"/>
-            </w:pPr>
-            <w:r>
-              <w:rPr>
-                <w:b/>
-                <w:bCs/>
-                <w:color w:val="2E7D32"/>
-                <w:sz w:val="18"/>
-                <w:szCs w:val="18"/>
-              </w:rPr>
-              <w:t xml:space="preserve">верно (HTTP 200)</w:t>
-            </w:r>
-          </w:p>
-        </w:tc>
-      </w:tr>
-      <w:tr>
-        <w:tc>
-          <w:tcPr>
-            <w:tcW w:type="dxa" w:w="2200"/>
-            <w:tcMar>
-              <w:top w:type="dxa" w:w="40"/>
-              <w:left w:type="dxa" w:w="80"/>
-              <w:bottom w:type="dxa" w:w="40"/>
-              <w:right w:type="dxa" w:w="80"/>
-            </w:tcMar>
-          </w:tcPr>
-          <w:p>
-            <w:pPr>
-              <w:jc w:val="left"/>
-            </w:pPr>
-            <w:r>
-              <w:rPr>
-                <w:sz w:val="18"/>
-                <w:szCs w:val="18"/>
-              </w:rPr>
-              <w:t xml:space="preserve">Итоговый балл</w:t>
-            </w:r>
-          </w:p>
-        </w:tc>
-        <w:tc>
-          <w:tcPr>
-            <w:tcW w:type="dxa" w:w="2200"/>
-            <w:tcMar>
-              <w:top w:type="dxa" w:w="40"/>
-              <w:left w:type="dxa" w:w="80"/>
-              <w:bottom w:type="dxa" w:w="40"/>
-              <w:right w:type="dxa" w:w="80"/>
-            </w:tcMar>
-          </w:tcPr>
-          <w:p>
-            <w:pPr>
-              <w:jc w:val="left"/>
-            </w:pPr>
-            <w:r>
-              <w:rPr>
-                <w:sz w:val="18"/>
-                <w:szCs w:val="18"/>
-              </w:rPr>
-              <w:t xml:space="preserve">2,6 / 10</w:t>
-            </w:r>
-          </w:p>
-        </w:tc>
-        <w:tc>
-          <w:tcPr>
-            <w:tcW w:type="dxa" w:w="2000"/>
-            <w:tcMar>
-              <w:top w:type="dxa" w:w="40"/>
-              <w:left w:type="dxa" w:w="80"/>
-              <w:bottom w:type="dxa" w:w="40"/>
-              <w:right w:type="dxa" w:w="80"/>
-            </w:tcMar>
-          </w:tcPr>
-          <w:p>
-            <w:pPr>
-              <w:jc w:val="left"/>
-            </w:pPr>
-            <w:r>
-              <w:rPr>
-                <w:sz w:val="18"/>
-                <w:szCs w:val="18"/>
-              </w:rPr>
-              <w:t xml:space="preserve">2/10 (сущностно) · 7/10 (формально)</w:t>
-            </w:r>
-          </w:p>
-        </w:tc>
-        <w:tc>
-          <w:tcPr>
-            <w:tcW w:type="dxa" w:w="2200"/>
-            <w:tcMar>
-              <w:top w:type="dxa" w:w="40"/>
-              <w:left w:type="dxa" w:w="80"/>
-              <w:bottom w:type="dxa" w:w="40"/>
-              <w:right w:type="dxa" w:w="80"/>
-            </w:tcMar>
-          </w:tcPr>
-          <w:p>
-            <w:pPr>
-              <w:jc w:val="left"/>
-            </w:pPr>
-            <w:r>
-              <w:rPr>
-                <w:sz w:val="18"/>
-                <w:szCs w:val="18"/>
-              </w:rPr>
-              <w:t xml:space="preserve">≈ 2,0 / 10</w:t>
-            </w:r>
-          </w:p>
-        </w:tc>
-      </w:tr>
-    </w:tbl>
-    <w:p>
-      <w:pPr>
-        <w:pStyle w:val="Heading2"/>
-        <w:spacing w:after="100" w:before="220"/>
-      </w:pPr>
-      <w:r>
-        <w:t xml:space="preserve">Выводы сравнения</w:t>
-      </w:r>
-    </w:p>
-    <w:p>
-      <w:pPr>
-        <w:pStyle w:val="ListParagraph"/>
-        <w:numPr>
-          <w:ilvl w:val="0"/>
-          <w:numId w:val="2"/>
-        </w:numPr>
-        <w:spacing w:after="60"/>
-      </w:pPr>
-      <w:r>
-        <w:rPr>
-          <w:b/>
-          <w:bCs/>
-          <w:sz w:val="22"/>
-          <w:szCs w:val="22"/>
-        </w:rPr>
-        <w:t xml:space="preserve">Qwen — сильнее в праве: </w:t>
-      </w:r>
-      <w:r>
-        <w:rPr>
-          <w:sz w:val="22"/>
-          <w:szCs w:val="22"/>
-        </w:rPr>
-        <w:t xml:space="preserve">единственный привязал оценку к конкретным НПА (ст. 83-1 Предпринимательского кодекса, Приказ МНЭ № 131 с 7 обязательными графами) и ввёл важное различие «формальное соответствие (7/10) против сущностного (2/10)». Его проверяемые технические факты (реальные IP, 72,6 %, node1, ИИН/БИН) совпадают с наблюдениями данного аудита.</w:t>
-      </w:r>
-    </w:p>
-    <w:p>
-      <w:pPr>
-        <w:pStyle w:val="ListParagraph"/>
-        <w:numPr>
-          <w:ilvl w:val="0"/>
-          <w:numId w:val="2"/>
-        </w:numPr>
-        <w:spacing w:after="60"/>
-      </w:pPr>
-      <w:r>
-        <w:rPr>
-          <w:b/>
-          <w:bCs/>
-          <w:sz w:val="22"/>
-          <w:szCs w:val="22"/>
-        </w:rPr>
-        <w:t xml:space="preserve">Gemini — слабее в фактах: </w:t>
-      </w:r>
-      <w:r>
-        <w:rPr>
-          <w:sz w:val="22"/>
-          <w:szCs w:val="22"/>
-        </w:rPr>
-        <w:t xml:space="preserve">верно уловил общий диагноз, структуру разделов и служебные эндпоинты, но ошибся в архитектуре (SPA/API вместо SSR), использовал выдуманные 192.168.* и http://, привёл непроверенную таблицу НПА и не заметил двух реальных ИБ-моментов (node1 и экспозицию ИИН). Гипотеза «остатки тестового контура» правдоподобна, но не подкреплена данными.</w:t>
-      </w:r>
-    </w:p>
-    <w:p>
-      <w:pPr>
-        <w:pStyle w:val="ListParagraph"/>
-        <w:numPr>
-          <w:ilvl w:val="0"/>
-          <w:numId w:val="2"/>
-        </w:numPr>
-        <w:spacing w:after="60"/>
-      </w:pPr>
-      <w:r>
-        <w:rPr>
-          <w:b/>
-          <w:bCs/>
-          <w:sz w:val="22"/>
-          <w:szCs w:val="22"/>
-        </w:rPr>
-        <w:t xml:space="preserve">Данный аудит — «наземная правда»: </w:t>
-      </w:r>
-      <w:r>
-        <w:rPr>
-          <w:sz w:val="22"/>
-          <w:szCs w:val="22"/>
-        </w:rPr>
-        <w:t xml:space="preserve">точные IP, реальный тип ошибки, подтверждённый SSR (не SPA), раскрытие node1 и калиброванная (не завышенная) оценка ситуации с ИИН/БИН.</w:t>
-      </w:r>
-    </w:p>
-    <w:p>
-      <w:r>
-        <w:br w:type="page"/>
-      </w:r>
-    </w:p>
-    <w:p>
-      <w:pPr>
-        <w:pStyle w:val="Heading1"/>
-        <w:spacing w:after="120" w:before="280"/>
-      </w:pPr>
-      <w:r>
-        <w:t xml:space="preserve">14. Итоговая экспертная оценка (10-балльная шкала)</w:t>
+        <w:t xml:space="preserve">13. Итоговая экспертная оценка (10-балльная шкала)</w:t>
       </w:r>
     </w:p>
     <w:tbl>
@@ -11624,14 +10881,14 @@
           <w:sz w:val="22"/>
           <w:szCs w:val="22"/>
         </w:rPr>
-        <w:t xml:space="preserve">Примечание (рамка Qwen). </w:t>
+        <w:t xml:space="preserve">Примечание. </w:t>
       </w:r>
       <w:r>
         <w:rPr>
           <w:sz w:val="22"/>
           <w:szCs w:val="22"/>
         </w:rPr>
-        <w:t xml:space="preserve">Отдельно стоит различать формальное соответствие подзаконному акту (Приказ МНЭ № 131 — все 7 граф формально присутствуют, оценка ~7/10) и сущностное соответствие цели закона и поручению (информированность об исчерпывающем перечне требований — ~2/10). Данная интегральная оценка отражает именно сущностную сторону — фактическую пользу для предпринимателя.</w:t>
+        <w:t xml:space="preserve">Как показано в разделе 10, следует различать формальное соответствие структуре реестра (графы формально присутствуют — ~7/10) и сущностное соответствие задаче закона (информированность об исчерпывающем перечне требований — ~2/10). Данная интегральная оценка отражает именно сущностную сторону — фактическую пользу для предпринимателя.</w:t>
       </w:r>
     </w:p>
     <w:p>
@@ -11640,7 +10897,7 @@
         <w:spacing w:after="120" w:before="280"/>
       </w:pPr>
       <w:r>
-        <w:t xml:space="preserve">15. Технические причины и рекомендации</w:t>
+        <w:t xml:space="preserve">14. Технические причины и рекомендации</w:t>
       </w:r>
     </w:p>
     <w:p>
@@ -11649,7 +10906,7 @@
         <w:spacing w:after="100" w:before="220"/>
       </w:pPr>
       <w:r>
-        <w:t xml:space="preserve">15.1. Причины</w:t>
+        <w:t xml:space="preserve">14.1. Причины</w:t>
       </w:r>
     </w:p>
     <w:p>
@@ -11726,7 +10983,7 @@
         <w:spacing w:after="100" w:before="220"/>
       </w:pPr>
       <w:r>
-        <w:t xml:space="preserve">15.2. Рекомендации (по приоритету)</w:t>
+        <w:t xml:space="preserve">14.2. Рекомендации (по приоритету)</w:t>
       </w:r>
     </w:p>
     <w:p>

--- a/rsp-audit/RSP_gov_kz_Audit_Report.docx
+++ b/rsp-audit/RSP_gov_kz_Audit_Report.docx
@@ -529,7 +529,7 @@
                 <w:sz w:val="18"/>
                 <w:szCs w:val="18"/>
               </w:rPr>
-              <w:t xml:space="preserve">80 карточек регуляторных актов (стр. 1–8) + целевые поисковые запросы + разделы-суб-реестры; проверено более 20 различных документов</w:t>
+              <w:t xml:space="preserve">Базовый обход: 80 карточек (стр. 1–8). Расширенный количественный обход: 25 страниц, 250 регуляторных актов, 2 954 строки требований, 4 085 гиперссылок. Дополнительно — целевые поиски и разделы-суб-реестры</w:t>
             </w:r>
           </w:p>
         </w:tc>
@@ -973,7 +973,7 @@
                 <w:sz w:val="18"/>
                 <w:szCs w:val="18"/>
               </w:rPr>
-              <w:t xml:space="preserve">SoftDeCo (раскрыт в HTML-комментарии — см. раздел 5)</w:t>
+              <w:t xml:space="preserve">SoftDeCo (раскрыт в HTML-комментарии — см. раздел 7)</w:t>
             </w:r>
           </w:p>
         </w:tc>
@@ -3480,28 +3480,7 @@
         <w:spacing w:after="120" w:before="280"/>
       </w:pPr>
       <w:r>
-        <w:t xml:space="preserve">5. Информационная безопасность: находки и калибровка серьёзности</w:t>
-      </w:r>
-    </w:p>
-    <w:p>
-      <w:pPr>
-        <w:spacing w:after="120" w:line="276"/>
-      </w:pPr>
-      <w:r>
-        <w:rPr>
-          <w:sz w:val="22"/>
-          <w:szCs w:val="22"/>
-        </w:rPr>
-        <w:t xml:space="preserve">В ходе аудита отдельно проверены два ИБ-момента: раскрытие внутренней инфраструктуры и публичное отображение ИИН/БИН. Ниже — проверенные по факту наблюдения и честная (не завышенная) калибровка серьёзности каждого.</w:t>
-      </w:r>
-    </w:p>
-    <w:p>
-      <w:pPr>
-        <w:pStyle w:val="Heading2"/>
-        <w:spacing w:after="100" w:before="220"/>
-      </w:pPr>
-      <w:r>
-        <w:t xml:space="preserve">5.1. Раскрытие внутренней инфраструктуры в публичном коде — ПОДТВЕРЖДЕНО</w:t>
+        <w:t xml:space="preserve">5. Критическое состояние: количественная фиксация битых ссылок</w:t>
       </w:r>
     </w:p>
     <w:p>
@@ -3515,20 +3494,15 @@
           <w:sz w:val="22"/>
           <w:szCs w:val="22"/>
         </w:rPr>
-        <w:t xml:space="preserve">(а) Внутренние IP-адреса. </w:t>
+        <w:t xml:space="preserve">Расширенная выборка. </w:t>
       </w:r>
       <w:r>
         <w:rPr>
           <w:sz w:val="22"/>
           <w:szCs w:val="22"/>
         </w:rPr>
-        <w:t xml:space="preserve">Адреса 10.61.42.188 и 10.61.41.253 зашиты в отдаваемый публично HTML (см. раздел 4). Это одновременно Information Disclosure (раскрытие топологии внутренней сети) и первопричина неработающих ссылок.</w:t>
-      </w:r>
-    </w:p>
-    <w:p>
-      <w:pPr>
-        <w:spacing w:after="120" w:line="276"/>
-      </w:pPr>
+        <w:t xml:space="preserve">Для строгой количественной оценки проведён отдельный сплошной обход: </w:t>
+      </w:r>
       <w:r>
         <w:rPr>
           <w:b/>
@@ -3536,91 +3510,14 @@
           <w:sz w:val="22"/>
           <w:szCs w:val="22"/>
         </w:rPr>
-        <w:t xml:space="preserve">(б) Имя backend-узла и подрядчик. </w:t>
+        <w:t xml:space="preserve">25 страниц реестра, 250 регуляторных актов, 2 954 строки требований, 4 085 гиперссылок</w:t>
       </w:r>
       <w:r>
         <w:rPr>
           <w:sz w:val="22"/>
           <w:szCs w:val="22"/>
         </w:rPr>
-        <w:t xml:space="preserve">В начале КАЖДОЙ страницы (до &lt;!doctype html&gt;) присутствует HTML-комментарий:</w:t>
-      </w:r>
-    </w:p>
-    <w:p>
-      <w:pPr>
-        <w:pBdr>
-          <w:top w:val="single" w:color="CCCCCC" w:sz="2"/>
-          <w:bottom w:val="single" w:color="CCCCCC" w:sz="2"/>
-          <w:left w:val="single" w:color="CCCCCC" w:sz="2"/>
-          <w:right w:val="single" w:color="CCCCCC" w:sz="2"/>
-        </w:pBdr>
-        <w:shd w:fill="F2F2F2" w:color="auto" w:val="clear"/>
-        <w:spacing w:after="120"/>
-      </w:pPr>
-      <w:r>
-        <w:rPr>
-          <w:rFonts w:ascii="Consolas" w:cs="Consolas" w:eastAsia="Consolas" w:hAnsi="Consolas"/>
-          <w:sz w:val="18"/>
-          <w:szCs w:val="18"/>
-        </w:rPr>
-        <w:t xml:space="preserve">&lt;!--</w:t>
-      </w:r>
-      <w:r>
-        <w:rPr>
-          <w:rFonts w:ascii="Consolas" w:cs="Consolas" w:eastAsia="Consolas" w:hAnsi="Consolas"/>
-          <w:sz w:val="18"/>
-          <w:szCs w:val="18"/>
-        </w:rPr>
-        <w:br/>
-        <w:t xml:space="preserve">  Разработка компании SoftDeCo</w:t>
-      </w:r>
-      <w:r>
-        <w:rPr>
-          <w:rFonts w:ascii="Consolas" w:cs="Consolas" w:eastAsia="Consolas" w:hAnsi="Consolas"/>
-          <w:sz w:val="18"/>
-          <w:szCs w:val="18"/>
-        </w:rPr>
-        <w:br/>
-        <w:t xml:space="preserve">  Все права защищены (с) 2023-2025</w:t>
-      </w:r>
-      <w:r>
-        <w:rPr>
-          <w:rFonts w:ascii="Consolas" w:cs="Consolas" w:eastAsia="Consolas" w:hAnsi="Consolas"/>
-          <w:sz w:val="18"/>
-          <w:szCs w:val="18"/>
-        </w:rPr>
-        <w:br/>
-        <w:t xml:space="preserve">  e-mail: office@softdeco.com</w:t>
-      </w:r>
-      <w:r>
-        <w:rPr>
-          <w:rFonts w:ascii="Consolas" w:cs="Consolas" w:eastAsia="Consolas" w:hAnsi="Consolas"/>
-          <w:sz w:val="18"/>
-          <w:szCs w:val="18"/>
-        </w:rPr>
-        <w:br/>
-        <w:t xml:space="preserve">  сервер: node1.rsp.gov.kz</w:t>
-      </w:r>
-      <w:r>
-        <w:rPr>
-          <w:rFonts w:ascii="Consolas" w:cs="Consolas" w:eastAsia="Consolas" w:hAnsi="Consolas"/>
-          <w:sz w:val="18"/>
-          <w:szCs w:val="18"/>
-        </w:rPr>
-        <w:br/>
-        <w:t xml:space="preserve">--&gt;</w:t>
-      </w:r>
-    </w:p>
-    <w:p>
-      <w:pPr>
-        <w:spacing w:after="120" w:line="276"/>
-      </w:pPr>
-      <w:r>
-        <w:rPr>
-          <w:sz w:val="22"/>
-          <w:szCs w:val="22"/>
-        </w:rPr>
-        <w:t xml:space="preserve">Раскрывается: имя внутреннего узла node1.rsp.gov.kz (само «node1» указывает на кластер node1/node2…), подрядчик SoftDeCo и его e-mail (полезно для целевого фишинга/социальной инженерии).</w:t>
+        <w:t xml:space="preserve">. Каждая ссылка классифицирована по хосту назначения; достижимость внутренних адресов и битых self-ссылок подтверждена фактическими переходами в браузере (раздел 4.2).</w:t>
       </w:r>
     </w:p>
     <w:tbl>
@@ -3636,9 +3533,11 @@
         </w:tblBorders>
       </w:tblPr>
       <w:tblGrid>
-        <w:gridCol w:w="3400"/>
-        <w:gridCol w:w="1500"/>
-        <w:gridCol w:w="3700"/>
+        <w:gridCol w:w="2900"/>
+        <w:gridCol w:w="1300"/>
+        <w:gridCol w:w="1300"/>
+        <w:gridCol w:w="1300"/>
+        <w:gridCol w:w="1800"/>
       </w:tblGrid>
       <w:tr>
         <w:trPr>
@@ -3646,7 +3545,7 @@
         </w:trPr>
         <w:tc>
           <w:tcPr>
-            <w:tcW w:type="dxa" w:w="3400"/>
+            <w:tcW w:type="dxa" w:w="2900"/>
             <w:shd w:fill="1F3864" w:color="auto" w:val="clear"/>
             <w:tcMar>
               <w:top w:type="dxa" w:w="40"/>
@@ -3667,13 +3566,13 @@
                 <w:sz w:val="18"/>
                 <w:szCs w:val="18"/>
               </w:rPr>
-              <w:t xml:space="preserve">Находка</w:t>
-            </w:r>
-          </w:p>
-        </w:tc>
-        <w:tc>
-          <w:tcPr>
-            <w:tcW w:type="dxa" w:w="1500"/>
+              <w:t xml:space="preserve">Класс ссылок</w:t>
+            </w:r>
+          </w:p>
+        </w:tc>
+        <w:tc>
+          <w:tcPr>
+            <w:tcW w:type="dxa" w:w="1300"/>
             <w:shd w:fill="1F3864" w:color="auto" w:val="clear"/>
             <w:tcMar>
               <w:top w:type="dxa" w:w="40"/>
@@ -3694,13 +3593,13 @@
                 <w:sz w:val="18"/>
                 <w:szCs w:val="18"/>
               </w:rPr>
-              <w:t xml:space="preserve">Класс / severity</w:t>
-            </w:r>
-          </w:p>
-        </w:tc>
-        <w:tc>
-          <w:tcPr>
-            <w:tcW w:type="dxa" w:w="3700"/>
+              <w:t xml:space="preserve">Всего</w:t>
+            </w:r>
+          </w:p>
+        </w:tc>
+        <w:tc>
+          <w:tcPr>
+            <w:tcW w:type="dxa" w:w="1300"/>
             <w:shd w:fill="1F3864" w:color="auto" w:val="clear"/>
             <w:tcMar>
               <w:top w:type="dxa" w:w="40"/>
@@ -3711,7 +3610,7 @@
           </w:tcPr>
           <w:p>
             <w:pPr>
-              <w:jc w:val="left"/>
+              <w:jc w:val="center"/>
             </w:pPr>
             <w:r>
               <w:rPr>
@@ -3721,7 +3620,61 @@
                 <w:sz w:val="18"/>
                 <w:szCs w:val="18"/>
               </w:rPr>
-              <w:t xml:space="preserve">Оценка и действие</w:t>
+              <w:t xml:space="preserve">Битых</w:t>
+            </w:r>
+          </w:p>
+        </w:tc>
+        <w:tc>
+          <w:tcPr>
+            <w:tcW w:type="dxa" w:w="1300"/>
+            <w:shd w:fill="1F3864" w:color="auto" w:val="clear"/>
+            <w:tcMar>
+              <w:top w:type="dxa" w:w="40"/>
+              <w:left w:type="dxa" w:w="80"/>
+              <w:bottom w:type="dxa" w:w="40"/>
+              <w:right w:type="dxa" w:w="80"/>
+            </w:tcMar>
+          </w:tcPr>
+          <w:p>
+            <w:pPr>
+              <w:jc w:val="center"/>
+            </w:pPr>
+            <w:r>
+              <w:rPr>
+                <w:b/>
+                <w:bCs/>
+                <w:color w:val="FFFFFF"/>
+                <w:sz w:val="18"/>
+                <w:szCs w:val="18"/>
+              </w:rPr>
+              <w:t xml:space="preserve">Рабочих</w:t>
+            </w:r>
+          </w:p>
+        </w:tc>
+        <w:tc>
+          <w:tcPr>
+            <w:tcW w:type="dxa" w:w="1800"/>
+            <w:shd w:fill="1F3864" w:color="auto" w:val="clear"/>
+            <w:tcMar>
+              <w:top w:type="dxa" w:w="40"/>
+              <w:left w:type="dxa" w:w="80"/>
+              <w:bottom w:type="dxa" w:w="40"/>
+              <w:right w:type="dxa" w:w="80"/>
+            </w:tcMar>
+          </w:tcPr>
+          <w:p>
+            <w:pPr>
+              <w:jc w:val="center"/>
+            </w:pPr>
+            <w:r>
+              <w:rPr>
+                <w:b/>
+                <w:bCs/>
+                <w:color w:val="FFFFFF"/>
+                <w:sz w:val="18"/>
+                <w:szCs w:val="18"/>
+              </w:rPr>
+              <w:t xml:space="preserve">Доля битых</w:t>
             </w:r>
           </w:p>
         </w:tc>
@@ -3729,7 +3682,7 @@
       <w:tr>
         <w:tc>
           <w:tcPr>
-            <w:tcW w:type="dxa" w:w="3400"/>
+            <w:tcW w:type="dxa" w:w="2900"/>
             <w:tcMar>
               <w:top w:type="dxa" w:w="40"/>
               <w:left w:type="dxa" w:w="80"/>
@@ -3748,13 +3701,82 @@
                 <w:sz w:val="22"/>
                 <w:szCs w:val="22"/>
               </w:rPr>
-              <w:t xml:space="preserve">Внутренние IP в публичном HTML</w:t>
-            </w:r>
-          </w:p>
-        </w:tc>
-        <w:tc>
-          <w:tcPr>
-            <w:tcW w:type="dxa" w:w="1500"/>
+              <w:t xml:space="preserve">Ссылки на текст акта/статьи</w:t>
+            </w:r>
+          </w:p>
+        </w:tc>
+        <w:tc>
+          <w:tcPr>
+            <w:tcW w:type="dxa" w:w="1300"/>
+            <w:tcMar>
+              <w:top w:type="dxa" w:w="40"/>
+              <w:left w:type="dxa" w:w="80"/>
+              <w:bottom w:type="dxa" w:w="40"/>
+              <w:right w:type="dxa" w:w="80"/>
+            </w:tcMar>
+          </w:tcPr>
+          <w:p>
+            <w:pPr>
+              <w:jc w:val="center"/>
+            </w:pPr>
+            <w:r>
+              <w:rPr>
+                <w:sz w:val="18"/>
+                <w:szCs w:val="18"/>
+              </w:rPr>
+              <w:t xml:space="preserve">2 951</w:t>
+            </w:r>
+          </w:p>
+        </w:tc>
+        <w:tc>
+          <w:tcPr>
+            <w:tcW w:type="dxa" w:w="1300"/>
+            <w:tcMar>
+              <w:top w:type="dxa" w:w="40"/>
+              <w:left w:type="dxa" w:w="80"/>
+              <w:bottom w:type="dxa" w:w="40"/>
+              <w:right w:type="dxa" w:w="80"/>
+            </w:tcMar>
+          </w:tcPr>
+          <w:p>
+            <w:pPr>
+              <w:jc w:val="center"/>
+            </w:pPr>
+            <w:r>
+              <w:rPr>
+                <w:sz w:val="18"/>
+                <w:szCs w:val="18"/>
+              </w:rPr>
+              <w:t xml:space="preserve">2 775</w:t>
+            </w:r>
+          </w:p>
+        </w:tc>
+        <w:tc>
+          <w:tcPr>
+            <w:tcW w:type="dxa" w:w="1300"/>
+            <w:tcMar>
+              <w:top w:type="dxa" w:w="40"/>
+              <w:left w:type="dxa" w:w="80"/>
+              <w:bottom w:type="dxa" w:w="40"/>
+              <w:right w:type="dxa" w:w="80"/>
+            </w:tcMar>
+          </w:tcPr>
+          <w:p>
+            <w:pPr>
+              <w:jc w:val="center"/>
+            </w:pPr>
+            <w:r>
+              <w:rPr>
+                <w:sz w:val="18"/>
+                <w:szCs w:val="18"/>
+              </w:rPr>
+              <w:t xml:space="preserve">167</w:t>
+            </w:r>
+          </w:p>
+        </w:tc>
+        <w:tc>
+          <w:tcPr>
+            <w:tcW w:type="dxa" w:w="1800"/>
             <w:tcMar>
               <w:top w:type="dxa" w:w="40"/>
               <w:left w:type="dxa" w:w="80"/>
@@ -3770,34 +3792,11 @@
               <w:rPr>
                 <w:b/>
                 <w:bCs/>
-                <w:color w:val="B26A00"/>
-                <w:sz w:val="18"/>
-                <w:szCs w:val="18"/>
-              </w:rPr>
-              <w:t xml:space="preserve">Info Disclosure / средняя</w:t>
-            </w:r>
-          </w:p>
-        </w:tc>
-        <w:tc>
-          <w:tcPr>
-            <w:tcW w:type="dxa" w:w="3700"/>
-            <w:tcMar>
-              <w:top w:type="dxa" w:w="40"/>
-              <w:left w:type="dxa" w:w="80"/>
-              <w:bottom w:type="dxa" w:w="40"/>
-              <w:right w:type="dxa" w:w="80"/>
-            </w:tcMar>
-          </w:tcPr>
-          <w:p>
-            <w:pPr>
-              <w:jc w:val="left"/>
-            </w:pPr>
-            <w:r>
-              <w:rPr>
-                <w:sz w:val="18"/>
-                <w:szCs w:val="18"/>
-              </w:rPr>
-              <w:t xml:space="preserve">Раскрытие топологии + причина битых ссылок. Удалить/переписать на публичные URL</w:t>
+                <w:color w:val="C00000"/>
+                <w:sz w:val="18"/>
+                <w:szCs w:val="18"/>
+              </w:rPr>
+              <w:t xml:space="preserve">94,04 %</w:t>
             </w:r>
           </w:p>
         </w:tc>
@@ -3805,7 +3804,7 @@
       <w:tr>
         <w:tc>
           <w:tcPr>
-            <w:tcW w:type="dxa" w:w="3400"/>
+            <w:tcW w:type="dxa" w:w="2900"/>
             <w:tcMar>
               <w:top w:type="dxa" w:w="40"/>
               <w:left w:type="dxa" w:w="80"/>
@@ -3824,13 +3823,82 @@
                 <w:sz w:val="22"/>
                 <w:szCs w:val="22"/>
               </w:rPr>
-              <w:t xml:space="preserve">node1.rsp.gov.kz + контакт подрядчика</w:t>
-            </w:r>
-          </w:p>
-        </w:tc>
-        <w:tc>
-          <w:tcPr>
-            <w:tcW w:type="dxa" w:w="1500"/>
+              <w:t xml:space="preserve">Ссылки «Досье»</w:t>
+            </w:r>
+          </w:p>
+        </w:tc>
+        <w:tc>
+          <w:tcPr>
+            <w:tcW w:type="dxa" w:w="1300"/>
+            <w:tcMar>
+              <w:top w:type="dxa" w:w="40"/>
+              <w:left w:type="dxa" w:w="80"/>
+              <w:bottom w:type="dxa" w:w="40"/>
+              <w:right w:type="dxa" w:w="80"/>
+            </w:tcMar>
+          </w:tcPr>
+          <w:p>
+            <w:pPr>
+              <w:jc w:val="center"/>
+            </w:pPr>
+            <w:r>
+              <w:rPr>
+                <w:sz w:val="18"/>
+                <w:szCs w:val="18"/>
+              </w:rPr>
+              <w:t xml:space="preserve">1 134</w:t>
+            </w:r>
+          </w:p>
+        </w:tc>
+        <w:tc>
+          <w:tcPr>
+            <w:tcW w:type="dxa" w:w="1300"/>
+            <w:tcMar>
+              <w:top w:type="dxa" w:w="40"/>
+              <w:left w:type="dxa" w:w="80"/>
+              <w:bottom w:type="dxa" w:w="40"/>
+              <w:right w:type="dxa" w:w="80"/>
+            </w:tcMar>
+          </w:tcPr>
+          <w:p>
+            <w:pPr>
+              <w:jc w:val="center"/>
+            </w:pPr>
+            <w:r>
+              <w:rPr>
+                <w:sz w:val="18"/>
+                <w:szCs w:val="18"/>
+              </w:rPr>
+              <w:t xml:space="preserve">958</w:t>
+            </w:r>
+          </w:p>
+        </w:tc>
+        <w:tc>
+          <w:tcPr>
+            <w:tcW w:type="dxa" w:w="1300"/>
+            <w:tcMar>
+              <w:top w:type="dxa" w:w="40"/>
+              <w:left w:type="dxa" w:w="80"/>
+              <w:bottom w:type="dxa" w:w="40"/>
+              <w:right w:type="dxa" w:w="80"/>
+            </w:tcMar>
+          </w:tcPr>
+          <w:p>
+            <w:pPr>
+              <w:jc w:val="center"/>
+            </w:pPr>
+            <w:r>
+              <w:rPr>
+                <w:sz w:val="18"/>
+                <w:szCs w:val="18"/>
+              </w:rPr>
+              <w:t xml:space="preserve">176</w:t>
+            </w:r>
+          </w:p>
+        </w:tc>
+        <w:tc>
+          <w:tcPr>
+            <w:tcW w:type="dxa" w:w="1800"/>
             <w:tcMar>
               <w:top w:type="dxa" w:w="40"/>
               <w:left w:type="dxa" w:w="80"/>
@@ -3846,48 +3914,144 @@
               <w:rPr>
                 <w:b/>
                 <w:bCs/>
-                <w:color w:val="B26A00"/>
-                <w:sz w:val="18"/>
-                <w:szCs w:val="18"/>
-              </w:rPr>
-              <w:t xml:space="preserve">Info Disclosure / низкая (CWE-200)</w:t>
-            </w:r>
-          </w:p>
-        </w:tc>
-        <w:tc>
-          <w:tcPr>
-            <w:tcW w:type="dxa" w:w="3700"/>
-            <w:tcMar>
-              <w:top w:type="dxa" w:w="40"/>
-              <w:left w:type="dxa" w:w="80"/>
-              <w:bottom w:type="dxa" w:w="40"/>
-              <w:right w:type="dxa" w:w="80"/>
-            </w:tcMar>
-          </w:tcPr>
-          <w:p>
-            <w:pPr>
-              <w:jc w:val="left"/>
-            </w:pPr>
-            <w:r>
-              <w:rPr>
-                <w:sz w:val="18"/>
-                <w:szCs w:val="18"/>
-              </w:rPr>
-              <w:t xml:space="preserve">Разведданные для атакующего. Удалить комментарий (одна строка в шаблоне)</w:t>
+                <w:color w:val="C00000"/>
+                <w:sz w:val="18"/>
+                <w:szCs w:val="18"/>
+              </w:rPr>
+              <w:t xml:space="preserve">84,48 %</w:t>
+            </w:r>
+          </w:p>
+        </w:tc>
+      </w:tr>
+      <w:tr>
+        <w:tc>
+          <w:tcPr>
+            <w:tcW w:type="dxa" w:w="2900"/>
+            <w:tcMar>
+              <w:top w:type="dxa" w:w="40"/>
+              <w:left w:type="dxa" w:w="80"/>
+              <w:bottom w:type="dxa" w:w="40"/>
+              <w:right w:type="dxa" w:w="80"/>
+            </w:tcMar>
+          </w:tcPr>
+          <w:p>
+            <w:pPr>
+              <w:jc w:val="left"/>
+            </w:pPr>
+            <w:r>
+              <w:rPr>
+                <w:b/>
+                <w:bCs/>
+                <w:sz w:val="22"/>
+                <w:szCs w:val="22"/>
+              </w:rPr>
+              <w:t xml:space="preserve">ИТОГО по реестру</w:t>
+            </w:r>
+          </w:p>
+        </w:tc>
+        <w:tc>
+          <w:tcPr>
+            <w:tcW w:type="dxa" w:w="1300"/>
+            <w:tcMar>
+              <w:top w:type="dxa" w:w="40"/>
+              <w:left w:type="dxa" w:w="80"/>
+              <w:bottom w:type="dxa" w:w="40"/>
+              <w:right w:type="dxa" w:w="80"/>
+            </w:tcMar>
+          </w:tcPr>
+          <w:p>
+            <w:pPr>
+              <w:jc w:val="center"/>
+            </w:pPr>
+            <w:r>
+              <w:rPr>
+                <w:b/>
+                <w:bCs/>
+                <w:sz w:val="22"/>
+                <w:szCs w:val="22"/>
+              </w:rPr>
+              <w:t xml:space="preserve">4 085</w:t>
+            </w:r>
+          </w:p>
+        </w:tc>
+        <w:tc>
+          <w:tcPr>
+            <w:tcW w:type="dxa" w:w="1300"/>
+            <w:tcMar>
+              <w:top w:type="dxa" w:w="40"/>
+              <w:left w:type="dxa" w:w="80"/>
+              <w:bottom w:type="dxa" w:w="40"/>
+              <w:right w:type="dxa" w:w="80"/>
+            </w:tcMar>
+          </w:tcPr>
+          <w:p>
+            <w:pPr>
+              <w:jc w:val="center"/>
+            </w:pPr>
+            <w:r>
+              <w:rPr>
+                <w:b/>
+                <w:bCs/>
+                <w:sz w:val="22"/>
+                <w:szCs w:val="22"/>
+              </w:rPr>
+              <w:t xml:space="preserve">3 733</w:t>
+            </w:r>
+          </w:p>
+        </w:tc>
+        <w:tc>
+          <w:tcPr>
+            <w:tcW w:type="dxa" w:w="1300"/>
+            <w:tcMar>
+              <w:top w:type="dxa" w:w="40"/>
+              <w:left w:type="dxa" w:w="80"/>
+              <w:bottom w:type="dxa" w:w="40"/>
+              <w:right w:type="dxa" w:w="80"/>
+            </w:tcMar>
+          </w:tcPr>
+          <w:p>
+            <w:pPr>
+              <w:jc w:val="center"/>
+            </w:pPr>
+            <w:r>
+              <w:rPr>
+                <w:b/>
+                <w:bCs/>
+                <w:sz w:val="22"/>
+                <w:szCs w:val="22"/>
+              </w:rPr>
+              <w:t xml:space="preserve">343</w:t>
+            </w:r>
+          </w:p>
+        </w:tc>
+        <w:tc>
+          <w:tcPr>
+            <w:tcW w:type="dxa" w:w="1800"/>
+            <w:tcMar>
+              <w:top w:type="dxa" w:w="40"/>
+              <w:left w:type="dxa" w:w="80"/>
+              <w:bottom w:type="dxa" w:w="40"/>
+              <w:right w:type="dxa" w:w="80"/>
+            </w:tcMar>
+          </w:tcPr>
+          <w:p>
+            <w:pPr>
+              <w:jc w:val="center"/>
+            </w:pPr>
+            <w:r>
+              <w:rPr>
+                <w:b/>
+                <w:bCs/>
+                <w:color w:val="C00000"/>
+                <w:sz w:val="20"/>
+                <w:szCs w:val="20"/>
+              </w:rPr>
+              <w:t xml:space="preserve">91,38 %</w:t>
             </w:r>
           </w:p>
         </w:tc>
       </w:tr>
     </w:tbl>
-    <w:p>
-      <w:pPr>
-        <w:pStyle w:val="Heading2"/>
-        <w:spacing w:after="100" w:before="220"/>
-      </w:pPr>
-      <w:r>
-        <w:t xml:space="preserve">5.2. Публичное отображение БИН/ИИН в РСП — СПОРНО, оценка ПОНИЖЕНА</w:t>
-      </w:r>
-    </w:p>
     <w:p>
       <w:pPr>
         <w:spacing w:after="120" w:line="276"/>
@@ -3899,20 +4063,15 @@
           <w:sz w:val="22"/>
           <w:szCs w:val="22"/>
         </w:rPr>
-        <w:t xml:space="preserve">Факт. </w:t>
+        <w:t xml:space="preserve">Ключевой факт. </w:t>
       </w:r>
       <w:r>
         <w:rPr>
           <w:sz w:val="22"/>
           <w:szCs w:val="22"/>
         </w:rPr>
-        <w:t xml:space="preserve">Раздел /ru/rsp (Реестр субъектов предпринимательства) без авторизации отдаёт таблицу с колонкой «БИН/ИИН». На глубоких страницах (проверены стр. 40000, 70000, 100000, 110000, 114000) большинство строк — индивидуальные предприниматели с полным ИИН + ФИО. Реестр перечисляем через ?page=N (≈ 114 000 страниц), рендерится на сервере (0 XHR).</w:t>
-      </w:r>
-    </w:p>
-    <w:p>
-      <w:pPr>
-        <w:spacing w:after="120" w:line="276"/>
-      </w:pPr>
+        <w:t xml:space="preserve">Из 2 951 ссылки на текст обязательного требования </w:t>
+      </w:r>
       <w:r>
         <w:rPr>
           <w:b/>
@@ -3920,14 +4079,1018 @@
           <w:sz w:val="22"/>
           <w:szCs w:val="22"/>
         </w:rPr>
-        <w:t xml:space="preserve">Калибровка (важно). </w:t>
+        <w:t xml:space="preserve">рабочими являются только 167 (5,66 %)</w:t>
       </w:r>
       <w:r>
         <w:rPr>
           <w:sz w:val="22"/>
           <w:szCs w:val="22"/>
         </w:rPr>
-        <w:t xml:space="preserve">Классифицировать это как «утечку ПДн» или уязвимость портала было бы преувеличением. Обоснование:</w:t>
+        <w:t xml:space="preserve">. Остальные 2 775 ведут на приватные адреса 10.61.42.188 / 10.61.41.253 (RFC 1918), не маршрутизируемые в публичной сети, либо являются искажёнными self-ссылками (HTTP 404).</w:t>
+      </w:r>
+    </w:p>
+    <w:p>
+      <w:pPr>
+        <w:spacing w:after="120" w:line="276"/>
+      </w:pPr>
+      <w:r>
+        <w:rPr>
+          <w:b/>
+          <w:bCs/>
+          <w:sz w:val="22"/>
+          <w:szCs w:val="22"/>
+        </w:rPr>
+        <w:t xml:space="preserve">Интерпретация. </w:t>
+      </w:r>
+      <w:r>
+        <w:rPr>
+          <w:sz w:val="22"/>
+          <w:szCs w:val="22"/>
+        </w:rPr>
+        <w:t xml:space="preserve">Это не единичные «битые ссылки», а системный отказ основной функции: для внешнего пользователя реестр не обеспечивает доступ к тексту требования в 9 случаях из 10. Дефект носит сплошной, а не выборочный характер и охватывает все типы актов — кодексы, законы, постановления, приказы.</w:t>
+      </w:r>
+    </w:p>
+    <w:tbl>
+      <w:tblPr>
+        <w:tblW w:type="dxa" w:w="8600"/>
+        <w:tblBorders>
+          <w:top w:val="single" w:color="BBBBBB" w:sz="4"/>
+          <w:left w:val="single" w:color="BBBBBB" w:sz="4"/>
+          <w:bottom w:val="single" w:color="BBBBBB" w:sz="4"/>
+          <w:right w:val="single" w:color="BBBBBB" w:sz="4"/>
+          <w:insideH w:val="single" w:color="BBBBBB" w:sz="4"/>
+          <w:insideV w:val="single" w:color="BBBBBB" w:sz="4"/>
+        </w:tblBorders>
+      </w:tblPr>
+      <w:tblGrid>
+        <w:gridCol w:w="4300"/>
+        <w:gridCol w:w="4300"/>
+      </w:tblGrid>
+      <w:tr>
+        <w:trPr>
+          <w:tblHeader/>
+        </w:trPr>
+        <w:tc>
+          <w:tcPr>
+            <w:tcW w:type="dxa" w:w="4300"/>
+            <w:shd w:fill="1F3864" w:color="auto" w:val="clear"/>
+            <w:tcMar>
+              <w:top w:type="dxa" w:w="40"/>
+              <w:left w:type="dxa" w:w="80"/>
+              <w:bottom w:type="dxa" w:w="40"/>
+              <w:right w:type="dxa" w:w="80"/>
+            </w:tcMar>
+          </w:tcPr>
+          <w:p>
+            <w:pPr>
+              <w:jc w:val="left"/>
+            </w:pPr>
+            <w:r>
+              <w:rPr>
+                <w:b/>
+                <w:bCs/>
+                <w:color w:val="FFFFFF"/>
+                <w:sz w:val="18"/>
+                <w:szCs w:val="18"/>
+              </w:rPr>
+              <w:t xml:space="preserve">Показатель</w:t>
+            </w:r>
+          </w:p>
+        </w:tc>
+        <w:tc>
+          <w:tcPr>
+            <w:tcW w:type="dxa" w:w="4300"/>
+            <w:shd w:fill="1F3864" w:color="auto" w:val="clear"/>
+            <w:tcMar>
+              <w:top w:type="dxa" w:w="40"/>
+              <w:left w:type="dxa" w:w="80"/>
+              <w:bottom w:type="dxa" w:w="40"/>
+              <w:right w:type="dxa" w:w="80"/>
+            </w:tcMar>
+          </w:tcPr>
+          <w:p>
+            <w:pPr>
+              <w:jc w:val="center"/>
+            </w:pPr>
+            <w:r>
+              <w:rPr>
+                <w:b/>
+                <w:bCs/>
+                <w:color w:val="FFFFFF"/>
+                <w:sz w:val="18"/>
+                <w:szCs w:val="18"/>
+              </w:rPr>
+              <w:t xml:space="preserve">Значение</w:t>
+            </w:r>
+          </w:p>
+        </w:tc>
+      </w:tr>
+      <w:tr>
+        <w:tc>
+          <w:tcPr>
+            <w:tcW w:type="dxa" w:w="4300"/>
+            <w:tcMar>
+              <w:top w:type="dxa" w:w="40"/>
+              <w:left w:type="dxa" w:w="80"/>
+              <w:bottom w:type="dxa" w:w="40"/>
+              <w:right w:type="dxa" w:w="80"/>
+            </w:tcMar>
+          </w:tcPr>
+          <w:p>
+            <w:pPr>
+              <w:jc w:val="left"/>
+            </w:pPr>
+            <w:r>
+              <w:rPr>
+                <w:sz w:val="18"/>
+                <w:szCs w:val="18"/>
+              </w:rPr>
+              <w:t xml:space="preserve">Вероятность попасть на рабочую ссылку требования</w:t>
+            </w:r>
+          </w:p>
+        </w:tc>
+        <w:tc>
+          <w:tcPr>
+            <w:tcW w:type="dxa" w:w="4300"/>
+            <w:tcMar>
+              <w:top w:type="dxa" w:w="40"/>
+              <w:left w:type="dxa" w:w="80"/>
+              <w:bottom w:type="dxa" w:w="40"/>
+              <w:right w:type="dxa" w:w="80"/>
+            </w:tcMar>
+          </w:tcPr>
+          <w:p>
+            <w:pPr>
+              <w:jc w:val="center"/>
+            </w:pPr>
+            <w:r>
+              <w:rPr>
+                <w:b/>
+                <w:bCs/>
+                <w:color w:val="C00000"/>
+                <w:sz w:val="18"/>
+                <w:szCs w:val="18"/>
+              </w:rPr>
+              <w:t xml:space="preserve">≈ 1 из 18 (5,66 %)</w:t>
+            </w:r>
+          </w:p>
+        </w:tc>
+      </w:tr>
+      <w:tr>
+        <w:tc>
+          <w:tcPr>
+            <w:tcW w:type="dxa" w:w="4300"/>
+            <w:tcMar>
+              <w:top w:type="dxa" w:w="40"/>
+              <w:left w:type="dxa" w:w="80"/>
+              <w:bottom w:type="dxa" w:w="40"/>
+              <w:right w:type="dxa" w:w="80"/>
+            </w:tcMar>
+          </w:tcPr>
+          <w:p>
+            <w:pPr>
+              <w:jc w:val="left"/>
+            </w:pPr>
+            <w:r>
+              <w:rPr>
+                <w:sz w:val="18"/>
+                <w:szCs w:val="18"/>
+              </w:rPr>
+              <w:t xml:space="preserve">Ссылок на недостижимые внутренние IP</w:t>
+            </w:r>
+          </w:p>
+        </w:tc>
+        <w:tc>
+          <w:tcPr>
+            <w:tcW w:type="dxa" w:w="4300"/>
+            <w:tcMar>
+              <w:top w:type="dxa" w:w="40"/>
+              <w:left w:type="dxa" w:w="80"/>
+              <w:bottom w:type="dxa" w:w="40"/>
+              <w:right w:type="dxa" w:w="80"/>
+            </w:tcMar>
+          </w:tcPr>
+          <w:p>
+            <w:pPr>
+              <w:jc w:val="center"/>
+            </w:pPr>
+            <w:r>
+              <w:rPr>
+                <w:sz w:val="18"/>
+                <w:szCs w:val="18"/>
+              </w:rPr>
+              <w:t xml:space="preserve">3 725 из 4 085 (91,2 %)</w:t>
+            </w:r>
+          </w:p>
+        </w:tc>
+      </w:tr>
+      <w:tr>
+        <w:tc>
+          <w:tcPr>
+            <w:tcW w:type="dxa" w:w="4300"/>
+            <w:tcMar>
+              <w:top w:type="dxa" w:w="40"/>
+              <w:left w:type="dxa" w:w="80"/>
+              <w:bottom w:type="dxa" w:w="40"/>
+              <w:right w:type="dxa" w:w="80"/>
+            </w:tcMar>
+          </w:tcPr>
+          <w:p>
+            <w:pPr>
+              <w:jc w:val="left"/>
+            </w:pPr>
+            <w:r>
+              <w:rPr>
+                <w:sz w:val="18"/>
+                <w:szCs w:val="18"/>
+              </w:rPr>
+              <w:t xml:space="preserve">Битых/искажённых self-ссылок (HTTP 404)</w:t>
+            </w:r>
+          </w:p>
+        </w:tc>
+        <w:tc>
+          <w:tcPr>
+            <w:tcW w:type="dxa" w:w="4300"/>
+            <w:tcMar>
+              <w:top w:type="dxa" w:w="40"/>
+              <w:left w:type="dxa" w:w="80"/>
+              <w:bottom w:type="dxa" w:w="40"/>
+              <w:right w:type="dxa" w:w="80"/>
+            </w:tcMar>
+          </w:tcPr>
+          <w:p>
+            <w:pPr>
+              <w:jc w:val="center"/>
+            </w:pPr>
+            <w:r>
+              <w:rPr>
+                <w:sz w:val="18"/>
+                <w:szCs w:val="18"/>
+              </w:rPr>
+              <w:t xml:space="preserve">8</w:t>
+            </w:r>
+          </w:p>
+        </w:tc>
+      </w:tr>
+      <w:tr>
+        <w:tc>
+          <w:tcPr>
+            <w:tcW w:type="dxa" w:w="4300"/>
+            <w:tcMar>
+              <w:top w:type="dxa" w:w="40"/>
+              <w:left w:type="dxa" w:w="80"/>
+              <w:bottom w:type="dxa" w:w="40"/>
+              <w:right w:type="dxa" w:w="80"/>
+            </w:tcMar>
+          </w:tcPr>
+          <w:p>
+            <w:pPr>
+              <w:jc w:val="left"/>
+            </w:pPr>
+            <w:r>
+              <w:rPr>
+                <w:sz w:val="18"/>
+                <w:szCs w:val="18"/>
+              </w:rPr>
+              <w:t xml:space="preserve">Статусов, отличных от «Действующий»</w:t>
+            </w:r>
+          </w:p>
+        </w:tc>
+        <w:tc>
+          <w:tcPr>
+            <w:tcW w:type="dxa" w:w="4300"/>
+            <w:tcMar>
+              <w:top w:type="dxa" w:w="40"/>
+              <w:left w:type="dxa" w:w="80"/>
+              <w:bottom w:type="dxa" w:w="40"/>
+              <w:right w:type="dxa" w:w="80"/>
+            </w:tcMar>
+          </w:tcPr>
+          <w:p>
+            <w:pPr>
+              <w:jc w:val="center"/>
+            </w:pPr>
+            <w:r>
+              <w:rPr>
+                <w:b/>
+                <w:bCs/>
+                <w:color w:val="B26A00"/>
+                <w:sz w:val="18"/>
+                <w:szCs w:val="18"/>
+              </w:rPr>
+              <w:t xml:space="preserve">0 из 2 954 — поле статуса неинформативно</w:t>
+            </w:r>
+          </w:p>
+        </w:tc>
+      </w:tr>
+    </w:tbl>
+    <w:p>
+      <w:r>
+        <w:br w:type="page"/>
+      </w:r>
+    </w:p>
+    <w:p>
+      <w:pPr>
+        <w:pStyle w:val="Heading1"/>
+        <w:spacing w:after="120" w:before="280"/>
+      </w:pPr>
+      <w:r>
+        <w:t xml:space="preserve">6. Главный методологический провал: отсутствие расшифровки обязательных требований</w:t>
+      </w:r>
+    </w:p>
+    <w:p>
+      <w:pPr>
+        <w:spacing w:after="120" w:line="276"/>
+      </w:pPr>
+      <w:r>
+        <w:rPr>
+          <w:b/>
+          <w:bCs/>
+          <w:sz w:val="22"/>
+          <w:szCs w:val="22"/>
+        </w:rPr>
+        <w:t xml:space="preserve">Суть. </w:t>
+      </w:r>
+      <w:r>
+        <w:rPr>
+          <w:sz w:val="22"/>
+          <w:szCs w:val="22"/>
+        </w:rPr>
+        <w:t xml:space="preserve">Даже если бы все ссылки работали, реестр не выполнял бы свою задачу. Реестр не содержит </w:t>
+      </w:r>
+      <w:r>
+        <w:rPr>
+          <w:b/>
+          <w:bCs/>
+          <w:i/>
+          <w:iCs/>
+          <w:sz w:val="22"/>
+          <w:szCs w:val="22"/>
+        </w:rPr>
+        <w:t xml:space="preserve">самих обязательных требований</w:t>
+      </w:r>
+      <w:r>
+        <w:rPr>
+          <w:sz w:val="22"/>
+          <w:szCs w:val="22"/>
+        </w:rPr>
+        <w:t xml:space="preserve"> — он оперирует исключительно реквизитами: номер статьи, её заголовок, набор числовых кодов ОКЭД и аббревиатура органа. Нормативное содержание («что конкретно обязан сделать предприниматель») в системе отсутствует полностью.</w:t>
+      </w:r>
+    </w:p>
+    <w:p>
+      <w:pPr>
+        <w:pStyle w:val="Heading2"/>
+        <w:spacing w:after="100" w:before="220"/>
+      </w:pPr>
+      <w:r>
+        <w:t xml:space="preserve">6.1. Количественное подтверждение (250 актов, 2 954 строки)</w:t>
+      </w:r>
+    </w:p>
+    <w:tbl>
+      <w:tblPr>
+        <w:tblW w:type="dxa" w:w="8600"/>
+        <w:tblBorders>
+          <w:top w:val="single" w:color="BBBBBB" w:sz="4"/>
+          <w:left w:val="single" w:color="BBBBBB" w:sz="4"/>
+          <w:bottom w:val="single" w:color="BBBBBB" w:sz="4"/>
+          <w:right w:val="single" w:color="BBBBBB" w:sz="4"/>
+          <w:insideH w:val="single" w:color="BBBBBB" w:sz="4"/>
+          <w:insideV w:val="single" w:color="BBBBBB" w:sz="4"/>
+        </w:tblBorders>
+      </w:tblPr>
+      <w:tblGrid>
+        <w:gridCol w:w="4400"/>
+        <w:gridCol w:w="1500"/>
+        <w:gridCol w:w="2700"/>
+      </w:tblGrid>
+      <w:tr>
+        <w:trPr>
+          <w:tblHeader/>
+        </w:trPr>
+        <w:tc>
+          <w:tcPr>
+            <w:tcW w:type="dxa" w:w="4400"/>
+            <w:shd w:fill="1F3864" w:color="auto" w:val="clear"/>
+            <w:tcMar>
+              <w:top w:type="dxa" w:w="40"/>
+              <w:left w:type="dxa" w:w="80"/>
+              <w:bottom w:type="dxa" w:w="40"/>
+              <w:right w:type="dxa" w:w="80"/>
+            </w:tcMar>
+          </w:tcPr>
+          <w:p>
+            <w:pPr>
+              <w:jc w:val="left"/>
+            </w:pPr>
+            <w:r>
+              <w:rPr>
+                <w:b/>
+                <w:bCs/>
+                <w:color w:val="FFFFFF"/>
+                <w:sz w:val="18"/>
+                <w:szCs w:val="18"/>
+              </w:rPr>
+              <w:t xml:space="preserve">Проверяемый признак</w:t>
+            </w:r>
+          </w:p>
+        </w:tc>
+        <w:tc>
+          <w:tcPr>
+            <w:tcW w:type="dxa" w:w="1500"/>
+            <w:shd w:fill="1F3864" w:color="auto" w:val="clear"/>
+            <w:tcMar>
+              <w:top w:type="dxa" w:w="40"/>
+              <w:left w:type="dxa" w:w="80"/>
+              <w:bottom w:type="dxa" w:w="40"/>
+              <w:right w:type="dxa" w:w="80"/>
+            </w:tcMar>
+          </w:tcPr>
+          <w:p>
+            <w:pPr>
+              <w:jc w:val="center"/>
+            </w:pPr>
+            <w:r>
+              <w:rPr>
+                <w:b/>
+                <w:bCs/>
+                <w:color w:val="FFFFFF"/>
+                <w:sz w:val="18"/>
+                <w:szCs w:val="18"/>
+              </w:rPr>
+              <w:t xml:space="preserve">Результат</w:t>
+            </w:r>
+          </w:p>
+        </w:tc>
+        <w:tc>
+          <w:tcPr>
+            <w:tcW w:type="dxa" w:w="2700"/>
+            <w:shd w:fill="1F3864" w:color="auto" w:val="clear"/>
+            <w:tcMar>
+              <w:top w:type="dxa" w:w="40"/>
+              <w:left w:type="dxa" w:w="80"/>
+              <w:bottom w:type="dxa" w:w="40"/>
+              <w:right w:type="dxa" w:w="80"/>
+            </w:tcMar>
+          </w:tcPr>
+          <w:p>
+            <w:pPr>
+              <w:jc w:val="left"/>
+            </w:pPr>
+            <w:r>
+              <w:rPr>
+                <w:b/>
+                <w:bCs/>
+                <w:color w:val="FFFFFF"/>
+                <w:sz w:val="18"/>
+                <w:szCs w:val="18"/>
+              </w:rPr>
+              <w:t xml:space="preserve">Комментарий</w:t>
+            </w:r>
+          </w:p>
+        </w:tc>
+      </w:tr>
+      <w:tr>
+        <w:tc>
+          <w:tcPr>
+            <w:tcW w:type="dxa" w:w="4400"/>
+            <w:tcMar>
+              <w:top w:type="dxa" w:w="40"/>
+              <w:left w:type="dxa" w:w="80"/>
+              <w:bottom w:type="dxa" w:w="40"/>
+              <w:right w:type="dxa" w:w="80"/>
+            </w:tcMar>
+          </w:tcPr>
+          <w:p>
+            <w:pPr>
+              <w:jc w:val="left"/>
+            </w:pPr>
+            <w:r>
+              <w:rPr>
+                <w:b/>
+                <w:bCs/>
+                <w:sz w:val="22"/>
+                <w:szCs w:val="22"/>
+              </w:rPr>
+              <w:t xml:space="preserve">Строк, содержащих текст самого требования</w:t>
+            </w:r>
+          </w:p>
+        </w:tc>
+        <w:tc>
+          <w:tcPr>
+            <w:tcW w:type="dxa" w:w="1500"/>
+            <w:tcMar>
+              <w:top w:type="dxa" w:w="40"/>
+              <w:left w:type="dxa" w:w="80"/>
+              <w:bottom w:type="dxa" w:w="40"/>
+              <w:right w:type="dxa" w:w="80"/>
+            </w:tcMar>
+          </w:tcPr>
+          <w:p>
+            <w:pPr>
+              <w:jc w:val="center"/>
+            </w:pPr>
+            <w:r>
+              <w:rPr>
+                <w:b/>
+                <w:bCs/>
+                <w:color w:val="C00000"/>
+                <w:sz w:val="18"/>
+                <w:szCs w:val="18"/>
+              </w:rPr>
+              <w:t xml:space="preserve">0 из 2 954</w:t>
+            </w:r>
+          </w:p>
+        </w:tc>
+        <w:tc>
+          <w:tcPr>
+            <w:tcW w:type="dxa" w:w="2700"/>
+            <w:tcMar>
+              <w:top w:type="dxa" w:w="40"/>
+              <w:left w:type="dxa" w:w="80"/>
+              <w:bottom w:type="dxa" w:w="40"/>
+              <w:right w:type="dxa" w:w="80"/>
+            </w:tcMar>
+          </w:tcPr>
+          <w:p>
+            <w:pPr>
+              <w:jc w:val="left"/>
+            </w:pPr>
+            <w:r>
+              <w:rPr>
+                <w:sz w:val="18"/>
+                <w:szCs w:val="18"/>
+              </w:rPr>
+              <w:t xml:space="preserve">Проверены все ячейки &gt; 200 символов: 107 из 107 оказались заголовками статей</w:t>
+            </w:r>
+          </w:p>
+        </w:tc>
+      </w:tr>
+      <w:tr>
+        <w:tc>
+          <w:tcPr>
+            <w:tcW w:type="dxa" w:w="4400"/>
+            <w:tcMar>
+              <w:top w:type="dxa" w:w="40"/>
+              <w:left w:type="dxa" w:w="80"/>
+              <w:bottom w:type="dxa" w:w="40"/>
+              <w:right w:type="dxa" w:w="80"/>
+            </w:tcMar>
+          </w:tcPr>
+          <w:p>
+            <w:pPr>
+              <w:jc w:val="left"/>
+            </w:pPr>
+            <w:r>
+              <w:rPr>
+                <w:sz w:val="18"/>
+                <w:szCs w:val="18"/>
+              </w:rPr>
+              <w:t xml:space="preserve">Строк, представляющих собой заголовок статьи</w:t>
+            </w:r>
+          </w:p>
+        </w:tc>
+        <w:tc>
+          <w:tcPr>
+            <w:tcW w:type="dxa" w:w="1500"/>
+            <w:tcMar>
+              <w:top w:type="dxa" w:w="40"/>
+              <w:left w:type="dxa" w:w="80"/>
+              <w:bottom w:type="dxa" w:w="40"/>
+              <w:right w:type="dxa" w:w="80"/>
+            </w:tcMar>
+          </w:tcPr>
+          <w:p>
+            <w:pPr>
+              <w:jc w:val="center"/>
+            </w:pPr>
+            <w:r>
+              <w:rPr>
+                <w:sz w:val="18"/>
+                <w:szCs w:val="18"/>
+              </w:rPr>
+              <w:t xml:space="preserve">2 732 (92,5 %)</w:t>
+            </w:r>
+          </w:p>
+        </w:tc>
+        <w:tc>
+          <w:tcPr>
+            <w:tcW w:type="dxa" w:w="2700"/>
+            <w:tcMar>
+              <w:top w:type="dxa" w:w="40"/>
+              <w:left w:type="dxa" w:w="80"/>
+              <w:bottom w:type="dxa" w:w="40"/>
+              <w:right w:type="dxa" w:w="80"/>
+            </w:tcMar>
+          </w:tcPr>
+          <w:p>
+            <w:pPr>
+              <w:jc w:val="left"/>
+            </w:pPr>
+            <w:r>
+              <w:rPr>
+                <w:sz w:val="18"/>
+                <w:szCs w:val="18"/>
+              </w:rPr>
+              <w:t xml:space="preserve">Формат «Статья N. Наименование»</w:t>
+            </w:r>
+          </w:p>
+        </w:tc>
+      </w:tr>
+      <w:tr>
+        <w:tc>
+          <w:tcPr>
+            <w:tcW w:type="dxa" w:w="4400"/>
+            <w:tcMar>
+              <w:top w:type="dxa" w:w="40"/>
+              <w:left w:type="dxa" w:w="80"/>
+              <w:bottom w:type="dxa" w:w="40"/>
+              <w:right w:type="dxa" w:w="80"/>
+            </w:tcMar>
+          </w:tcPr>
+          <w:p>
+            <w:pPr>
+              <w:jc w:val="left"/>
+            </w:pPr>
+            <w:r>
+              <w:rPr>
+                <w:sz w:val="18"/>
+                <w:szCs w:val="18"/>
+              </w:rPr>
+              <w:t xml:space="preserve">Средняя длина описания требования</w:t>
+            </w:r>
+          </w:p>
+        </w:tc>
+        <w:tc>
+          <w:tcPr>
+            <w:tcW w:type="dxa" w:w="1500"/>
+            <w:tcMar>
+              <w:top w:type="dxa" w:w="40"/>
+              <w:left w:type="dxa" w:w="80"/>
+              <w:bottom w:type="dxa" w:w="40"/>
+              <w:right w:type="dxa" w:w="80"/>
+            </w:tcMar>
+          </w:tcPr>
+          <w:p>
+            <w:pPr>
+              <w:jc w:val="center"/>
+            </w:pPr>
+            <w:r>
+              <w:rPr>
+                <w:b/>
+                <w:bCs/>
+                <w:color w:val="C00000"/>
+                <w:sz w:val="18"/>
+                <w:szCs w:val="18"/>
+              </w:rPr>
+              <w:t xml:space="preserve">84,6 симв.</w:t>
+            </w:r>
+          </w:p>
+        </w:tc>
+        <w:tc>
+          <w:tcPr>
+            <w:tcW w:type="dxa" w:w="2700"/>
+            <w:tcMar>
+              <w:top w:type="dxa" w:w="40"/>
+              <w:left w:type="dxa" w:w="80"/>
+              <w:bottom w:type="dxa" w:w="40"/>
+              <w:right w:type="dxa" w:w="80"/>
+            </w:tcMar>
+          </w:tcPr>
+          <w:p>
+            <w:pPr>
+              <w:jc w:val="left"/>
+            </w:pPr>
+            <w:r>
+              <w:rPr>
+                <w:sz w:val="18"/>
+                <w:szCs w:val="18"/>
+              </w:rPr>
+              <w:t xml:space="preserve">Это длина заголовка, а не нормы</w:t>
+            </w:r>
+          </w:p>
+        </w:tc>
+      </w:tr>
+      <w:tr>
+        <w:tc>
+          <w:tcPr>
+            <w:tcW w:type="dxa" w:w="4400"/>
+            <w:tcMar>
+              <w:top w:type="dxa" w:w="40"/>
+              <w:left w:type="dxa" w:w="80"/>
+              <w:bottom w:type="dxa" w:w="40"/>
+              <w:right w:type="dxa" w:w="80"/>
+            </w:tcMar>
+          </w:tcPr>
+          <w:p>
+            <w:pPr>
+              <w:jc w:val="left"/>
+            </w:pPr>
+            <w:r>
+              <w:rPr>
+                <w:b/>
+                <w:bCs/>
+                <w:sz w:val="22"/>
+                <w:szCs w:val="22"/>
+              </w:rPr>
+              <w:t xml:space="preserve">Коды ОКЭД, расшифрованные в наименования</w:t>
+            </w:r>
+          </w:p>
+        </w:tc>
+        <w:tc>
+          <w:tcPr>
+            <w:tcW w:type="dxa" w:w="1500"/>
+            <w:tcMar>
+              <w:top w:type="dxa" w:w="40"/>
+              <w:left w:type="dxa" w:w="80"/>
+              <w:bottom w:type="dxa" w:w="40"/>
+              <w:right w:type="dxa" w:w="80"/>
+            </w:tcMar>
+          </w:tcPr>
+          <w:p>
+            <w:pPr>
+              <w:jc w:val="center"/>
+            </w:pPr>
+            <w:r>
+              <w:rPr>
+                <w:b/>
+                <w:bCs/>
+                <w:color w:val="C00000"/>
+                <w:sz w:val="18"/>
+                <w:szCs w:val="18"/>
+              </w:rPr>
+              <w:t xml:space="preserve">0 из 2 739 (0 %)</w:t>
+            </w:r>
+          </w:p>
+        </w:tc>
+        <w:tc>
+          <w:tcPr>
+            <w:tcW w:type="dxa" w:w="2700"/>
+            <w:tcMar>
+              <w:top w:type="dxa" w:w="40"/>
+              <w:left w:type="dxa" w:w="80"/>
+              <w:bottom w:type="dxa" w:w="40"/>
+              <w:right w:type="dxa" w:w="80"/>
+            </w:tcMar>
+          </w:tcPr>
+          <w:p>
+            <w:pPr>
+              <w:jc w:val="left"/>
+            </w:pPr>
+            <w:r>
+              <w:rPr>
+                <w:sz w:val="18"/>
+                <w:szCs w:val="18"/>
+              </w:rPr>
+              <w:t xml:space="preserve">Только голые числовые коды</w:t>
+            </w:r>
+          </w:p>
+        </w:tc>
+      </w:tr>
+      <w:tr>
+        <w:tc>
+          <w:tcPr>
+            <w:tcW w:type="dxa" w:w="4400"/>
+            <w:tcMar>
+              <w:top w:type="dxa" w:w="40"/>
+              <w:left w:type="dxa" w:w="80"/>
+              <w:bottom w:type="dxa" w:w="40"/>
+              <w:right w:type="dxa" w:w="80"/>
+            </w:tcMar>
+          </w:tcPr>
+          <w:p>
+            <w:pPr>
+              <w:jc w:val="left"/>
+            </w:pPr>
+            <w:r>
+              <w:rPr>
+                <w:sz w:val="18"/>
+                <w:szCs w:val="18"/>
+              </w:rPr>
+              <w:t xml:space="preserve">Среднее число кодов ОКЭД в одной строке</w:t>
+            </w:r>
+          </w:p>
+        </w:tc>
+        <w:tc>
+          <w:tcPr>
+            <w:tcW w:type="dxa" w:w="1500"/>
+            <w:tcMar>
+              <w:top w:type="dxa" w:w="40"/>
+              <w:left w:type="dxa" w:w="80"/>
+              <w:bottom w:type="dxa" w:w="40"/>
+              <w:right w:type="dxa" w:w="80"/>
+            </w:tcMar>
+          </w:tcPr>
+          <w:p>
+            <w:pPr>
+              <w:jc w:val="center"/>
+            </w:pPr>
+            <w:r>
+              <w:rPr>
+                <w:b/>
+                <w:bCs/>
+                <w:color w:val="B26A00"/>
+                <w:sz w:val="18"/>
+                <w:szCs w:val="18"/>
+              </w:rPr>
+              <w:t xml:space="preserve">282</w:t>
+            </w:r>
+          </w:p>
+        </w:tc>
+        <w:tc>
+          <w:tcPr>
+            <w:tcW w:type="dxa" w:w="2700"/>
+            <w:tcMar>
+              <w:top w:type="dxa" w:w="40"/>
+              <w:left w:type="dxa" w:w="80"/>
+              <w:bottom w:type="dxa" w:w="40"/>
+              <w:right w:type="dxa" w:w="80"/>
+            </w:tcMar>
+          </w:tcPr>
+          <w:p>
+            <w:pPr>
+              <w:jc w:val="left"/>
+            </w:pPr>
+            <w:r>
+              <w:rPr>
+                <w:sz w:val="18"/>
+                <w:szCs w:val="18"/>
+              </w:rPr>
+              <w:t xml:space="preserve">Максимум — 1 090 кодов в одной ячейке</w:t>
+            </w:r>
+          </w:p>
+        </w:tc>
+      </w:tr>
+      <w:tr>
+        <w:tc>
+          <w:tcPr>
+            <w:tcW w:type="dxa" w:w="4400"/>
+            <w:tcMar>
+              <w:top w:type="dxa" w:w="40"/>
+              <w:left w:type="dxa" w:w="80"/>
+              <w:bottom w:type="dxa" w:w="40"/>
+              <w:right w:type="dxa" w:w="80"/>
+            </w:tcMar>
+          </w:tcPr>
+          <w:p>
+            <w:pPr>
+              <w:jc w:val="left"/>
+            </w:pPr>
+            <w:r>
+              <w:rPr>
+                <w:sz w:val="18"/>
+                <w:szCs w:val="18"/>
+              </w:rPr>
+              <w:t xml:space="preserve">Поле «Досье»</w:t>
+            </w:r>
+          </w:p>
+        </w:tc>
+        <w:tc>
+          <w:tcPr>
+            <w:tcW w:type="dxa" w:w="1500"/>
+            <w:tcMar>
+              <w:top w:type="dxa" w:w="40"/>
+              <w:left w:type="dxa" w:w="80"/>
+              <w:bottom w:type="dxa" w:w="40"/>
+              <w:right w:type="dxa" w:w="80"/>
+            </w:tcMar>
+          </w:tcPr>
+          <w:p>
+            <w:pPr>
+              <w:jc w:val="center"/>
+            </w:pPr>
+            <w:r>
+              <w:rPr>
+                <w:sz w:val="18"/>
+                <w:szCs w:val="18"/>
+              </w:rPr>
+              <w:t xml:space="preserve">1 134 — слово-ссылка; 1 820 — «Отсутствует»</w:t>
+            </w:r>
+          </w:p>
+        </w:tc>
+        <w:tc>
+          <w:tcPr>
+            <w:tcW w:type="dxa" w:w="2700"/>
+            <w:tcMar>
+              <w:top w:type="dxa" w:w="40"/>
+              <w:left w:type="dxa" w:w="80"/>
+              <w:bottom w:type="dxa" w:w="40"/>
+              <w:right w:type="dxa" w:w="80"/>
+            </w:tcMar>
+          </w:tcPr>
+          <w:p>
+            <w:pPr>
+              <w:jc w:val="left"/>
+            </w:pPr>
+            <w:r>
+              <w:rPr>
+                <w:sz w:val="18"/>
+                <w:szCs w:val="18"/>
+              </w:rPr>
+              <w:t xml:space="preserve">Досье как таковое не раскрывается; 84,5 % ссылок битые</w:t>
+            </w:r>
+          </w:p>
+        </w:tc>
+      </w:tr>
+      <w:tr>
+        <w:tc>
+          <w:tcPr>
+            <w:tcW w:type="dxa" w:w="4400"/>
+            <w:tcMar>
+              <w:top w:type="dxa" w:w="40"/>
+              <w:left w:type="dxa" w:w="80"/>
+              <w:bottom w:type="dxa" w:w="40"/>
+              <w:right w:type="dxa" w:w="80"/>
+            </w:tcMar>
+          </w:tcPr>
+          <w:p>
+            <w:pPr>
+              <w:jc w:val="left"/>
+            </w:pPr>
+            <w:r>
+              <w:rPr>
+                <w:sz w:val="18"/>
+                <w:szCs w:val="18"/>
+              </w:rPr>
+              <w:t xml:space="preserve">Регуляторный орган</w:t>
+            </w:r>
+          </w:p>
+        </w:tc>
+        <w:tc>
+          <w:tcPr>
+            <w:tcW w:type="dxa" w:w="1500"/>
+            <w:tcMar>
+              <w:top w:type="dxa" w:w="40"/>
+              <w:left w:type="dxa" w:w="80"/>
+              <w:bottom w:type="dxa" w:w="40"/>
+              <w:right w:type="dxa" w:w="80"/>
+            </w:tcMar>
+          </w:tcPr>
+          <w:p>
+            <w:pPr>
+              <w:jc w:val="center"/>
+            </w:pPr>
+            <w:r>
+              <w:rPr>
+                <w:sz w:val="18"/>
+                <w:szCs w:val="18"/>
+              </w:rPr>
+              <w:t xml:space="preserve">2 399 — только аббревиатура</w:t>
+            </w:r>
+          </w:p>
+        </w:tc>
+        <w:tc>
+          <w:tcPr>
+            <w:tcW w:type="dxa" w:w="2700"/>
+            <w:tcMar>
+              <w:top w:type="dxa" w:w="40"/>
+              <w:left w:type="dxa" w:w="80"/>
+              <w:bottom w:type="dxa" w:w="40"/>
+              <w:right w:type="dxa" w:w="80"/>
+            </w:tcMar>
+          </w:tcPr>
+          <w:p>
+            <w:pPr>
+              <w:jc w:val="left"/>
+            </w:pPr>
+            <w:r>
+              <w:rPr>
+                <w:sz w:val="18"/>
+                <w:szCs w:val="18"/>
+              </w:rPr>
+              <w:t xml:space="preserve">«МФ РК», «МИИР РК» — без расшифровки и контактов; 555 строк пусты</w:t>
+            </w:r>
+          </w:p>
+        </w:tc>
+      </w:tr>
+    </w:tbl>
+    <w:p>
+      <w:pPr>
+        <w:spacing w:after="120" w:line="276"/>
+      </w:pPr>
+      <w:r>
+        <w:rPr>
+          <w:b/>
+          <w:bCs/>
+          <w:sz w:val="22"/>
+          <w:szCs w:val="22"/>
+        </w:rPr>
+        <w:t xml:space="preserve">Проверка на устойчивость вывода. </w:t>
+      </w:r>
+      <w:r>
+        <w:rPr>
+          <w:sz w:val="22"/>
+          <w:szCs w:val="22"/>
+        </w:rPr>
+        <w:t xml:space="preserve">Изначальная автоматическая эвристика показала 136 строк с «длинным текстом». Ручная верификация опровергла этот результат: все длинные ячейки оказались либо развёрнутыми заголовками статей (например, «Статья 88. Возникновение и прекращение обязанности по уплате таможенных пошлин…»), либо сплошными перечнями кодов ОКЭД длиной до 7 628 символов. Ни одна строка не содержит диспозиции нормы.</w:t>
+      </w:r>
+    </w:p>
+    <w:p>
+      <w:pPr>
+        <w:pStyle w:val="Heading2"/>
+        <w:spacing w:after="100" w:before="220"/>
+      </w:pPr>
+      <w:r>
+        <w:t xml:space="preserve">6.2. Что это означает для предпринимателя</w:t>
       </w:r>
     </w:p>
     <w:p>
@@ -3941,10 +5104,19 @@
       </w:pPr>
       <w:r>
         <w:rPr>
+          <w:b/>
+          <w:bCs/>
           <w:sz w:val="22"/>
           <w:szCs w:val="22"/>
         </w:rPr>
-        <w:t xml:space="preserve">БИН юридических лиц — публичный идентификатор (счета, договоры, открытые данные stat.gov.kz / kgd.gov.kz).</w:t>
+        <w:t xml:space="preserve">Требование не сформулировано. </w:t>
+      </w:r>
+      <w:r>
+        <w:rPr>
+          <w:sz w:val="22"/>
+          <w:szCs w:val="22"/>
+        </w:rPr>
+        <w:t xml:space="preserve">Пользователь видит «Статья 5. Контрольный список», но не узнаёт, что именно он обязан делать, в какой срок, в какой форме и при каких условиях.</w:t>
       </w:r>
     </w:p>
     <w:p>
@@ -3958,10 +5130,19 @@
       </w:pPr>
       <w:r>
         <w:rPr>
+          <w:b/>
+          <w:bCs/>
           <w:sz w:val="22"/>
           <w:szCs w:val="22"/>
         </w:rPr>
-        <w:t xml:space="preserve">ИИН индивидуального предпринимателя выступает его предпринимательским идентификатором и уже фигурирует публично; РСП — государственный реестр, задуманный как общедоступный, то есть раскрытие идентификатора предусмотрено его назначением.</w:t>
+        <w:t xml:space="preserve">Отраслевая привязка нечитаема. </w:t>
+      </w:r>
+      <w:r>
+        <w:rPr>
+          <w:sz w:val="22"/>
+          <w:szCs w:val="22"/>
+        </w:rPr>
+        <w:t xml:space="preserve">Вместо наименования вида деятельности — стена из сотен числовых кодов (в одной ячейке до 1 090 кодов, в интерфейсе обрезается многоточием «10110, 10120, 1013…»). Определить «относится ли это ко мне» практически невозможно.</w:t>
       </w:r>
     </w:p>
     <w:p>
@@ -3975,15 +5156,29 @@
       </w:pPr>
       <w:r>
         <w:rPr>
+          <w:b/>
+          <w:bCs/>
           <w:sz w:val="22"/>
           <w:szCs w:val="22"/>
         </w:rPr>
-        <w:t xml:space="preserve">В таблице нет данных сверх реестрового минимума: нет адресов, телефонов, сканов документов (колонки: БИН/ИИН, наименование/ФИО, ОКЭД, число сотрудников, категория).</w:t>
+        <w:t xml:space="preserve">Нет ни санкции, ни условий, ни проверочного листа. </w:t>
+      </w:r>
+      <w:r>
+        <w:rPr>
+          <w:sz w:val="22"/>
+          <w:szCs w:val="22"/>
+        </w:rPr>
+        <w:t xml:space="preserve">Отсутствуют параметры соблюдения, ответственность за нарушение и связь с проверками — то есть всё, ради чего реестр создавался.</w:t>
       </w:r>
     </w:p>
     <w:p>
       <w:pPr>
-        <w:spacing w:after="120" w:line="276"/>
+        <w:pStyle w:val="ListParagraph"/>
+        <w:numPr>
+          <w:ilvl w:val="0"/>
+          <w:numId w:val="2"/>
+        </w:numPr>
+        <w:spacing w:after="60"/>
       </w:pPr>
       <w:r>
         <w:rPr>
@@ -3992,35 +5187,14 @@
           <w:sz w:val="22"/>
           <w:szCs w:val="22"/>
         </w:rPr>
-        <w:t xml:space="preserve">Остаточный нюанс (уровень рекомендации, НЕ дефект). </w:t>
+        <w:t xml:space="preserve">Ссылка — единственный носитель смысла, и она не работает. </w:t>
       </w:r>
       <w:r>
         <w:rPr>
           <w:sz w:val="22"/>
           <w:szCs w:val="22"/>
         </w:rPr>
-        <w:t xml:space="preserve">Единственное защищаемое замечание — массовая перечисляемость PII-содержащего датасета без anti-scraping/rate-limit: весь массив «ИИН + ФИО + вид деятельности» тривиально выкачивается ботом (риск агрегации), а ИИН по структуре кодирует дату рождения. Рекомендация — ограничить пакетную выгрузку. Но если реестр законодательно обязан быть полностью открытым, это вопрос политики данных, а не ИБ-дефект.</w:t>
-      </w:r>
-    </w:p>
-    <w:p>
-      <w:pPr>
-        <w:pBdr>
-          <w:top w:val="single" w:color="E0C060" w:sz="4"/>
-          <w:bottom w:val="single" w:color="E0C060" w:sz="4"/>
-          <w:left w:val="single" w:color="E0C060" w:sz="4"/>
-          <w:right w:val="single" w:color="E0C060" w:sz="4"/>
-        </w:pBdr>
-        <w:shd w:fill="FFF3CD" w:color="auto" w:val="clear"/>
-        <w:spacing w:after="120"/>
-      </w:pPr>
-      <w:r>
-        <w:rPr>
-          <w:i/>
-          <w:iCs/>
-          <w:sz w:val="20"/>
-          <w:szCs w:val="20"/>
-        </w:rPr>
-        <w:t xml:space="preserve">Оговорка о калибровке: в предварительной оценке этот пункт ошибочно был обозначен как «утечка персональных данных высокой важности». После проверки назначения реестра (общедоступный госреестр) оценка понижена до наблюдения по data-governance (перечисляемость), без статуса уязвимости.</w:t>
+        <w:t xml:space="preserve">Расшифровка требования делегирована внешнему ресурсу, а переход туда в 94 % случаев завершается ошибкой (раздел 5).</w:t>
       </w:r>
     </w:p>
     <w:p>
@@ -4031,7 +5205,7 @@
       <w:r>
         <w:drawing>
           <wp:inline distT="0" distB="0" distL="0" distR="0">
-            <wp:extent cx="5905500" cy="4514850"/>
+            <wp:extent cx="5905500" cy="8886825"/>
             <wp:effectExtent t="0" r="0" b="0" l="0"/>
             <wp:docPr id="1" name="" descr="" title=""/>
             <wp:cNvGraphicFramePr>
@@ -4056,6 +5230,659 @@
                   <pic:spPr bwMode="auto">
                     <a:xfrm>
                       <a:off x="0" y="0"/>
+                      <a:ext cx="5905500" cy="8886825"/>
+                    </a:xfrm>
+                    <a:prstGeom prst="rect">
+                      <a:avLst/>
+                    </a:prstGeom>
+                  </pic:spPr>
+                </pic:pic>
+              </a:graphicData>
+            </a:graphic>
+          </wp:inline>
+        </w:drawing>
+      </w:r>
+    </w:p>
+    <w:p>
+      <w:pPr>
+        <w:spacing w:after="200"/>
+        <w:jc w:val="center"/>
+      </w:pPr>
+      <w:r>
+        <w:rPr>
+          <w:i/>
+          <w:iCs/>
+          <w:color w:val="555555"/>
+          <w:sz w:val="18"/>
+          <w:szCs w:val="18"/>
+        </w:rPr>
+        <w:t xml:space="preserve">Скриншот 4. Типовая карточка закона: каждая строка — только «Статья N. Заголовок», обрезанный числовой ОКЭД, слово «Досье», аббревиатура органа и дата. Текст самого обязательного требования отсутствует.</w:t>
+      </w:r>
+    </w:p>
+    <w:p>
+      <w:pPr>
+        <w:spacing w:after="120" w:line="276"/>
+      </w:pPr>
+      <w:r>
+        <w:rPr>
+          <w:b/>
+          <w:bCs/>
+          <w:sz w:val="22"/>
+          <w:szCs w:val="22"/>
+        </w:rPr>
+        <w:t xml:space="preserve">Вывод раздела. </w:t>
+      </w:r>
+      <w:r>
+        <w:rPr>
+          <w:sz w:val="22"/>
+          <w:szCs w:val="22"/>
+        </w:rPr>
+        <w:t xml:space="preserve">Реестр реализован как </w:t>
+      </w:r>
+      <w:r>
+        <w:rPr>
+          <w:b/>
+          <w:bCs/>
+          <w:sz w:val="22"/>
+          <w:szCs w:val="22"/>
+        </w:rPr>
+        <w:t xml:space="preserve">библиографический указатель норм</w:t>
+      </w:r>
+      <w:r>
+        <w:rPr>
+          <w:sz w:val="22"/>
+          <w:szCs w:val="22"/>
+        </w:rPr>
+        <w:t xml:space="preserve">, а не как реестр требований. Задача статьи 83-1 Предпринимательского кодекса — «информированность об исчерпывающем перечне требований» — методологически не решается даже при исправлении всех ссылок, поскольку сам предмет учёта (требование) в системе не оцифрован.</w:t>
+      </w:r>
+    </w:p>
+    <w:p>
+      <w:r>
+        <w:br w:type="page"/>
+      </w:r>
+    </w:p>
+    <w:p>
+      <w:pPr>
+        <w:pStyle w:val="Heading1"/>
+        <w:spacing w:after="120" w:before="280"/>
+      </w:pPr>
+      <w:r>
+        <w:t xml:space="preserve">7. Информационная безопасность: находки и калибровка серьёзности</w:t>
+      </w:r>
+    </w:p>
+    <w:p>
+      <w:pPr>
+        <w:spacing w:after="120" w:line="276"/>
+      </w:pPr>
+      <w:r>
+        <w:rPr>
+          <w:sz w:val="22"/>
+          <w:szCs w:val="22"/>
+        </w:rPr>
+        <w:t xml:space="preserve">В ходе аудита отдельно проверены два ИБ-момента: раскрытие внутренней инфраструктуры и публичное отображение ИИН/БИН. Ниже — проверенные по факту наблюдения и честная (не завышенная) калибровка серьёзности каждого.</w:t>
+      </w:r>
+    </w:p>
+    <w:p>
+      <w:pPr>
+        <w:pStyle w:val="Heading2"/>
+        <w:spacing w:after="100" w:before="220"/>
+      </w:pPr>
+      <w:r>
+        <w:t xml:space="preserve">7.1. Раскрытие внутренней инфраструктуры в публичном коде — ПОДТВЕРЖДЕНО</w:t>
+      </w:r>
+    </w:p>
+    <w:p>
+      <w:pPr>
+        <w:spacing w:after="120" w:line="276"/>
+      </w:pPr>
+      <w:r>
+        <w:rPr>
+          <w:b/>
+          <w:bCs/>
+          <w:sz w:val="22"/>
+          <w:szCs w:val="22"/>
+        </w:rPr>
+        <w:t xml:space="preserve">(а) Внутренние IP-адреса. </w:t>
+      </w:r>
+      <w:r>
+        <w:rPr>
+          <w:sz w:val="22"/>
+          <w:szCs w:val="22"/>
+        </w:rPr>
+        <w:t xml:space="preserve">Адреса 10.61.42.188 и 10.61.41.253 зашиты в отдаваемый публично HTML (см. разделы 4–5). Это одновременно Information Disclosure (раскрытие топологии внутренней сети) и первопричина неработающих ссылок.</w:t>
+      </w:r>
+    </w:p>
+    <w:p>
+      <w:pPr>
+        <w:spacing w:after="120" w:line="276"/>
+      </w:pPr>
+      <w:r>
+        <w:rPr>
+          <w:b/>
+          <w:bCs/>
+          <w:sz w:val="22"/>
+          <w:szCs w:val="22"/>
+        </w:rPr>
+        <w:t xml:space="preserve">(б) Имя backend-узла и подрядчик. </w:t>
+      </w:r>
+      <w:r>
+        <w:rPr>
+          <w:sz w:val="22"/>
+          <w:szCs w:val="22"/>
+        </w:rPr>
+        <w:t xml:space="preserve">В начале КАЖДОЙ страницы (до &lt;!doctype html&gt;) присутствует HTML-комментарий:</w:t>
+      </w:r>
+    </w:p>
+    <w:p>
+      <w:pPr>
+        <w:pBdr>
+          <w:top w:val="single" w:color="CCCCCC" w:sz="2"/>
+          <w:bottom w:val="single" w:color="CCCCCC" w:sz="2"/>
+          <w:left w:val="single" w:color="CCCCCC" w:sz="2"/>
+          <w:right w:val="single" w:color="CCCCCC" w:sz="2"/>
+        </w:pBdr>
+        <w:shd w:fill="F2F2F2" w:color="auto" w:val="clear"/>
+        <w:spacing w:after="120"/>
+      </w:pPr>
+      <w:r>
+        <w:rPr>
+          <w:rFonts w:ascii="Consolas" w:cs="Consolas" w:eastAsia="Consolas" w:hAnsi="Consolas"/>
+          <w:sz w:val="18"/>
+          <w:szCs w:val="18"/>
+        </w:rPr>
+        <w:t xml:space="preserve">&lt;!--</w:t>
+      </w:r>
+      <w:r>
+        <w:rPr>
+          <w:rFonts w:ascii="Consolas" w:cs="Consolas" w:eastAsia="Consolas" w:hAnsi="Consolas"/>
+          <w:sz w:val="18"/>
+          <w:szCs w:val="18"/>
+        </w:rPr>
+        <w:br/>
+        <w:t xml:space="preserve">  Разработка компании SoftDeCo</w:t>
+      </w:r>
+      <w:r>
+        <w:rPr>
+          <w:rFonts w:ascii="Consolas" w:cs="Consolas" w:eastAsia="Consolas" w:hAnsi="Consolas"/>
+          <w:sz w:val="18"/>
+          <w:szCs w:val="18"/>
+        </w:rPr>
+        <w:br/>
+        <w:t xml:space="preserve">  Все права защищены (с) 2023-2025</w:t>
+      </w:r>
+      <w:r>
+        <w:rPr>
+          <w:rFonts w:ascii="Consolas" w:cs="Consolas" w:eastAsia="Consolas" w:hAnsi="Consolas"/>
+          <w:sz w:val="18"/>
+          <w:szCs w:val="18"/>
+        </w:rPr>
+        <w:br/>
+        <w:t xml:space="preserve">  e-mail: office@softdeco.com</w:t>
+      </w:r>
+      <w:r>
+        <w:rPr>
+          <w:rFonts w:ascii="Consolas" w:cs="Consolas" w:eastAsia="Consolas" w:hAnsi="Consolas"/>
+          <w:sz w:val="18"/>
+          <w:szCs w:val="18"/>
+        </w:rPr>
+        <w:br/>
+        <w:t xml:space="preserve">  сервер: node1.rsp.gov.kz</w:t>
+      </w:r>
+      <w:r>
+        <w:rPr>
+          <w:rFonts w:ascii="Consolas" w:cs="Consolas" w:eastAsia="Consolas" w:hAnsi="Consolas"/>
+          <w:sz w:val="18"/>
+          <w:szCs w:val="18"/>
+        </w:rPr>
+        <w:br/>
+        <w:t xml:space="preserve">--&gt;</w:t>
+      </w:r>
+    </w:p>
+    <w:p>
+      <w:pPr>
+        <w:spacing w:after="120" w:line="276"/>
+      </w:pPr>
+      <w:r>
+        <w:rPr>
+          <w:sz w:val="22"/>
+          <w:szCs w:val="22"/>
+        </w:rPr>
+        <w:t xml:space="preserve">Раскрывается: имя внутреннего узла node1.rsp.gov.kz (само «node1» указывает на кластер node1/node2…), подрядчик SoftDeCo и его e-mail (полезно для целевого фишинга/социальной инженерии).</w:t>
+      </w:r>
+    </w:p>
+    <w:tbl>
+      <w:tblPr>
+        <w:tblW w:type="dxa" w:w="8600"/>
+        <w:tblBorders>
+          <w:top w:val="single" w:color="BBBBBB" w:sz="4"/>
+          <w:left w:val="single" w:color="BBBBBB" w:sz="4"/>
+          <w:bottom w:val="single" w:color="BBBBBB" w:sz="4"/>
+          <w:right w:val="single" w:color="BBBBBB" w:sz="4"/>
+          <w:insideH w:val="single" w:color="BBBBBB" w:sz="4"/>
+          <w:insideV w:val="single" w:color="BBBBBB" w:sz="4"/>
+        </w:tblBorders>
+      </w:tblPr>
+      <w:tblGrid>
+        <w:gridCol w:w="3400"/>
+        <w:gridCol w:w="1500"/>
+        <w:gridCol w:w="3700"/>
+      </w:tblGrid>
+      <w:tr>
+        <w:trPr>
+          <w:tblHeader/>
+        </w:trPr>
+        <w:tc>
+          <w:tcPr>
+            <w:tcW w:type="dxa" w:w="3400"/>
+            <w:shd w:fill="1F3864" w:color="auto" w:val="clear"/>
+            <w:tcMar>
+              <w:top w:type="dxa" w:w="40"/>
+              <w:left w:type="dxa" w:w="80"/>
+              <w:bottom w:type="dxa" w:w="40"/>
+              <w:right w:type="dxa" w:w="80"/>
+            </w:tcMar>
+          </w:tcPr>
+          <w:p>
+            <w:pPr>
+              <w:jc w:val="left"/>
+            </w:pPr>
+            <w:r>
+              <w:rPr>
+                <w:b/>
+                <w:bCs/>
+                <w:color w:val="FFFFFF"/>
+                <w:sz w:val="18"/>
+                <w:szCs w:val="18"/>
+              </w:rPr>
+              <w:t xml:space="preserve">Находка</w:t>
+            </w:r>
+          </w:p>
+        </w:tc>
+        <w:tc>
+          <w:tcPr>
+            <w:tcW w:type="dxa" w:w="1500"/>
+            <w:shd w:fill="1F3864" w:color="auto" w:val="clear"/>
+            <w:tcMar>
+              <w:top w:type="dxa" w:w="40"/>
+              <w:left w:type="dxa" w:w="80"/>
+              <w:bottom w:type="dxa" w:w="40"/>
+              <w:right w:type="dxa" w:w="80"/>
+            </w:tcMar>
+          </w:tcPr>
+          <w:p>
+            <w:pPr>
+              <w:jc w:val="center"/>
+            </w:pPr>
+            <w:r>
+              <w:rPr>
+                <w:b/>
+                <w:bCs/>
+                <w:color w:val="FFFFFF"/>
+                <w:sz w:val="18"/>
+                <w:szCs w:val="18"/>
+              </w:rPr>
+              <w:t xml:space="preserve">Класс / severity</w:t>
+            </w:r>
+          </w:p>
+        </w:tc>
+        <w:tc>
+          <w:tcPr>
+            <w:tcW w:type="dxa" w:w="3700"/>
+            <w:shd w:fill="1F3864" w:color="auto" w:val="clear"/>
+            <w:tcMar>
+              <w:top w:type="dxa" w:w="40"/>
+              <w:left w:type="dxa" w:w="80"/>
+              <w:bottom w:type="dxa" w:w="40"/>
+              <w:right w:type="dxa" w:w="80"/>
+            </w:tcMar>
+          </w:tcPr>
+          <w:p>
+            <w:pPr>
+              <w:jc w:val="left"/>
+            </w:pPr>
+            <w:r>
+              <w:rPr>
+                <w:b/>
+                <w:bCs/>
+                <w:color w:val="FFFFFF"/>
+                <w:sz w:val="18"/>
+                <w:szCs w:val="18"/>
+              </w:rPr>
+              <w:t xml:space="preserve">Оценка и действие</w:t>
+            </w:r>
+          </w:p>
+        </w:tc>
+      </w:tr>
+      <w:tr>
+        <w:tc>
+          <w:tcPr>
+            <w:tcW w:type="dxa" w:w="3400"/>
+            <w:tcMar>
+              <w:top w:type="dxa" w:w="40"/>
+              <w:left w:type="dxa" w:w="80"/>
+              <w:bottom w:type="dxa" w:w="40"/>
+              <w:right w:type="dxa" w:w="80"/>
+            </w:tcMar>
+          </w:tcPr>
+          <w:p>
+            <w:pPr>
+              <w:jc w:val="left"/>
+            </w:pPr>
+            <w:r>
+              <w:rPr>
+                <w:b/>
+                <w:bCs/>
+                <w:sz w:val="22"/>
+                <w:szCs w:val="22"/>
+              </w:rPr>
+              <w:t xml:space="preserve">Внутренние IP в публичном HTML</w:t>
+            </w:r>
+          </w:p>
+        </w:tc>
+        <w:tc>
+          <w:tcPr>
+            <w:tcW w:type="dxa" w:w="1500"/>
+            <w:tcMar>
+              <w:top w:type="dxa" w:w="40"/>
+              <w:left w:type="dxa" w:w="80"/>
+              <w:bottom w:type="dxa" w:w="40"/>
+              <w:right w:type="dxa" w:w="80"/>
+            </w:tcMar>
+          </w:tcPr>
+          <w:p>
+            <w:pPr>
+              <w:jc w:val="center"/>
+            </w:pPr>
+            <w:r>
+              <w:rPr>
+                <w:b/>
+                <w:bCs/>
+                <w:color w:val="B26A00"/>
+                <w:sz w:val="18"/>
+                <w:szCs w:val="18"/>
+              </w:rPr>
+              <w:t xml:space="preserve">Info Disclosure / средняя</w:t>
+            </w:r>
+          </w:p>
+        </w:tc>
+        <w:tc>
+          <w:tcPr>
+            <w:tcW w:type="dxa" w:w="3700"/>
+            <w:tcMar>
+              <w:top w:type="dxa" w:w="40"/>
+              <w:left w:type="dxa" w:w="80"/>
+              <w:bottom w:type="dxa" w:w="40"/>
+              <w:right w:type="dxa" w:w="80"/>
+            </w:tcMar>
+          </w:tcPr>
+          <w:p>
+            <w:pPr>
+              <w:jc w:val="left"/>
+            </w:pPr>
+            <w:r>
+              <w:rPr>
+                <w:sz w:val="18"/>
+                <w:szCs w:val="18"/>
+              </w:rPr>
+              <w:t xml:space="preserve">Раскрытие топологии + причина битых ссылок. Удалить/переписать на публичные URL</w:t>
+            </w:r>
+          </w:p>
+        </w:tc>
+      </w:tr>
+      <w:tr>
+        <w:tc>
+          <w:tcPr>
+            <w:tcW w:type="dxa" w:w="3400"/>
+            <w:tcMar>
+              <w:top w:type="dxa" w:w="40"/>
+              <w:left w:type="dxa" w:w="80"/>
+              <w:bottom w:type="dxa" w:w="40"/>
+              <w:right w:type="dxa" w:w="80"/>
+            </w:tcMar>
+          </w:tcPr>
+          <w:p>
+            <w:pPr>
+              <w:jc w:val="left"/>
+            </w:pPr>
+            <w:r>
+              <w:rPr>
+                <w:b/>
+                <w:bCs/>
+                <w:sz w:val="22"/>
+                <w:szCs w:val="22"/>
+              </w:rPr>
+              <w:t xml:space="preserve">node1.rsp.gov.kz + контакт подрядчика</w:t>
+            </w:r>
+          </w:p>
+        </w:tc>
+        <w:tc>
+          <w:tcPr>
+            <w:tcW w:type="dxa" w:w="1500"/>
+            <w:tcMar>
+              <w:top w:type="dxa" w:w="40"/>
+              <w:left w:type="dxa" w:w="80"/>
+              <w:bottom w:type="dxa" w:w="40"/>
+              <w:right w:type="dxa" w:w="80"/>
+            </w:tcMar>
+          </w:tcPr>
+          <w:p>
+            <w:pPr>
+              <w:jc w:val="center"/>
+            </w:pPr>
+            <w:r>
+              <w:rPr>
+                <w:b/>
+                <w:bCs/>
+                <w:color w:val="B26A00"/>
+                <w:sz w:val="18"/>
+                <w:szCs w:val="18"/>
+              </w:rPr>
+              <w:t xml:space="preserve">Info Disclosure / низкая (CWE-200)</w:t>
+            </w:r>
+          </w:p>
+        </w:tc>
+        <w:tc>
+          <w:tcPr>
+            <w:tcW w:type="dxa" w:w="3700"/>
+            <w:tcMar>
+              <w:top w:type="dxa" w:w="40"/>
+              <w:left w:type="dxa" w:w="80"/>
+              <w:bottom w:type="dxa" w:w="40"/>
+              <w:right w:type="dxa" w:w="80"/>
+            </w:tcMar>
+          </w:tcPr>
+          <w:p>
+            <w:pPr>
+              <w:jc w:val="left"/>
+            </w:pPr>
+            <w:r>
+              <w:rPr>
+                <w:sz w:val="18"/>
+                <w:szCs w:val="18"/>
+              </w:rPr>
+              <w:t xml:space="preserve">Разведданные для атакующего. Удалить комментарий (одна строка в шаблоне)</w:t>
+            </w:r>
+          </w:p>
+        </w:tc>
+      </w:tr>
+    </w:tbl>
+    <w:p>
+      <w:pPr>
+        <w:pStyle w:val="Heading2"/>
+        <w:spacing w:after="100" w:before="220"/>
+      </w:pPr>
+      <w:r>
+        <w:t xml:space="preserve">7.2. Публичное отображение БИН/ИИН в РСП — СПОРНО, оценка ПОНИЖЕНА</w:t>
+      </w:r>
+    </w:p>
+    <w:p>
+      <w:pPr>
+        <w:spacing w:after="120" w:line="276"/>
+      </w:pPr>
+      <w:r>
+        <w:rPr>
+          <w:b/>
+          <w:bCs/>
+          <w:sz w:val="22"/>
+          <w:szCs w:val="22"/>
+        </w:rPr>
+        <w:t xml:space="preserve">Факт. </w:t>
+      </w:r>
+      <w:r>
+        <w:rPr>
+          <w:sz w:val="22"/>
+          <w:szCs w:val="22"/>
+        </w:rPr>
+        <w:t xml:space="preserve">Раздел /ru/rsp (Реестр субъектов предпринимательства) без авторизации отдаёт таблицу с колонкой «БИН/ИИН». На глубоких страницах (проверены стр. 40000, 70000, 100000, 110000, 114000) большинство строк — индивидуальные предприниматели с полным ИИН + ФИО. Реестр перечисляем через ?page=N (≈ 114 000 страниц), рендерится на сервере (0 XHR).</w:t>
+      </w:r>
+    </w:p>
+    <w:p>
+      <w:pPr>
+        <w:spacing w:after="120" w:line="276"/>
+      </w:pPr>
+      <w:r>
+        <w:rPr>
+          <w:b/>
+          <w:bCs/>
+          <w:sz w:val="22"/>
+          <w:szCs w:val="22"/>
+        </w:rPr>
+        <w:t xml:space="preserve">Калибровка (важно). </w:t>
+      </w:r>
+      <w:r>
+        <w:rPr>
+          <w:sz w:val="22"/>
+          <w:szCs w:val="22"/>
+        </w:rPr>
+        <w:t xml:space="preserve">Классифицировать это как «утечку ПДн» или уязвимость портала было бы преувеличением. Обоснование:</w:t>
+      </w:r>
+    </w:p>
+    <w:p>
+      <w:pPr>
+        <w:pStyle w:val="ListParagraph"/>
+        <w:numPr>
+          <w:ilvl w:val="0"/>
+          <w:numId w:val="2"/>
+        </w:numPr>
+        <w:spacing w:after="60"/>
+      </w:pPr>
+      <w:r>
+        <w:rPr>
+          <w:sz w:val="22"/>
+          <w:szCs w:val="22"/>
+        </w:rPr>
+        <w:t xml:space="preserve">БИН юридических лиц — публичный идентификатор (счета, договоры, открытые данные stat.gov.kz / kgd.gov.kz).</w:t>
+      </w:r>
+    </w:p>
+    <w:p>
+      <w:pPr>
+        <w:pStyle w:val="ListParagraph"/>
+        <w:numPr>
+          <w:ilvl w:val="0"/>
+          <w:numId w:val="2"/>
+        </w:numPr>
+        <w:spacing w:after="60"/>
+      </w:pPr>
+      <w:r>
+        <w:rPr>
+          <w:sz w:val="22"/>
+          <w:szCs w:val="22"/>
+        </w:rPr>
+        <w:t xml:space="preserve">ИИН индивидуального предпринимателя выступает его предпринимательским идентификатором и уже фигурирует публично; РСП — государственный реестр, задуманный как общедоступный (ст. 83-1 ПК определяет реестр как «общедоступную базу данных» — см. раздел 12), то есть раскрытие идентификатора предусмотрено его назначением.</w:t>
+      </w:r>
+    </w:p>
+    <w:p>
+      <w:pPr>
+        <w:pStyle w:val="ListParagraph"/>
+        <w:numPr>
+          <w:ilvl w:val="0"/>
+          <w:numId w:val="2"/>
+        </w:numPr>
+        <w:spacing w:after="60"/>
+      </w:pPr>
+      <w:r>
+        <w:rPr>
+          <w:sz w:val="22"/>
+          <w:szCs w:val="22"/>
+        </w:rPr>
+        <w:t xml:space="preserve">В таблице нет данных сверх реестрового минимума: нет адресов, телефонов, сканов документов (колонки: БИН/ИИН, наименование/ФИО, ОКЭД, число сотрудников, категория).</w:t>
+      </w:r>
+    </w:p>
+    <w:p>
+      <w:pPr>
+        <w:spacing w:after="120" w:line="276"/>
+      </w:pPr>
+      <w:r>
+        <w:rPr>
+          <w:b/>
+          <w:bCs/>
+          <w:sz w:val="22"/>
+          <w:szCs w:val="22"/>
+        </w:rPr>
+        <w:t xml:space="preserve">Остаточный нюанс (уровень рекомендации, НЕ дефект). </w:t>
+      </w:r>
+      <w:r>
+        <w:rPr>
+          <w:sz w:val="22"/>
+          <w:szCs w:val="22"/>
+        </w:rPr>
+        <w:t xml:space="preserve">Единственное защищаемое замечание — массовая перечисляемость PII-содержащего датасета без anti-scraping/rate-limit: весь массив «ИИН + ФИО + вид деятельности» тривиально выкачивается ботом (риск агрегации), а ИИН по структуре кодирует дату рождения. Рекомендация — ограничить пакетную выгрузку. Но если реестр законодательно обязан быть полностью открытым, это вопрос политики данных, а не ИБ-дефект.</w:t>
+      </w:r>
+    </w:p>
+    <w:p>
+      <w:pPr>
+        <w:pBdr>
+          <w:top w:val="single" w:color="E0C060" w:sz="4"/>
+          <w:bottom w:val="single" w:color="E0C060" w:sz="4"/>
+          <w:left w:val="single" w:color="E0C060" w:sz="4"/>
+          <w:right w:val="single" w:color="E0C060" w:sz="4"/>
+        </w:pBdr>
+        <w:shd w:fill="FFF3CD" w:color="auto" w:val="clear"/>
+        <w:spacing w:after="120"/>
+      </w:pPr>
+      <w:r>
+        <w:rPr>
+          <w:i/>
+          <w:iCs/>
+          <w:sz w:val="20"/>
+          <w:szCs w:val="20"/>
+        </w:rPr>
+        <w:t xml:space="preserve">Оговорка о калибровке: в предварительной оценке этот пункт ошибочно был обозначен как «утечка персональных данных высокой важности». После проверки назначения реестра (общедоступный госреестр) оценка понижена до наблюдения по data-governance (перечисляемость), без статуса уязвимости.</w:t>
+      </w:r>
+    </w:p>
+    <w:p>
+      <w:pPr>
+        <w:spacing w:after="60" w:before="120"/>
+        <w:jc w:val="center"/>
+      </w:pPr>
+      <w:r>
+        <w:drawing>
+          <wp:inline distT="0" distB="0" distL="0" distR="0">
+            <wp:extent cx="5905500" cy="4514850"/>
+            <wp:effectExtent t="0" r="0" b="0" l="0"/>
+            <wp:docPr id="1" name="" descr="" title=""/>
+            <wp:cNvGraphicFramePr>
+              <a:graphicFrameLocks xmlns:a="http://schemas.openxmlformats.org/drawingml/2006/main" noChangeAspect="1"/>
+            </wp:cNvGraphicFramePr>
+            <a:graphic xmlns:a="http://schemas.openxmlformats.org/drawingml/2006/main">
+              <a:graphicData uri="http://schemas.openxmlformats.org/drawingml/2006/picture">
+                <pic:pic xmlns:pic="http://schemas.openxmlformats.org/drawingml/2006/picture">
+                  <pic:nvPicPr>
+                    <pic:cNvPr id="0" name="" descr=""/>
+                    <pic:cNvPicPr>
+                      <a:picLocks noChangeAspect="1" noChangeArrowheads="1"/>
+                    </pic:cNvPicPr>
+                  </pic:nvPicPr>
+                  <pic:blipFill>
+                    <a:blip r:embed="rId11" cstate="none"/>
+                    <a:srcRect/>
+                    <a:stretch>
+                      <a:fillRect/>
+                    </a:stretch>
+                  </pic:blipFill>
+                  <pic:spPr bwMode="auto">
+                    <a:xfrm>
+                      <a:off x="0" y="0"/>
                       <a:ext cx="5905500" cy="4514850"/>
                     </a:xfrm>
                     <a:prstGeom prst="rect">
@@ -4082,7 +5909,7 @@
           <w:sz w:val="18"/>
           <w:szCs w:val="18"/>
         </w:rPr>
-        <w:t xml:space="preserve">Скриншот 4. РСП /ru/rsp, глубокая страница: строки индивидуальных предпринимателей (ИИН замаскированы для отчёта). Данные публичны и без авторизации, но соответствуют назначению общедоступного реестра.</w:t>
+        <w:t xml:space="preserve">Скриншот 5. РСП /ru/rsp, глубокая страница: строки индивидуальных предпринимателей (ИИН замаскированы для отчёта). Данные публичны и без авторизации, но соответствуют назначению общедоступного реестра.</w:t>
       </w:r>
     </w:p>
     <w:p>
@@ -4096,7 +5923,7 @@
         <w:spacing w:after="120" w:before="280"/>
       </w:pPr>
       <w:r>
-        <w:t xml:space="preserve">6. Таблица проверенных документов (25 из 80)</w:t>
+        <w:t xml:space="preserve">8. Таблица проверенных документов (25 из 80)</w:t>
       </w:r>
     </w:p>
     <w:p>
@@ -7214,7 +9041,7 @@
         <w:spacing w:after="120" w:before="280"/>
       </w:pPr>
       <w:r>
-        <w:t xml:space="preserve">7. Таблица ошибок</w:t>
+        <w:t xml:space="preserve">9. Таблица ошибок</w:t>
       </w:r>
     </w:p>
     <w:tbl>
@@ -7907,7 +9734,7 @@
                 <w:sz w:val="18"/>
                 <w:szCs w:val="18"/>
               </w:rPr>
-              <w:t xml:space="preserve">Утечка топологии (см. раздел 5)</w:t>
+              <w:t xml:space="preserve">Утечка топологии (см. раздел 7)</w:t>
             </w:r>
           </w:p>
         </w:tc>
@@ -7931,7 +9758,7 @@
         <w:spacing w:after="120" w:before="280"/>
       </w:pPr>
       <w:r>
-        <w:t xml:space="preserve">8. Перечень редиректов</w:t>
+        <w:t xml:space="preserve">10. Перечень редиректов</w:t>
       </w:r>
     </w:p>
     <w:tbl>
@@ -8399,7 +10226,7 @@
         <w:spacing w:after="120" w:before="280"/>
       </w:pPr>
       <w:r>
-        <w:t xml:space="preserve">9. Сетевой анализ (Network)</w:t>
+        <w:t xml:space="preserve">11. Сетевой анализ (Network)</w:t>
       </w:r>
     </w:p>
     <w:p>
@@ -8494,7 +10321,7 @@
                     </pic:cNvPicPr>
                   </pic:nvPicPr>
                   <pic:blipFill>
-                    <a:blip r:embed="rId11" cstate="none"/>
+                    <a:blip r:embed="rId12" cstate="none"/>
                     <a:srcRect/>
                     <a:stretch>
                       <a:fillRect/>
@@ -8529,7 +10356,7 @@
           <w:sz w:val="18"/>
           <w:szCs w:val="18"/>
         </w:rPr>
-        <w:t xml:space="preserve">Скриншот 5. Работающий поиск с фильтрами (год анализа, тип РА, ОКЭД, сфера деятельности).</w:t>
+        <w:t xml:space="preserve">Скриншот 6. Работающий поиск с фильтрами (год анализа, тип РА, ОКЭД, сфера деятельности).</w:t>
       </w:r>
     </w:p>
     <w:p>
@@ -8543,7 +10370,7 @@
         <w:spacing w:after="120" w:before="280"/>
       </w:pPr>
       <w:r>
-        <w:t xml:space="preserve">10. Нормативная база и соответствие назначению</w:t>
+        <w:t xml:space="preserve">12. Нормативная база и соответствие назначению</w:t>
       </w:r>
     </w:p>
     <w:p>
@@ -8552,7 +10379,7 @@
         <w:spacing w:after="100" w:before="220"/>
       </w:pPr>
       <w:r>
-        <w:t xml:space="preserve">10.1. Нормативная база (проверено по первоисточнику)</w:t>
+        <w:t xml:space="preserve">12.1. Нормативная база (проверено по первоисточнику)</w:t>
       </w:r>
     </w:p>
     <w:p>
@@ -9024,7 +10851,7 @@
         <w:spacing w:after="100" w:before="220"/>
       </w:pPr>
       <w:r>
-        <w:t xml:space="preserve">10.2. Возможности, ожидаемые от реестра требований</w:t>
+        <w:t xml:space="preserve">12.2. Возможности, ожидаемые от реестра требований</w:t>
       </w:r>
     </w:p>
     <w:tbl>
@@ -9729,7 +11556,7 @@
         <w:spacing w:after="100" w:before="220"/>
       </w:pPr>
       <w:r>
-        <w:t xml:space="preserve">10.3. Архитектурные выводы</w:t>
+        <w:t xml:space="preserve">12.3. Архитектурные выводы</w:t>
       </w:r>
     </w:p>
     <w:p>
@@ -9816,7 +11643,7 @@
         <w:spacing w:after="120" w:before="280"/>
       </w:pPr>
       <w:r>
-        <w:t xml:space="preserve">11. UX-аудит (глазами пользователя)</w:t>
+        <w:t xml:space="preserve">13. UX-аудит (глазами пользователя)</w:t>
       </w:r>
     </w:p>
     <w:tbl>
@@ -10093,7 +11920,7 @@
         <w:spacing w:after="120" w:before="280"/>
       </w:pPr>
       <w:r>
-        <w:t xml:space="preserve">12. Реестр или каталог ссылок?</w:t>
+        <w:t xml:space="preserve">14. Реестр или каталог ссылок?</w:t>
       </w:r>
     </w:p>
     <w:p>
@@ -10189,7 +12016,7 @@
         <w:spacing w:after="120" w:before="280"/>
       </w:pPr>
       <w:r>
-        <w:t xml:space="preserve">13. Итоговая экспертная оценка (10-балльная шкала)</w:t>
+        <w:t xml:space="preserve">15. Итоговая экспертная оценка (10-балльная шкала)</w:t>
       </w:r>
     </w:p>
     <w:tbl>
@@ -10335,10 +12162,13 @@
             </w:pPr>
             <w:r>
               <w:rPr>
-                <w:sz w:val="18"/>
-                <w:szCs w:val="18"/>
-              </w:rPr>
-              <w:t xml:space="preserve">2 / 10</w:t>
+                <w:b/>
+                <w:bCs/>
+                <w:color w:val="C00000"/>
+                <w:sz w:val="18"/>
+                <w:szCs w:val="18"/>
+              </w:rPr>
+              <w:t xml:space="preserve">1 / 10</w:t>
             </w:r>
           </w:p>
         </w:tc>
@@ -10361,7 +12191,7 @@
                 <w:sz w:val="18"/>
                 <w:szCs w:val="18"/>
               </w:rPr>
-              <w:t xml:space="preserve">Целевая функция неисправна в ~88 %</w:t>
+              <w:t xml:space="preserve">Ссылка на текст требования не работает в 94,04 % случаев</w:t>
             </w:r>
           </w:p>
         </w:tc>
@@ -10406,10 +12236,13 @@
             </w:pPr>
             <w:r>
               <w:rPr>
-                <w:sz w:val="18"/>
-                <w:szCs w:val="18"/>
-              </w:rPr>
-              <w:t xml:space="preserve">2 / 10</w:t>
+                <w:b/>
+                <w:bCs/>
+                <w:color w:val="C00000"/>
+                <w:sz w:val="18"/>
+                <w:szCs w:val="18"/>
+              </w:rPr>
+              <w:t xml:space="preserve">1 / 10</w:t>
             </w:r>
           </w:p>
         </w:tc>
@@ -10432,7 +12265,7 @@
                 <w:sz w:val="18"/>
                 <w:szCs w:val="18"/>
               </w:rPr>
-              <w:t xml:space="preserve">Нет текста, пустые метаданные, битые ссылки</w:t>
+              <w:t xml:space="preserve">Текст требований отсутствует полностью (0 из 2 954 строк); ОКЭД не расшифрован (0 %)</w:t>
             </w:r>
           </w:p>
         </w:tc>
@@ -10574,7 +12407,7 @@
                 <w:sz w:val="18"/>
                 <w:szCs w:val="18"/>
               </w:rPr>
-              <w:t xml:space="preserve">Постоянный уход и обрыв на ошибке</w:t>
+              <w:t xml:space="preserve">Уход с портала и обрыв на ошибке; отраслевая привязка нечитаема</w:t>
             </w:r>
           </w:p>
         </w:tc>
@@ -10619,6 +12452,9 @@
             </w:pPr>
             <w:r>
               <w:rPr>
+                <w:b/>
+                <w:bCs/>
+                <w:color w:val="C00000"/>
                 <w:sz w:val="18"/>
                 <w:szCs w:val="18"/>
               </w:rPr>
@@ -10645,7 +12481,7 @@
                 <w:sz w:val="18"/>
                 <w:szCs w:val="18"/>
               </w:rPr>
-              <w:t xml:space="preserve">Каталог ссылок, а не реестр требований</w:t>
+              <w:t xml:space="preserve">Библиографический указатель норм, а не реестр требований</w:t>
             </w:r>
           </w:p>
         </w:tc>
@@ -10888,7 +12724,7 @@
           <w:sz w:val="22"/>
           <w:szCs w:val="22"/>
         </w:rPr>
-        <w:t xml:space="preserve">Как показано в разделе 10, следует различать формальное соответствие структуре реестра (графы формально присутствуют — ~7/10) и сущностное соответствие задаче закона (информированность об исчерпывающем перечне требований — ~2/10). Данная интегральная оценка отражает именно сущностную сторону — фактическую пользу для предпринимателя.</w:t>
+        <w:t xml:space="preserve">Как показано в разделе 12, следует различать формальное соответствие структуре реестра (графы формально присутствуют — ~7/10) и сущностное соответствие задаче закона (информированность об исчерпывающем перечне требований — ~2/10). Данная интегральная оценка отражает именно сущностную сторону — фактическую пользу для предпринимателя.</w:t>
       </w:r>
     </w:p>
     <w:p>
@@ -10897,7 +12733,7 @@
         <w:spacing w:after="120" w:before="280"/>
       </w:pPr>
       <w:r>
-        <w:t xml:space="preserve">14. Технические причины и рекомендации</w:t>
+        <w:t xml:space="preserve">16. Технические причины и рекомендации</w:t>
       </w:r>
     </w:p>
     <w:p>
@@ -10906,7 +12742,7 @@
         <w:spacing w:after="100" w:before="220"/>
       </w:pPr>
       <w:r>
-        <w:t xml:space="preserve">14.1. Причины</w:t>
+        <w:t xml:space="preserve">16.1. Причины</w:t>
       </w:r>
     </w:p>
     <w:p>
@@ -10983,7 +12819,7 @@
         <w:spacing w:after="100" w:before="220"/>
       </w:pPr>
       <w:r>
-        <w:t xml:space="preserve">14.2. Рекомендации (по приоритету)</w:t>
+        <w:t xml:space="preserve">16.2. Рекомендации (по приоритету)</w:t>
       </w:r>
     </w:p>
     <w:p>
